--- a/3-能力管理/流程制度规范类文件/HXDL-ITSS-0301 运维服务能力管理制度.docx
+++ b/3-能力管理/流程制度规范类文件/HXDL-ITSS-0301 运维服务能力管理制度.docx
@@ -1,25 +1,24 @@
 
 <file path=word/document.xml><?xml version="1.0" encoding="utf-8"?>
-<w:document xmlns:wpc="http://schemas.microsoft.com/office/word/2010/wordprocessingCanvas" xmlns:mc="http://schemas.openxmlformats.org/markup-compatibility/2006" xmlns:o="urn:schemas-microsoft-com:office:office" xmlns:r="http://schemas.openxmlformats.org/officeDocument/2006/relationships" xmlns:m="http://schemas.openxmlformats.org/officeDocument/2006/math" xmlns:v="urn:schemas-microsoft-com:vml" xmlns:wp14="http://schemas.microsoft.com/office/word/2010/wordprocessingDrawing" xmlns:wp="http://schemas.openxmlformats.org/drawingml/2006/wordprocessingDrawing" xmlns:w10="urn:schemas-microsoft-com:office:word" xmlns:w="http://schemas.openxmlformats.org/wordprocessingml/2006/main" xmlns:w14="http://schemas.microsoft.com/office/word/2010/wordml" xmlns:w15="http://schemas.microsoft.com/office/word/2012/wordml" xmlns:wne="http://schemas.microsoft.com/office/word/2006/wordml" xmlns:wpg="http://schemas.microsoft.com/office/word/2010/wordprocessingGroup" xmlns:wpi="http://schemas.microsoft.com/office/word/2010/wordprocessingInk" xmlns:wps="http://schemas.microsoft.com/office/word/2010/wordprocessingShape" mc:Ignorable="w14 w15 wp14">
-  <!-- Generated by Aspose.Words for .NET 13.3.0.1 -->
+<w:document xmlns:wpc="http://schemas.microsoft.com/office/word/2010/wordprocessingCanvas" xmlns:mc="http://schemas.openxmlformats.org/markup-compatibility/2006" xmlns:o="urn:schemas-microsoft-com:office:office" xmlns:r="http://schemas.openxmlformats.org/officeDocument/2006/relationships" xmlns:m="http://schemas.openxmlformats.org/officeDocument/2006/math" xmlns:v="urn:schemas-microsoft-com:vml" xmlns:wp14="http://schemas.microsoft.com/office/word/2010/wordprocessingDrawing" xmlns:wp="http://schemas.openxmlformats.org/drawingml/2006/wordprocessingDrawing" xmlns:w="http://schemas.openxmlformats.org/wordprocessingml/2006/main" xmlns:w14="http://schemas.microsoft.com/office/word/2010/wordml" xmlns:w10="urn:schemas-microsoft-com:office:word" xmlns:w15="http://schemas.microsoft.com/office/word/2012/wordml" xmlns:wpg="http://schemas.microsoft.com/office/word/2010/wordprocessingGroup" xmlns:wpi="http://schemas.microsoft.com/office/word/2010/wordprocessingInk" xmlns:wne="http://schemas.microsoft.com/office/word/2006/wordml" xmlns:wps="http://schemas.microsoft.com/office/word/2010/wordprocessingShape" xmlns:wpsCustomData="http://www.wps.cn/officeDocument/2013/wpsCustomData" mc:Ignorable="w14 w15 wp14">
   <w:body>
     <w:p>
       <w:pPr>
-        <w:pStyle w:val="a"/>
-        <w:keepNext w:val="0"/>
-        <w:keepLines w:val="0"/>
-        <w:pageBreakBefore w:val="0"/>
-        <w:widowControl w:val="0"/>
-        <w:kinsoku w:val="0"/>
-        <w:wordWrap/>
-        <w:overflowPunct/>
-        <w:topLinePunct w:val="0"/>
-        <w:autoSpaceDE w:val="0"/>
-        <w:autoSpaceDN w:val="0"/>
-        <w:bidi w:val="0"/>
-        <w:adjustRightInd w:val="0"/>
-        <w:snapToGrid w:val="0"/>
-        <w:ind w:left="0" w:right="0" w:firstLine="0" w:leftChars="0" w:rightChars="0" w:firstLineChars="0"/>
+        <w:pStyle w:val="24"/>
+        <w:keepNext w:val="0"/>
+        <w:keepLines w:val="0"/>
+        <w:pageBreakBefore w:val="0"/>
+        <w:widowControl w:val="0"/>
+        <w:kinsoku w:val="0"/>
+        <w:wordWrap/>
+        <w:overflowPunct/>
+        <w:topLinePunct w:val="0"/>
+        <w:autoSpaceDE w:val="0"/>
+        <w:autoSpaceDN w:val="0"/>
+        <w:bidi w:val="0"/>
+        <w:adjustRightInd w:val="0"/>
+        <w:snapToGrid w:val="0"/>
+        <w:ind w:left="0" w:leftChars="0" w:right="0" w:rightChars="0" w:firstLine="0" w:firstLineChars="0"/>
         <w:jc w:val="center"/>
         <w:textAlignment w:val="baseline"/>
         <w:rPr>
@@ -29,7 +28,7 @@
       </w:pPr>
       <w:r>
         <w:drawing>
-          <wp:anchor distT="0" distB="0" distL="114300" distR="114300" simplePos="0" relativeHeight="251658240" behindDoc="1" locked="0" layoutInCell="1" allowOverlap="1">
+          <wp:anchor distT="0" distB="0" distL="114300" distR="114300" simplePos="0" relativeHeight="251659264" behindDoc="1" locked="0" layoutInCell="1" allowOverlap="1">
             <wp:simplePos x="0" y="0"/>
             <wp:positionH relativeFrom="column">
               <wp:posOffset>-1186815</wp:posOffset>
@@ -54,7 +53,7 @@
                     </pic:cNvPicPr>
                   </pic:nvPicPr>
                   <pic:blipFill>
-                    <a:blip xmlns:r="http://schemas.openxmlformats.org/officeDocument/2006/relationships" r:embed="rId4"/>
+                    <a:blip r:embed="rId6"/>
                     <a:stretch>
                       <a:fillRect/>
                     </a:stretch>
@@ -88,7 +87,7 @@
     </w:p>
     <w:p>
       <w:pPr>
-        <w:pStyle w:val="a0"/>
+        <w:pStyle w:val="25"/>
         <w:keepNext w:val="0"/>
         <w:keepLines w:val="0"/>
         <w:pageBreakBefore w:val="0"/>
@@ -103,7 +102,7 @@
         <w:adjustRightInd w:val="0"/>
         <w:snapToGrid w:val="0"/>
         <w:spacing w:before="0" w:after="0" w:afterLines="0"/>
-        <w:ind w:left="0" w:right="0" w:firstLine="0" w:leftChars="0" w:rightChars="0" w:firstLineChars="0"/>
+        <w:ind w:left="0" w:leftChars="0" w:right="0" w:rightChars="0" w:firstLine="0" w:firstLineChars="0"/>
         <w:jc w:val="center"/>
         <w:textAlignment w:val="baseline"/>
         <w:rPr>
@@ -121,7 +120,7 @@
     </w:p>
     <w:p>
       <w:pPr>
-        <w:pStyle w:val="a0"/>
+        <w:pStyle w:val="25"/>
         <w:keepNext w:val="0"/>
         <w:keepLines w:val="0"/>
         <w:pageBreakBefore w:val="0"/>
@@ -136,7 +135,7 @@
         <w:adjustRightInd w:val="0"/>
         <w:snapToGrid w:val="0"/>
         <w:spacing w:before="0" w:after="0" w:afterLines="0"/>
-        <w:ind w:left="0" w:right="0" w:firstLine="0" w:leftChars="0" w:rightChars="0" w:firstLineChars="0"/>
+        <w:ind w:left="0" w:leftChars="0" w:right="0" w:rightChars="0" w:firstLine="0" w:firstLineChars="0"/>
         <w:jc w:val="center"/>
         <w:textAlignment w:val="baseline"/>
         <w:rPr>
@@ -167,7 +166,7 @@
         <w:bidi w:val="0"/>
         <w:adjustRightInd w:val="0"/>
         <w:snapToGrid w:val="0"/>
-        <w:ind w:left="0" w:right="0" w:firstLine="0" w:leftChars="0" w:rightChars="0" w:firstLineChars="0"/>
+        <w:ind w:left="0" w:leftChars="0" w:right="0" w:rightChars="0" w:firstLine="0" w:firstLineChars="0"/>
         <w:jc w:val="center"/>
         <w:textAlignment w:val="baseline"/>
         <w:rPr>
@@ -178,17 +177,18 @@
     </w:p>
     <w:tbl>
       <w:tblPr>
-        <w:tblStyle w:val="TableGrid"/>
+        <w:tblStyle w:val="21"/>
         <w:tblW w:w="0" w:type="auto"/>
         <w:jc w:val="center"/>
         <w:tblBorders>
-          <w:top w:val="nil"/>
-          <w:left w:val="nil"/>
-          <w:bottom w:val="nil"/>
-          <w:right w:val="nil"/>
-          <w:insideH w:val="nil"/>
-          <w:insideV w:val="nil"/>
+          <w:top w:val="none" w:color="auto" w:sz="0" w:space="0"/>
+          <w:left w:val="none" w:color="auto" w:sz="0" w:space="0"/>
+          <w:bottom w:val="none" w:color="auto" w:sz="0" w:space="0"/>
+          <w:right w:val="none" w:color="auto" w:sz="0" w:space="0"/>
+          <w:insideH w:val="none" w:color="auto" w:sz="0" w:space="0"/>
+          <w:insideV w:val="none" w:color="auto" w:sz="0" w:space="0"/>
         </w:tblBorders>
+        <w:tblLayout w:type="autofit"/>
         <w:tblCellMar>
           <w:top w:w="0" w:type="dxa"/>
           <w:left w:w="108" w:type="dxa"/>
@@ -202,25 +202,17 @@
       </w:tblGrid>
       <w:tr>
         <w:tblPrEx>
-          <w:tblW w:w="0" w:type="auto"/>
-          <w:jc w:val="center"/>
           <w:tblBorders>
-            <w:top w:val="nil"/>
-            <w:left w:val="nil"/>
-            <w:bottom w:val="nil"/>
-            <w:right w:val="nil"/>
-            <w:insideH w:val="nil"/>
-            <w:insideV w:val="nil"/>
+            <w:top w:val="none" w:color="auto" w:sz="0" w:space="0"/>
+            <w:left w:val="none" w:color="auto" w:sz="0" w:space="0"/>
+            <w:bottom w:val="none" w:color="auto" w:sz="0" w:space="0"/>
+            <w:right w:val="none" w:color="auto" w:sz="0" w:space="0"/>
+            <w:insideH w:val="none" w:color="auto" w:sz="0" w:space="0"/>
+            <w:insideV w:val="none" w:color="auto" w:sz="0" w:space="0"/>
           </w:tblBorders>
-          <w:tblCellMar>
-            <w:top w:w="0" w:type="dxa"/>
-            <w:left w:w="108" w:type="dxa"/>
-            <w:bottom w:w="0" w:type="dxa"/>
-            <w:right w:w="108" w:type="dxa"/>
-          </w:tblCellMar>
         </w:tblPrEx>
         <w:trPr>
-          <w:trHeight w:val="810"/>
+          <w:trHeight w:val="810" w:hRule="atLeast"/>
           <w:jc w:val="center"/>
         </w:trPr>
         <w:tc>
@@ -242,7 +234,7 @@
               <w:bidi w:val="0"/>
               <w:adjustRightInd w:val="0"/>
               <w:snapToGrid w:val="0"/>
-              <w:ind w:left="0" w:right="0" w:firstLine="0" w:leftChars="0" w:rightChars="0" w:firstLineChars="0"/>
+              <w:ind w:left="0" w:leftChars="0" w:right="0" w:rightChars="0" w:firstLine="0" w:firstLineChars="0"/>
               <w:jc w:val="left"/>
               <w:textAlignment w:val="baseline"/>
               <w:rPr>
@@ -261,7 +253,7 @@
             </w:r>
             <w:r>
               <w:rPr>
-                <w:rFonts w:asciiTheme="minorAscii" w:eastAsiaTheme="minorEastAsia" w:hAnsiTheme="minorAscii" w:hint="default"/>
+                <w:rFonts w:hint="default" w:asciiTheme="minorAscii" w:hAnsiTheme="minorAscii" w:eastAsiaTheme="minorEastAsia"/>
                 <w:spacing w:val="227"/>
                 <w:sz w:val="21"/>
                 <w:vertAlign w:val="baseline"/>
@@ -299,7 +291,7 @@
               <w:bidi w:val="0"/>
               <w:adjustRightInd w:val="0"/>
               <w:snapToGrid w:val="0"/>
-              <w:ind w:left="0" w:right="0" w:firstLine="0" w:leftChars="0" w:rightChars="0" w:firstLineChars="0"/>
+              <w:ind w:left="0" w:leftChars="0" w:right="0" w:rightChars="0" w:firstLine="0" w:firstLineChars="0"/>
               <w:jc w:val="right"/>
               <w:textAlignment w:val="baseline"/>
               <w:rPr>
@@ -318,7 +310,7 @@
             </w:r>
             <w:r>
               <w:rPr>
-                <w:rFonts w:asciiTheme="minorAscii" w:eastAsiaTheme="minorEastAsia" w:hAnsiTheme="minorAscii" w:hint="eastAsia"/>
+                <w:rFonts w:hint="eastAsia" w:asciiTheme="minorAscii" w:hAnsiTheme="minorAscii" w:eastAsiaTheme="minorEastAsia"/>
                 <w:spacing w:val="227"/>
                 <w:sz w:val="21"/>
                 <w:vertAlign w:val="baseline"/>
@@ -340,8 +332,14 @@
       </w:tr>
       <w:tr>
         <w:tblPrEx>
-          <w:tblW w:w="0" w:type="auto"/>
-          <w:jc w:val="center"/>
+          <w:tblBorders>
+            <w:top w:val="none" w:color="auto" w:sz="0" w:space="0"/>
+            <w:left w:val="none" w:color="auto" w:sz="0" w:space="0"/>
+            <w:bottom w:val="none" w:color="auto" w:sz="0" w:space="0"/>
+            <w:right w:val="none" w:color="auto" w:sz="0" w:space="0"/>
+            <w:insideH w:val="none" w:color="auto" w:sz="0" w:space="0"/>
+            <w:insideV w:val="none" w:color="auto" w:sz="0" w:space="0"/>
+          </w:tblBorders>
           <w:tblCellMar>
             <w:top w:w="0" w:type="dxa"/>
             <w:left w:w="108" w:type="dxa"/>
@@ -350,7 +348,7 @@
           </w:tblCellMar>
         </w:tblPrEx>
         <w:trPr>
-          <w:trHeight w:val="810"/>
+          <w:trHeight w:val="810" w:hRule="atLeast"/>
           <w:jc w:val="center"/>
         </w:trPr>
         <w:tc>
@@ -373,11 +371,11 @@
               <w:bidi w:val="0"/>
               <w:adjustRightInd w:val="0"/>
               <w:snapToGrid w:val="0"/>
-              <w:ind w:left="0" w:right="0" w:firstLine="0" w:leftChars="0" w:rightChars="0" w:firstLineChars="0"/>
+              <w:ind w:left="0" w:leftChars="0" w:right="0" w:rightChars="0" w:firstLine="0" w:firstLineChars="0"/>
               <w:jc w:val="left"/>
               <w:textAlignment w:val="baseline"/>
               <w:rPr>
-                <w:rFonts w:ascii="Arial" w:eastAsia="Arial" w:hAnsi="Arial" w:cs="Arial" w:hint="eastAsia"/>
+                <w:rFonts w:hint="eastAsia" w:ascii="Arial" w:hAnsi="Arial" w:eastAsia="Arial" w:cs="Arial"/>
                 <w:snapToGrid w:val="0"/>
                 <w:color w:val="000000"/>
                 <w:kern w:val="0"/>
@@ -397,7 +395,7 @@
             </w:r>
             <w:r>
               <w:rPr>
-                <w:rFonts w:asciiTheme="minorAscii" w:eastAsiaTheme="minorEastAsia" w:hAnsiTheme="minorAscii" w:hint="default"/>
+                <w:rFonts w:hint="default" w:asciiTheme="minorAscii" w:hAnsiTheme="minorAscii" w:eastAsiaTheme="minorEastAsia"/>
                 <w:spacing w:val="227"/>
                 <w:sz w:val="21"/>
                 <w:vertAlign w:val="baseline"/>
@@ -436,11 +434,11 @@
               <w:bidi w:val="0"/>
               <w:adjustRightInd w:val="0"/>
               <w:snapToGrid w:val="0"/>
-              <w:ind w:left="0" w:right="0" w:firstLine="0" w:leftChars="0" w:rightChars="0" w:firstLineChars="0"/>
+              <w:ind w:left="0" w:leftChars="0" w:right="0" w:rightChars="0" w:firstLine="0" w:firstLineChars="0"/>
               <w:jc w:val="right"/>
               <w:textAlignment w:val="baseline"/>
               <w:rPr>
-                <w:rFonts w:ascii="Arial" w:eastAsia="Arial" w:hAnsi="Arial" w:cs="Arial" w:hint="eastAsia"/>
+                <w:rFonts w:hint="eastAsia" w:ascii="Arial" w:hAnsi="Arial" w:eastAsia="Arial" w:cs="Arial"/>
                 <w:snapToGrid w:val="0"/>
                 <w:color w:val="000000"/>
                 <w:kern w:val="0"/>
@@ -460,7 +458,7 @@
             </w:r>
             <w:r>
               <w:rPr>
-                <w:rFonts w:asciiTheme="minorAscii" w:eastAsiaTheme="minorEastAsia" w:hAnsiTheme="minorAscii" w:hint="eastAsia"/>
+                <w:rFonts w:hint="eastAsia" w:asciiTheme="minorAscii" w:hAnsiTheme="minorAscii" w:eastAsiaTheme="minorEastAsia"/>
                 <w:spacing w:val="227"/>
                 <w:sz w:val="21"/>
                 <w:vertAlign w:val="baseline"/>
@@ -482,8 +480,14 @@
       </w:tr>
       <w:tr>
         <w:tblPrEx>
-          <w:tblW w:w="0" w:type="auto"/>
-          <w:jc w:val="center"/>
+          <w:tblBorders>
+            <w:top w:val="none" w:color="auto" w:sz="0" w:space="0"/>
+            <w:left w:val="none" w:color="auto" w:sz="0" w:space="0"/>
+            <w:bottom w:val="none" w:color="auto" w:sz="0" w:space="0"/>
+            <w:right w:val="none" w:color="auto" w:sz="0" w:space="0"/>
+            <w:insideH w:val="none" w:color="auto" w:sz="0" w:space="0"/>
+            <w:insideV w:val="none" w:color="auto" w:sz="0" w:space="0"/>
+          </w:tblBorders>
           <w:tblCellMar>
             <w:top w:w="0" w:type="dxa"/>
             <w:left w:w="108" w:type="dxa"/>
@@ -492,7 +496,7 @@
           </w:tblCellMar>
         </w:tblPrEx>
         <w:trPr>
-          <w:trHeight w:val="635"/>
+          <w:trHeight w:val="635" w:hRule="atLeast"/>
           <w:jc w:val="center"/>
         </w:trPr>
         <w:tc>
@@ -514,7 +518,7 @@
               <w:bidi w:val="0"/>
               <w:adjustRightInd w:val="0"/>
               <w:snapToGrid w:val="0"/>
-              <w:ind w:left="0" w:right="0" w:firstLine="0" w:leftChars="0" w:rightChars="0" w:firstLineChars="0"/>
+              <w:ind w:left="0" w:leftChars="0" w:right="0" w:rightChars="0" w:firstLine="0" w:firstLineChars="0"/>
               <w:jc w:val="left"/>
               <w:textAlignment w:val="baseline"/>
               <w:rPr>
@@ -533,7 +537,7 @@
             </w:r>
             <w:r>
               <w:rPr>
-                <w:rFonts w:asciiTheme="minorAscii" w:eastAsiaTheme="minorEastAsia" w:hAnsiTheme="minorAscii" w:hint="eastAsia"/>
+                <w:rFonts w:hint="eastAsia" w:asciiTheme="minorAscii" w:hAnsiTheme="minorAscii" w:eastAsiaTheme="minorEastAsia"/>
                 <w:spacing w:val="227"/>
                 <w:sz w:val="21"/>
                 <w:vertAlign w:val="baseline"/>
@@ -570,7 +574,7 @@
               <w:bidi w:val="0"/>
               <w:adjustRightInd w:val="0"/>
               <w:snapToGrid w:val="0"/>
-              <w:ind w:left="0" w:right="0" w:firstLine="0" w:leftChars="0" w:rightChars="0" w:firstLineChars="0"/>
+              <w:ind w:left="0" w:leftChars="0" w:right="0" w:rightChars="0" w:firstLine="0" w:firstLineChars="0"/>
               <w:jc w:val="right"/>
               <w:textAlignment w:val="baseline"/>
               <w:rPr>
@@ -589,7 +593,7 @@
             </w:r>
             <w:r>
               <w:rPr>
-                <w:rFonts w:asciiTheme="minorAscii" w:eastAsiaTheme="minorEastAsia" w:hAnsiTheme="minorAscii" w:hint="eastAsia"/>
+                <w:rFonts w:hint="eastAsia" w:asciiTheme="minorAscii" w:hAnsiTheme="minorAscii" w:eastAsiaTheme="minorEastAsia"/>
                 <w:spacing w:val="227"/>
                 <w:sz w:val="21"/>
                 <w:vertAlign w:val="baseline"/>
@@ -659,14 +663,14 @@
         <w:textAlignment w:val="baseline"/>
         <w:outlineLvl w:val="0"/>
         <w:rPr>
-          <w:rFonts w:ascii="宋体" w:eastAsia="宋体" w:hAnsi="宋体" w:cs="宋体"/>
+          <w:rFonts w:ascii="宋体" w:hAnsi="宋体" w:eastAsia="宋体" w:cs="宋体"/>
           <w:sz w:val="30"/>
           <w:szCs w:val="30"/>
         </w:rPr>
       </w:pPr>
       <w:r>
         <w:rPr>
-          <w:rFonts w:ascii="宋体" w:eastAsia="宋体" w:hAnsi="宋体" w:cs="宋体"/>
+          <w:rFonts w:ascii="宋体" w:hAnsi="宋体" w:eastAsia="宋体" w:cs="宋体"/>
           <w:b/>
           <w:bCs/>
           <w:spacing w:val="-4"/>
@@ -678,16 +682,16 @@
     </w:p>
     <w:tbl>
       <w:tblPr>
-        <w:tblStyle w:val="TableNormal00"/>
+        <w:tblStyle w:val="42"/>
         <w:tblW w:w="9005" w:type="dxa"/>
         <w:tblInd w:w="34" w:type="dxa"/>
         <w:tblBorders>
-          <w:top w:val="single" w:sz="6" w:space="0" w:color="000000"/>
-          <w:left w:val="single" w:sz="6" w:space="0" w:color="000000"/>
-          <w:bottom w:val="single" w:sz="6" w:space="0" w:color="000000"/>
-          <w:right w:val="single" w:sz="6" w:space="0" w:color="000000"/>
-          <w:insideH w:val="single" w:sz="6" w:space="0" w:color="000000"/>
-          <w:insideV w:val="single" w:sz="6" w:space="0" w:color="000000"/>
+          <w:top w:val="single" w:color="000000" w:sz="6" w:space="0"/>
+          <w:left w:val="single" w:color="000000" w:sz="6" w:space="0"/>
+          <w:bottom w:val="single" w:color="000000" w:sz="6" w:space="0"/>
+          <w:right w:val="single" w:color="000000" w:sz="6" w:space="0"/>
+          <w:insideH w:val="single" w:color="000000" w:sz="6" w:space="0"/>
+          <w:insideV w:val="single" w:color="000000" w:sz="6" w:space="0"/>
         </w:tblBorders>
         <w:tblLayout w:type="fixed"/>
         <w:tblCellMar>
@@ -709,17 +713,14 @@
       </w:tblGrid>
       <w:tr>
         <w:tblPrEx>
-          <w:tblW w:w="9005" w:type="dxa"/>
-          <w:tblInd w:w="34" w:type="dxa"/>
           <w:tblBorders>
-            <w:top w:val="single" w:sz="6" w:space="0" w:color="000000"/>
-            <w:left w:val="single" w:sz="6" w:space="0" w:color="000000"/>
-            <w:bottom w:val="single" w:sz="6" w:space="0" w:color="000000"/>
-            <w:right w:val="single" w:sz="6" w:space="0" w:color="000000"/>
-            <w:insideH w:val="single" w:sz="6" w:space="0" w:color="000000"/>
-            <w:insideV w:val="single" w:sz="6" w:space="0" w:color="000000"/>
+            <w:top w:val="single" w:color="000000" w:sz="6" w:space="0"/>
+            <w:left w:val="single" w:color="000000" w:sz="6" w:space="0"/>
+            <w:bottom w:val="single" w:color="000000" w:sz="6" w:space="0"/>
+            <w:right w:val="single" w:color="000000" w:sz="6" w:space="0"/>
+            <w:insideH w:val="single" w:color="000000" w:sz="6" w:space="0"/>
+            <w:insideV w:val="single" w:color="000000" w:sz="6" w:space="0"/>
           </w:tblBorders>
-          <w:tblLayout w:type="fixed"/>
           <w:tblCellMar>
             <w:top w:w="0" w:type="dxa"/>
             <w:left w:w="0" w:type="dxa"/>
@@ -728,15 +729,15 @@
           </w:tblCellMar>
         </w:tblPrEx>
         <w:trPr>
-          <w:trHeight w:val="489"/>
+          <w:trHeight w:val="489" w:hRule="atLeast"/>
         </w:trPr>
         <w:tc>
           <w:tcPr>
             <w:tcW w:w="845" w:type="dxa"/>
             <w:vMerge w:val="restart"/>
             <w:tcBorders>
-              <w:top w:val="single" w:sz="10" w:space="0" w:color="000000"/>
-              <w:left w:val="single" w:sz="10" w:space="0" w:color="000000"/>
+              <w:top w:val="single" w:color="000000" w:sz="10" w:space="0"/>
+              <w:left w:val="single" w:color="000000" w:sz="10" w:space="0"/>
               <w:bottom w:val="nil"/>
             </w:tcBorders>
             <w:shd w:val="clear" w:color="auto" w:fill="D9D9D9"/>
@@ -783,14 +784,14 @@
               <w:ind w:left="172"/>
               <w:textAlignment w:val="baseline"/>
               <w:rPr>
-                <w:rFonts w:ascii="宋体" w:eastAsia="宋体" w:hAnsi="宋体" w:cs="宋体"/>
+                <w:rFonts w:ascii="宋体" w:hAnsi="宋体" w:eastAsia="宋体" w:cs="宋体"/>
                 <w:sz w:val="24"/>
                 <w:szCs w:val="24"/>
               </w:rPr>
             </w:pPr>
             <w:r>
               <w:rPr>
-                <w:rFonts w:ascii="宋体" w:eastAsia="宋体" w:hAnsi="宋体" w:cs="宋体"/>
+                <w:rFonts w:ascii="宋体" w:hAnsi="宋体" w:eastAsia="宋体" w:cs="宋体"/>
                 <w:b/>
                 <w:bCs/>
                 <w:spacing w:val="-5"/>
@@ -806,7 +807,7 @@
             <w:tcW w:w="2155" w:type="dxa"/>
             <w:gridSpan w:val="2"/>
             <w:tcBorders>
-              <w:top w:val="single" w:sz="10" w:space="0" w:color="000000"/>
+              <w:top w:val="single" w:color="000000" w:sz="10" w:space="0"/>
             </w:tcBorders>
             <w:shd w:val="clear" w:color="auto" w:fill="D9D9D9"/>
           </w:tcPr>
@@ -829,14 +830,14 @@
               <w:ind w:left="528"/>
               <w:textAlignment w:val="baseline"/>
               <w:rPr>
-                <w:rFonts w:ascii="宋体" w:eastAsia="宋体" w:hAnsi="宋体" w:cs="宋体"/>
+                <w:rFonts w:ascii="宋体" w:hAnsi="宋体" w:eastAsia="宋体" w:cs="宋体"/>
                 <w:sz w:val="24"/>
                 <w:szCs w:val="24"/>
               </w:rPr>
             </w:pPr>
             <w:r>
               <w:rPr>
-                <w:rFonts w:ascii="宋体" w:eastAsia="宋体" w:hAnsi="宋体" w:cs="宋体"/>
+                <w:rFonts w:ascii="宋体" w:hAnsi="宋体" w:eastAsia="宋体" w:cs="宋体"/>
                 <w:b/>
                 <w:bCs/>
                 <w:spacing w:val="-4"/>
@@ -852,7 +853,7 @@
             <w:tcW w:w="2334" w:type="dxa"/>
             <w:gridSpan w:val="2"/>
             <w:tcBorders>
-              <w:top w:val="single" w:sz="10" w:space="0" w:color="000000"/>
+              <w:top w:val="single" w:color="000000" w:sz="10" w:space="0"/>
             </w:tcBorders>
             <w:shd w:val="clear" w:color="auto" w:fill="D9D9D9"/>
           </w:tcPr>
@@ -875,14 +876,14 @@
               <w:ind w:left="927"/>
               <w:textAlignment w:val="baseline"/>
               <w:rPr>
-                <w:rFonts w:ascii="宋体" w:eastAsia="宋体" w:hAnsi="宋体" w:cs="宋体"/>
+                <w:rFonts w:ascii="宋体" w:hAnsi="宋体" w:eastAsia="宋体" w:cs="宋体"/>
                 <w:sz w:val="24"/>
                 <w:szCs w:val="24"/>
               </w:rPr>
             </w:pPr>
             <w:r>
               <w:rPr>
-                <w:rFonts w:ascii="宋体" w:eastAsia="宋体" w:hAnsi="宋体" w:cs="宋体"/>
+                <w:rFonts w:ascii="宋体" w:hAnsi="宋体" w:eastAsia="宋体" w:cs="宋体"/>
                 <w:b/>
                 <w:bCs/>
                 <w:spacing w:val="-6"/>
@@ -898,7 +899,7 @@
             <w:tcW w:w="2288" w:type="dxa"/>
             <w:gridSpan w:val="2"/>
             <w:tcBorders>
-              <w:top w:val="single" w:sz="10" w:space="0" w:color="000000"/>
+              <w:top w:val="single" w:color="000000" w:sz="10" w:space="0"/>
             </w:tcBorders>
             <w:shd w:val="clear" w:color="auto" w:fill="D9D9D9"/>
           </w:tcPr>
@@ -921,14 +922,14 @@
               <w:ind w:left="911"/>
               <w:textAlignment w:val="baseline"/>
               <w:rPr>
-                <w:rFonts w:ascii="宋体" w:eastAsia="宋体" w:hAnsi="宋体" w:cs="宋体"/>
+                <w:rFonts w:ascii="宋体" w:hAnsi="宋体" w:eastAsia="宋体" w:cs="宋体"/>
                 <w:sz w:val="24"/>
                 <w:szCs w:val="24"/>
               </w:rPr>
             </w:pPr>
             <w:r>
               <w:rPr>
-                <w:rFonts w:ascii="宋体" w:eastAsia="宋体" w:hAnsi="宋体" w:cs="宋体"/>
+                <w:rFonts w:ascii="宋体" w:hAnsi="宋体" w:eastAsia="宋体" w:cs="宋体"/>
                 <w:b/>
                 <w:bCs/>
                 <w:spacing w:val="-6"/>
@@ -944,9 +945,9 @@
             <w:tcW w:w="1383" w:type="dxa"/>
             <w:vMerge w:val="restart"/>
             <w:tcBorders>
-              <w:top w:val="single" w:sz="10" w:space="0" w:color="000000"/>
+              <w:top w:val="single" w:color="000000" w:sz="10" w:space="0"/>
               <w:bottom w:val="nil"/>
-              <w:right w:val="single" w:sz="10" w:space="0" w:color="000000"/>
+              <w:right w:val="single" w:color="000000" w:sz="10" w:space="0"/>
             </w:tcBorders>
             <w:shd w:val="clear" w:color="auto" w:fill="D9D9D9"/>
           </w:tcPr>
@@ -992,14 +993,14 @@
               <w:ind w:left="217"/>
               <w:textAlignment w:val="baseline"/>
               <w:rPr>
-                <w:rFonts w:ascii="宋体" w:eastAsia="宋体" w:hAnsi="宋体" w:cs="宋体"/>
+                <w:rFonts w:ascii="宋体" w:hAnsi="宋体" w:eastAsia="宋体" w:cs="宋体"/>
                 <w:sz w:val="24"/>
                 <w:szCs w:val="24"/>
               </w:rPr>
             </w:pPr>
             <w:r>
               <w:rPr>
-                <w:rFonts w:ascii="宋体" w:eastAsia="宋体" w:hAnsi="宋体" w:cs="宋体"/>
+                <w:rFonts w:ascii="宋体" w:hAnsi="宋体" w:eastAsia="宋体" w:cs="宋体"/>
                 <w:b/>
                 <w:bCs/>
                 <w:spacing w:val="-5"/>
@@ -1013,9 +1014,14 @@
       </w:tr>
       <w:tr>
         <w:tblPrEx>
-          <w:tblW w:w="9005" w:type="dxa"/>
-          <w:tblInd w:w="34" w:type="dxa"/>
-          <w:tblLayout w:type="fixed"/>
+          <w:tblBorders>
+            <w:top w:val="single" w:color="000000" w:sz="6" w:space="0"/>
+            <w:left w:val="single" w:color="000000" w:sz="6" w:space="0"/>
+            <w:bottom w:val="single" w:color="000000" w:sz="6" w:space="0"/>
+            <w:right w:val="single" w:color="000000" w:sz="6" w:space="0"/>
+            <w:insideH w:val="single" w:color="000000" w:sz="6" w:space="0"/>
+            <w:insideV w:val="single" w:color="000000" w:sz="6" w:space="0"/>
+          </w:tblBorders>
           <w:tblCellMar>
             <w:top w:w="0" w:type="dxa"/>
             <w:left w:w="0" w:type="dxa"/>
@@ -1024,15 +1030,15 @@
           </w:tblCellMar>
         </w:tblPrEx>
         <w:trPr>
-          <w:trHeight w:val="479"/>
+          <w:trHeight w:val="479" w:hRule="atLeast"/>
         </w:trPr>
         <w:tc>
           <w:tcPr>
             <w:tcW w:w="845" w:type="dxa"/>
-            <w:vMerge/>
+            <w:vMerge w:val="continue"/>
             <w:tcBorders>
               <w:top w:val="nil"/>
-              <w:left w:val="single" w:sz="10" w:space="0" w:color="000000"/>
+              <w:left w:val="single" w:color="000000" w:sz="10" w:space="0"/>
             </w:tcBorders>
           </w:tcPr>
           <w:p>
@@ -1082,14 +1088,14 @@
               <w:ind w:left="191"/>
               <w:textAlignment w:val="baseline"/>
               <w:rPr>
-                <w:rFonts w:ascii="宋体" w:eastAsia="宋体" w:hAnsi="宋体" w:cs="宋体"/>
+                <w:rFonts w:ascii="宋体" w:hAnsi="宋体" w:eastAsia="宋体" w:cs="宋体"/>
                 <w:sz w:val="24"/>
                 <w:szCs w:val="24"/>
               </w:rPr>
             </w:pPr>
             <w:r>
               <w:rPr>
-                <w:rFonts w:ascii="宋体" w:eastAsia="宋体" w:hAnsi="宋体" w:cs="宋体"/>
+                <w:rFonts w:ascii="宋体" w:hAnsi="宋体" w:eastAsia="宋体" w:cs="宋体"/>
                 <w:b/>
                 <w:bCs/>
                 <w:spacing w:val="-5"/>
@@ -1124,14 +1130,14 @@
               <w:ind w:left="430"/>
               <w:textAlignment w:val="baseline"/>
               <w:rPr>
-                <w:rFonts w:ascii="宋体" w:eastAsia="宋体" w:hAnsi="宋体" w:cs="宋体"/>
+                <w:rFonts w:ascii="宋体" w:hAnsi="宋体" w:eastAsia="宋体" w:cs="宋体"/>
                 <w:sz w:val="24"/>
                 <w:szCs w:val="24"/>
               </w:rPr>
             </w:pPr>
             <w:r>
               <w:rPr>
-                <w:rFonts w:ascii="宋体" w:eastAsia="宋体" w:hAnsi="宋体" w:cs="宋体"/>
+                <w:rFonts w:ascii="宋体" w:hAnsi="宋体" w:eastAsia="宋体" w:cs="宋体"/>
                 <w:b/>
                 <w:bCs/>
                 <w:spacing w:val="-15"/>
@@ -1166,14 +1172,14 @@
               <w:ind w:left="244"/>
               <w:textAlignment w:val="baseline"/>
               <w:rPr>
-                <w:rFonts w:ascii="宋体" w:eastAsia="宋体" w:hAnsi="宋体" w:cs="宋体"/>
+                <w:rFonts w:ascii="宋体" w:hAnsi="宋体" w:eastAsia="宋体" w:cs="宋体"/>
                 <w:sz w:val="24"/>
                 <w:szCs w:val="24"/>
               </w:rPr>
             </w:pPr>
             <w:r>
               <w:rPr>
-                <w:rFonts w:ascii="宋体" w:eastAsia="宋体" w:hAnsi="宋体" w:cs="宋体"/>
+                <w:rFonts w:ascii="宋体" w:hAnsi="宋体" w:eastAsia="宋体" w:cs="宋体"/>
                 <w:b/>
                 <w:bCs/>
                 <w:spacing w:val="-8"/>
@@ -1208,14 +1214,14 @@
               <w:ind w:left="487"/>
               <w:textAlignment w:val="baseline"/>
               <w:rPr>
-                <w:rFonts w:ascii="宋体" w:eastAsia="宋体" w:hAnsi="宋体" w:cs="宋体"/>
+                <w:rFonts w:ascii="宋体" w:hAnsi="宋体" w:eastAsia="宋体" w:cs="宋体"/>
                 <w:sz w:val="24"/>
                 <w:szCs w:val="24"/>
               </w:rPr>
             </w:pPr>
             <w:r>
               <w:rPr>
-                <w:rFonts w:ascii="宋体" w:eastAsia="宋体" w:hAnsi="宋体" w:cs="宋体"/>
+                <w:rFonts w:ascii="宋体" w:hAnsi="宋体" w:eastAsia="宋体" w:cs="宋体"/>
                 <w:b/>
                 <w:bCs/>
                 <w:spacing w:val="-15"/>
@@ -1250,14 +1256,14 @@
               <w:ind w:left="268"/>
               <w:textAlignment w:val="baseline"/>
               <w:rPr>
-                <w:rFonts w:ascii="宋体" w:eastAsia="宋体" w:hAnsi="宋体" w:cs="宋体"/>
+                <w:rFonts w:ascii="宋体" w:hAnsi="宋体" w:eastAsia="宋体" w:cs="宋体"/>
                 <w:sz w:val="24"/>
                 <w:szCs w:val="24"/>
               </w:rPr>
             </w:pPr>
             <w:r>
               <w:rPr>
-                <w:rFonts w:ascii="宋体" w:eastAsia="宋体" w:hAnsi="宋体" w:cs="宋体"/>
+                <w:rFonts w:ascii="宋体" w:hAnsi="宋体" w:eastAsia="宋体" w:cs="宋体"/>
                 <w:b/>
                 <w:bCs/>
                 <w:spacing w:val="-5"/>
@@ -1292,14 +1298,14 @@
               <w:ind w:left="441"/>
               <w:textAlignment w:val="baseline"/>
               <w:rPr>
-                <w:rFonts w:ascii="宋体" w:eastAsia="宋体" w:hAnsi="宋体" w:cs="宋体"/>
+                <w:rFonts w:ascii="宋体" w:hAnsi="宋体" w:eastAsia="宋体" w:cs="宋体"/>
                 <w:sz w:val="24"/>
                 <w:szCs w:val="24"/>
               </w:rPr>
             </w:pPr>
             <w:r>
               <w:rPr>
-                <w:rFonts w:ascii="宋体" w:eastAsia="宋体" w:hAnsi="宋体" w:cs="宋体"/>
+                <w:rFonts w:ascii="宋体" w:hAnsi="宋体" w:eastAsia="宋体" w:cs="宋体"/>
                 <w:b/>
                 <w:bCs/>
                 <w:spacing w:val="-15"/>
@@ -1313,10 +1319,10 @@
         <w:tc>
           <w:tcPr>
             <w:tcW w:w="1383" w:type="dxa"/>
-            <w:vMerge/>
+            <w:vMerge w:val="continue"/>
             <w:tcBorders>
               <w:top w:val="nil"/>
-              <w:right w:val="single" w:sz="10" w:space="0" w:color="000000"/>
+              <w:right w:val="single" w:color="000000" w:sz="10" w:space="0"/>
             </w:tcBorders>
           </w:tcPr>
           <w:p>
@@ -1345,9 +1351,14 @@
       </w:tr>
       <w:tr>
         <w:tblPrEx>
-          <w:tblW w:w="9005" w:type="dxa"/>
-          <w:tblInd w:w="34" w:type="dxa"/>
-          <w:tblLayout w:type="fixed"/>
+          <w:tblBorders>
+            <w:top w:val="single" w:color="000000" w:sz="6" w:space="0"/>
+            <w:left w:val="single" w:color="000000" w:sz="6" w:space="0"/>
+            <w:bottom w:val="single" w:color="000000" w:sz="6" w:space="0"/>
+            <w:right w:val="single" w:color="000000" w:sz="6" w:space="0"/>
+            <w:insideH w:val="single" w:color="000000" w:sz="6" w:space="0"/>
+            <w:insideV w:val="single" w:color="000000" w:sz="6" w:space="0"/>
+          </w:tblBorders>
           <w:tblCellMar>
             <w:top w:w="0" w:type="dxa"/>
             <w:left w:w="0" w:type="dxa"/>
@@ -1356,18 +1367,18 @@
           </w:tblCellMar>
         </w:tblPrEx>
         <w:trPr>
-          <w:trHeight w:val="651"/>
+          <w:trHeight w:val="651" w:hRule="atLeast"/>
         </w:trPr>
         <w:tc>
           <w:tcPr>
             <w:tcW w:w="845" w:type="dxa"/>
             <w:tcBorders>
-              <w:left w:val="single" w:sz="10" w:space="0" w:color="000000"/>
+              <w:left w:val="single" w:color="000000" w:sz="10" w:space="0"/>
             </w:tcBorders>
           </w:tcPr>
           <w:p>
             <w:pPr>
-              <w:pStyle w:val="TableText"/>
+              <w:pStyle w:val="27"/>
               <w:keepNext w:val="0"/>
               <w:keepLines w:val="0"/>
               <w:pageBreakBefore w:val="0"/>
@@ -1399,7 +1410,7 @@
           </w:tcPr>
           <w:p>
             <w:pPr>
-              <w:pStyle w:val="TableText"/>
+              <w:pStyle w:val="27"/>
               <w:keepNext w:val="0"/>
               <w:keepLines w:val="0"/>
               <w:pageBreakBefore w:val="0"/>
@@ -1431,7 +1442,7 @@
           </w:tcPr>
           <w:p>
             <w:pPr>
-              <w:pStyle w:val="TableText"/>
+              <w:pStyle w:val="27"/>
               <w:keepNext w:val="0"/>
               <w:keepLines w:val="0"/>
               <w:pageBreakBefore w:val="0"/>
@@ -1463,7 +1474,7 @@
           </w:tcPr>
           <w:p>
             <w:pPr>
-              <w:pStyle w:val="TableText"/>
+              <w:pStyle w:val="27"/>
               <w:keepNext w:val="0"/>
               <w:keepLines w:val="0"/>
               <w:pageBreakBefore w:val="0"/>
@@ -1495,7 +1506,7 @@
           </w:tcPr>
           <w:p>
             <w:pPr>
-              <w:pStyle w:val="TableText"/>
+              <w:pStyle w:val="27"/>
               <w:keepNext w:val="0"/>
               <w:keepLines w:val="0"/>
               <w:pageBreakBefore w:val="0"/>
@@ -1527,7 +1538,7 @@
           </w:tcPr>
           <w:p>
             <w:pPr>
-              <w:pStyle w:val="TableText"/>
+              <w:pStyle w:val="27"/>
               <w:keepNext w:val="0"/>
               <w:keepLines w:val="0"/>
               <w:pageBreakBefore w:val="0"/>
@@ -1559,7 +1570,7 @@
           </w:tcPr>
           <w:p>
             <w:pPr>
-              <w:pStyle w:val="TableText"/>
+              <w:pStyle w:val="27"/>
               <w:keepNext w:val="0"/>
               <w:keepLines w:val="0"/>
               <w:pageBreakBefore w:val="0"/>
@@ -1589,12 +1600,12 @@
           <w:tcPr>
             <w:tcW w:w="1383" w:type="dxa"/>
             <w:tcBorders>
-              <w:right w:val="single" w:sz="10" w:space="0" w:color="000000"/>
+              <w:right w:val="single" w:color="000000" w:sz="10" w:space="0"/>
             </w:tcBorders>
           </w:tcPr>
           <w:p>
             <w:pPr>
-              <w:pStyle w:val="TableText"/>
+              <w:pStyle w:val="27"/>
               <w:keepNext w:val="0"/>
               <w:keepLines w:val="0"/>
               <w:pageBreakBefore w:val="0"/>
@@ -1623,9 +1634,14 @@
       </w:tr>
       <w:tr>
         <w:tblPrEx>
-          <w:tblW w:w="9005" w:type="dxa"/>
-          <w:tblInd w:w="34" w:type="dxa"/>
-          <w:tblLayout w:type="fixed"/>
+          <w:tblBorders>
+            <w:top w:val="single" w:color="000000" w:sz="6" w:space="0"/>
+            <w:left w:val="single" w:color="000000" w:sz="6" w:space="0"/>
+            <w:bottom w:val="single" w:color="000000" w:sz="6" w:space="0"/>
+            <w:right w:val="single" w:color="000000" w:sz="6" w:space="0"/>
+            <w:insideH w:val="single" w:color="000000" w:sz="6" w:space="0"/>
+            <w:insideV w:val="single" w:color="000000" w:sz="6" w:space="0"/>
+          </w:tblBorders>
           <w:tblCellMar>
             <w:top w:w="0" w:type="dxa"/>
             <w:left w:w="0" w:type="dxa"/>
@@ -1634,18 +1650,18 @@
           </w:tblCellMar>
         </w:tblPrEx>
         <w:trPr>
-          <w:trHeight w:val="485"/>
+          <w:trHeight w:val="485" w:hRule="atLeast"/>
         </w:trPr>
         <w:tc>
           <w:tcPr>
             <w:tcW w:w="845" w:type="dxa"/>
             <w:tcBorders>
-              <w:left w:val="single" w:sz="10" w:space="0" w:color="000000"/>
+              <w:left w:val="single" w:color="000000" w:sz="10" w:space="0"/>
             </w:tcBorders>
           </w:tcPr>
           <w:p>
             <w:pPr>
-              <w:pStyle w:val="TableText"/>
+              <w:pStyle w:val="27"/>
               <w:keepNext w:val="0"/>
               <w:keepLines w:val="0"/>
               <w:pageBreakBefore w:val="0"/>
@@ -1671,7 +1687,7 @@
           </w:tcPr>
           <w:p>
             <w:pPr>
-              <w:pStyle w:val="TableText"/>
+              <w:pStyle w:val="27"/>
               <w:keepNext w:val="0"/>
               <w:keepLines w:val="0"/>
               <w:pageBreakBefore w:val="0"/>
@@ -1697,7 +1713,7 @@
           </w:tcPr>
           <w:p>
             <w:pPr>
-              <w:pStyle w:val="TableText"/>
+              <w:pStyle w:val="27"/>
               <w:keepNext w:val="0"/>
               <w:keepLines w:val="0"/>
               <w:pageBreakBefore w:val="0"/>
@@ -1723,7 +1739,7 @@
           </w:tcPr>
           <w:p>
             <w:pPr>
-              <w:pStyle w:val="TableText"/>
+              <w:pStyle w:val="27"/>
               <w:keepNext w:val="0"/>
               <w:keepLines w:val="0"/>
               <w:pageBreakBefore w:val="0"/>
@@ -1749,7 +1765,7 @@
           </w:tcPr>
           <w:p>
             <w:pPr>
-              <w:pStyle w:val="TableText"/>
+              <w:pStyle w:val="27"/>
               <w:keepNext w:val="0"/>
               <w:keepLines w:val="0"/>
               <w:pageBreakBefore w:val="0"/>
@@ -1775,7 +1791,7 @@
           </w:tcPr>
           <w:p>
             <w:pPr>
-              <w:pStyle w:val="TableText"/>
+              <w:pStyle w:val="27"/>
               <w:keepNext w:val="0"/>
               <w:keepLines w:val="0"/>
               <w:pageBreakBefore w:val="0"/>
@@ -1801,7 +1817,7 @@
           </w:tcPr>
           <w:p>
             <w:pPr>
-              <w:pStyle w:val="TableText"/>
+              <w:pStyle w:val="27"/>
               <w:keepNext w:val="0"/>
               <w:keepLines w:val="0"/>
               <w:pageBreakBefore w:val="0"/>
@@ -1825,12 +1841,12 @@
           <w:tcPr>
             <w:tcW w:w="1383" w:type="dxa"/>
             <w:tcBorders>
-              <w:right w:val="single" w:sz="10" w:space="0" w:color="000000"/>
+              <w:right w:val="single" w:color="000000" w:sz="10" w:space="0"/>
             </w:tcBorders>
           </w:tcPr>
           <w:p>
             <w:pPr>
-              <w:pStyle w:val="TableText"/>
+              <w:pStyle w:val="27"/>
               <w:keepNext w:val="0"/>
               <w:keepLines w:val="0"/>
               <w:pageBreakBefore w:val="0"/>
@@ -1853,9 +1869,14 @@
       </w:tr>
       <w:tr>
         <w:tblPrEx>
-          <w:tblW w:w="9005" w:type="dxa"/>
-          <w:tblInd w:w="34" w:type="dxa"/>
-          <w:tblLayout w:type="fixed"/>
+          <w:tblBorders>
+            <w:top w:val="single" w:color="000000" w:sz="6" w:space="0"/>
+            <w:left w:val="single" w:color="000000" w:sz="6" w:space="0"/>
+            <w:bottom w:val="single" w:color="000000" w:sz="6" w:space="0"/>
+            <w:right w:val="single" w:color="000000" w:sz="6" w:space="0"/>
+            <w:insideH w:val="single" w:color="000000" w:sz="6" w:space="0"/>
+            <w:insideV w:val="single" w:color="000000" w:sz="6" w:space="0"/>
+          </w:tblBorders>
           <w:tblCellMar>
             <w:top w:w="0" w:type="dxa"/>
             <w:left w:w="0" w:type="dxa"/>
@@ -1864,19 +1885,19 @@
           </w:tblCellMar>
         </w:tblPrEx>
         <w:trPr>
-          <w:trHeight w:val="503"/>
+          <w:trHeight w:val="503" w:hRule="atLeast"/>
         </w:trPr>
         <w:tc>
           <w:tcPr>
             <w:tcW w:w="845" w:type="dxa"/>
             <w:tcBorders>
-              <w:left w:val="single" w:sz="10" w:space="0" w:color="000000"/>
-              <w:bottom w:val="single" w:sz="10" w:space="0" w:color="000000"/>
+              <w:left w:val="single" w:color="000000" w:sz="10" w:space="0"/>
+              <w:bottom w:val="single" w:color="000000" w:sz="10" w:space="0"/>
             </w:tcBorders>
           </w:tcPr>
           <w:p>
             <w:pPr>
-              <w:pStyle w:val="TableText"/>
+              <w:pStyle w:val="27"/>
               <w:keepNext w:val="0"/>
               <w:keepLines w:val="0"/>
               <w:pageBreakBefore w:val="0"/>
@@ -1900,12 +1921,12 @@
           <w:tcPr>
             <w:tcW w:w="881" w:type="dxa"/>
             <w:tcBorders>
-              <w:bottom w:val="single" w:sz="10" w:space="0" w:color="000000"/>
+              <w:bottom w:val="single" w:color="000000" w:sz="10" w:space="0"/>
             </w:tcBorders>
           </w:tcPr>
           <w:p>
             <w:pPr>
-              <w:pStyle w:val="TableText"/>
+              <w:pStyle w:val="27"/>
               <w:keepNext w:val="0"/>
               <w:keepLines w:val="0"/>
               <w:pageBreakBefore w:val="0"/>
@@ -1929,12 +1950,12 @@
           <w:tcPr>
             <w:tcW w:w="1274" w:type="dxa"/>
             <w:tcBorders>
-              <w:bottom w:val="single" w:sz="10" w:space="0" w:color="000000"/>
+              <w:bottom w:val="single" w:color="000000" w:sz="10" w:space="0"/>
             </w:tcBorders>
           </w:tcPr>
           <w:p>
             <w:pPr>
-              <w:pStyle w:val="TableText"/>
+              <w:pStyle w:val="27"/>
               <w:keepNext w:val="0"/>
               <w:keepLines w:val="0"/>
               <w:pageBreakBefore w:val="0"/>
@@ -1958,12 +1979,12 @@
           <w:tcPr>
             <w:tcW w:w="957" w:type="dxa"/>
             <w:tcBorders>
-              <w:bottom w:val="single" w:sz="10" w:space="0" w:color="000000"/>
+              <w:bottom w:val="single" w:color="000000" w:sz="10" w:space="0"/>
             </w:tcBorders>
           </w:tcPr>
           <w:p>
             <w:pPr>
-              <w:pStyle w:val="TableText"/>
+              <w:pStyle w:val="27"/>
               <w:keepNext w:val="0"/>
               <w:keepLines w:val="0"/>
               <w:pageBreakBefore w:val="0"/>
@@ -1987,12 +2008,12 @@
           <w:tcPr>
             <w:tcW w:w="1377" w:type="dxa"/>
             <w:tcBorders>
-              <w:bottom w:val="single" w:sz="10" w:space="0" w:color="000000"/>
+              <w:bottom w:val="single" w:color="000000" w:sz="10" w:space="0"/>
             </w:tcBorders>
           </w:tcPr>
           <w:p>
             <w:pPr>
-              <w:pStyle w:val="TableText"/>
+              <w:pStyle w:val="27"/>
               <w:keepNext w:val="0"/>
               <w:keepLines w:val="0"/>
               <w:pageBreakBefore w:val="0"/>
@@ -2016,12 +2037,12 @@
           <w:tcPr>
             <w:tcW w:w="1017" w:type="dxa"/>
             <w:tcBorders>
-              <w:bottom w:val="single" w:sz="10" w:space="0" w:color="000000"/>
+              <w:bottom w:val="single" w:color="000000" w:sz="10" w:space="0"/>
             </w:tcBorders>
           </w:tcPr>
           <w:p>
             <w:pPr>
-              <w:pStyle w:val="TableText"/>
+              <w:pStyle w:val="27"/>
               <w:keepNext w:val="0"/>
               <w:keepLines w:val="0"/>
               <w:pageBreakBefore w:val="0"/>
@@ -2045,12 +2066,12 @@
           <w:tcPr>
             <w:tcW w:w="1271" w:type="dxa"/>
             <w:tcBorders>
-              <w:bottom w:val="single" w:sz="10" w:space="0" w:color="000000"/>
+              <w:bottom w:val="single" w:color="000000" w:sz="10" w:space="0"/>
             </w:tcBorders>
           </w:tcPr>
           <w:p>
             <w:pPr>
-              <w:pStyle w:val="TableText"/>
+              <w:pStyle w:val="27"/>
               <w:keepNext w:val="0"/>
               <w:keepLines w:val="0"/>
               <w:pageBreakBefore w:val="0"/>
@@ -2074,13 +2095,13 @@
           <w:tcPr>
             <w:tcW w:w="1383" w:type="dxa"/>
             <w:tcBorders>
-              <w:bottom w:val="single" w:sz="10" w:space="0" w:color="000000"/>
-              <w:right w:val="single" w:sz="10" w:space="0" w:color="000000"/>
+              <w:bottom w:val="single" w:color="000000" w:sz="10" w:space="0"/>
+              <w:right w:val="single" w:color="000000" w:sz="10" w:space="0"/>
             </w:tcBorders>
           </w:tcPr>
           <w:p>
             <w:pPr>
-              <w:pStyle w:val="TableText"/>
+              <w:pStyle w:val="27"/>
               <w:keepNext w:val="0"/>
               <w:keepLines w:val="0"/>
               <w:pageBreakBefore w:val="0"/>
@@ -2133,7 +2154,7 @@
     </w:p>
     <w:p>
       <w:pPr>
-        <w:pStyle w:val="1"/>
+        <w:pStyle w:val="28"/>
         <w:keepNext w:val="0"/>
         <w:keepLines w:val="0"/>
         <w:pageBreakBefore w:val="0"/>
@@ -2163,7 +2184,7 @@
     </w:p>
     <w:p>
       <w:pPr>
-        <w:pStyle w:val="2"/>
+        <w:pStyle w:val="30"/>
         <w:keepNext w:val="0"/>
         <w:keepLines w:val="0"/>
         <w:pageBreakBefore w:val="0"/>
@@ -2193,7 +2214,7 @@
     </w:p>
     <w:p>
       <w:pPr>
-        <w:pStyle w:val="a1"/>
+        <w:pStyle w:val="29"/>
         <w:keepNext w:val="0"/>
         <w:keepLines w:val="0"/>
         <w:pageBreakBefore w:val="0"/>
@@ -2223,7 +2244,7 @@
     </w:p>
     <w:p>
       <w:pPr>
-        <w:pStyle w:val="a1"/>
+        <w:pStyle w:val="29"/>
         <w:keepNext w:val="0"/>
         <w:keepLines w:val="0"/>
         <w:pageBreakBefore w:val="0"/>
@@ -2253,7 +2274,7 @@
     </w:p>
     <w:p>
       <w:pPr>
-        <w:pStyle w:val="a1"/>
+        <w:pStyle w:val="29"/>
         <w:keepNext w:val="0"/>
         <w:keepLines w:val="0"/>
         <w:pageBreakBefore w:val="0"/>
@@ -2283,7 +2304,7 @@
     </w:p>
     <w:p>
       <w:pPr>
-        <w:pStyle w:val="a1"/>
+        <w:pStyle w:val="29"/>
         <w:keepNext w:val="0"/>
         <w:keepLines w:val="0"/>
         <w:pageBreakBefore w:val="0"/>
@@ -2327,7 +2348,7 @@
     </w:p>
     <w:p>
       <w:pPr>
-        <w:pStyle w:val="2"/>
+        <w:pStyle w:val="30"/>
         <w:keepNext w:val="0"/>
         <w:keepLines w:val="0"/>
         <w:pageBreakBefore w:val="0"/>
@@ -2357,7 +2378,7 @@
     </w:p>
     <w:p>
       <w:pPr>
-        <w:pStyle w:val="a1"/>
+        <w:pStyle w:val="29"/>
         <w:keepNext w:val="0"/>
         <w:keepLines w:val="0"/>
         <w:pageBreakBefore w:val="0"/>
@@ -2387,7 +2408,7 @@
     </w:p>
     <w:p>
       <w:pPr>
-        <w:pStyle w:val="a1"/>
+        <w:pStyle w:val="29"/>
         <w:keepNext w:val="0"/>
         <w:keepLines w:val="0"/>
         <w:pageBreakBefore w:val="0"/>
@@ -2417,7 +2438,7 @@
     </w:p>
     <w:p>
       <w:pPr>
-        <w:pStyle w:val="a1"/>
+        <w:pStyle w:val="29"/>
         <w:keepNext w:val="0"/>
         <w:keepLines w:val="0"/>
         <w:pageBreakBefore w:val="0"/>
@@ -2447,7 +2468,7 @@
     </w:p>
     <w:p>
       <w:pPr>
-        <w:pStyle w:val="2"/>
+        <w:pStyle w:val="30"/>
         <w:keepNext w:val="0"/>
         <w:keepLines w:val="0"/>
         <w:pageBreakBefore w:val="0"/>
@@ -2477,7 +2498,7 @@
     </w:p>
     <w:p>
       <w:pPr>
-        <w:pStyle w:val="a1"/>
+        <w:pStyle w:val="29"/>
         <w:keepNext w:val="0"/>
         <w:keepLines w:val="0"/>
         <w:pageBreakBefore w:val="0"/>
@@ -2507,7 +2528,7 @@
     </w:p>
     <w:p>
       <w:pPr>
-        <w:pStyle w:val="a1"/>
+        <w:pStyle w:val="29"/>
         <w:keepNext w:val="0"/>
         <w:keepLines w:val="0"/>
         <w:pageBreakBefore w:val="0"/>
@@ -2537,7 +2558,7 @@
     </w:p>
     <w:p>
       <w:pPr>
-        <w:pStyle w:val="a1"/>
+        <w:pStyle w:val="29"/>
         <w:keepNext w:val="0"/>
         <w:keepLines w:val="0"/>
         <w:pageBreakBefore w:val="0"/>
@@ -2588,7 +2609,7 @@
     </w:p>
     <w:p>
       <w:pPr>
-        <w:pStyle w:val="2"/>
+        <w:pStyle w:val="30"/>
         <w:keepNext w:val="0"/>
         <w:keepLines w:val="0"/>
         <w:pageBreakBefore w:val="0"/>
@@ -2618,7 +2639,7 @@
     </w:p>
     <w:p>
       <w:pPr>
-        <w:pStyle w:val="a1"/>
+        <w:pStyle w:val="29"/>
         <w:keepNext w:val="0"/>
         <w:keepLines w:val="0"/>
         <w:pageBreakBefore w:val="0"/>
@@ -2648,7 +2669,7 @@
     </w:p>
     <w:p>
       <w:pPr>
-        <w:pStyle w:val="a1"/>
+        <w:pStyle w:val="29"/>
         <w:keepNext w:val="0"/>
         <w:keepLines w:val="0"/>
         <w:pageBreakBefore w:val="0"/>
@@ -2678,7 +2699,7 @@
     </w:p>
     <w:p>
       <w:pPr>
-        <w:pStyle w:val="a1"/>
+        <w:pStyle w:val="29"/>
         <w:keepNext w:val="0"/>
         <w:keepLines w:val="0"/>
         <w:pageBreakBefore w:val="0"/>
@@ -2708,7 +2729,7 @@
     </w:p>
     <w:p>
       <w:pPr>
-        <w:pStyle w:val="2"/>
+        <w:pStyle w:val="30"/>
         <w:keepNext w:val="0"/>
         <w:keepLines w:val="0"/>
         <w:pageBreakBefore w:val="0"/>
@@ -2738,7 +2759,7 @@
     </w:p>
     <w:p>
       <w:pPr>
-        <w:pStyle w:val="a1"/>
+        <w:pStyle w:val="29"/>
         <w:keepNext w:val="0"/>
         <w:keepLines w:val="0"/>
         <w:pageBreakBefore w:val="0"/>
@@ -2768,7 +2789,7 @@
     </w:p>
     <w:p>
       <w:pPr>
-        <w:pStyle w:val="a1"/>
+        <w:pStyle w:val="29"/>
         <w:keepNext w:val="0"/>
         <w:keepLines w:val="0"/>
         <w:pageBreakBefore w:val="0"/>
@@ -2798,7 +2819,7 @@
     </w:p>
     <w:p>
       <w:pPr>
-        <w:pStyle w:val="a1"/>
+        <w:pStyle w:val="29"/>
         <w:keepNext w:val="0"/>
         <w:keepLines w:val="0"/>
         <w:pageBreakBefore w:val="0"/>
@@ -2828,7 +2849,7 @@
     </w:p>
     <w:p>
       <w:pPr>
-        <w:pStyle w:val="2"/>
+        <w:pStyle w:val="30"/>
         <w:keepNext w:val="0"/>
         <w:keepLines w:val="0"/>
         <w:pageBreakBefore w:val="0"/>
@@ -2858,7 +2879,7 @@
     </w:p>
     <w:p>
       <w:pPr>
-        <w:pStyle w:val="a1"/>
+        <w:pStyle w:val="29"/>
         <w:keepNext w:val="0"/>
         <w:keepLines w:val="0"/>
         <w:pageBreakBefore w:val="0"/>
@@ -2902,7 +2923,7 @@
     </w:p>
     <w:p>
       <w:pPr>
-        <w:pStyle w:val="a1"/>
+        <w:pStyle w:val="29"/>
         <w:keepNext w:val="0"/>
         <w:keepLines w:val="0"/>
         <w:pageBreakBefore w:val="0"/>
@@ -2946,7 +2967,7 @@
     </w:p>
     <w:p>
       <w:pPr>
-        <w:pStyle w:val="a1"/>
+        <w:pStyle w:val="29"/>
         <w:keepNext w:val="0"/>
         <w:keepLines w:val="0"/>
         <w:pageBreakBefore w:val="0"/>
@@ -2990,7 +3011,7 @@
     </w:p>
     <w:p>
       <w:pPr>
-        <w:pStyle w:val="1"/>
+        <w:pStyle w:val="28"/>
         <w:keepNext w:val="0"/>
         <w:keepLines w:val="0"/>
         <w:pageBreakBefore w:val="0"/>
@@ -3020,7 +3041,7 @@
     </w:p>
     <w:p>
       <w:pPr>
-        <w:pStyle w:val="a1"/>
+        <w:pStyle w:val="29"/>
         <w:keepNext w:val="0"/>
         <w:keepLines w:val="0"/>
         <w:pageBreakBefore w:val="0"/>
@@ -3050,7 +3071,7 @@
     </w:p>
     <w:p>
       <w:pPr>
-        <w:pStyle w:val="a1"/>
+        <w:pStyle w:val="29"/>
         <w:keepNext w:val="0"/>
         <w:keepLines w:val="0"/>
         <w:pageBreakBefore w:val="0"/>
@@ -3080,7 +3101,7 @@
     </w:p>
     <w:p>
       <w:pPr>
-        <w:pStyle w:val="a1"/>
+        <w:pStyle w:val="29"/>
         <w:keepNext w:val="0"/>
         <w:keepLines w:val="0"/>
         <w:pageBreakBefore w:val="0"/>
@@ -3105,52 +3126,1104 @@
           <w:rFonts w:hint="eastAsia"/>
           <w:lang w:val="en-US" w:eastAsia="zh-CN"/>
         </w:rPr>
-        <w:t>每年需至少进行一次满意度调查，</w:t>
+        <w:t>每年需至少进行一次满意度调查，采取随机发放满意度调查问卷的方式开展。保证满意度调查的随机性和客户覆盖率</w:t>
+      </w:r>
+    </w:p>
+    <w:p>
+      <w:pPr>
+        <w:pStyle w:val="28"/>
+        <w:keepNext w:val="0"/>
+        <w:keepLines w:val="0"/>
+        <w:pageBreakBefore w:val="0"/>
+        <w:widowControl w:val="0"/>
+        <w:kinsoku w:val="0"/>
+        <w:wordWrap/>
+        <w:overflowPunct/>
+        <w:topLinePunct w:val="0"/>
+        <w:autoSpaceDE w:val="0"/>
+        <w:autoSpaceDN w:val="0"/>
+        <w:bidi w:val="0"/>
+        <w:adjustRightInd w:val="0"/>
+        <w:snapToGrid w:val="0"/>
+        <w:textAlignment w:val="baseline"/>
+        <w:rPr>
+          <w:rFonts w:hint="default"/>
+          <w:lang w:val="en-US" w:eastAsia="zh-CN"/>
+        </w:rPr>
+      </w:pPr>
+      <w:r>
+        <w:rPr>
+          <w:rFonts w:hint="default"/>
+          <w:lang w:val="en-US" w:eastAsia="zh-CN"/>
+        </w:rPr>
+        <w:t>人员、资源、技术</w:t>
+      </w:r>
+      <w:r>
+        <w:rPr>
+          <w:rFonts w:hint="eastAsia"/>
+          <w:lang w:val="en-US" w:eastAsia="zh-CN"/>
+        </w:rPr>
+        <w:t>、</w:t>
+      </w:r>
+      <w:r>
+        <w:rPr>
+          <w:rFonts w:hint="default"/>
+          <w:lang w:val="en-US" w:eastAsia="zh-CN"/>
+        </w:rPr>
+        <w:t>过程</w:t>
+      </w:r>
+      <w:r>
+        <w:rPr>
+          <w:rFonts w:hint="eastAsia"/>
+          <w:lang w:val="en-US" w:eastAsia="zh-CN"/>
+        </w:rPr>
+        <w:t>、交付和应急</w:t>
+      </w:r>
+      <w:r>
+        <w:rPr>
+          <w:rFonts w:hint="default"/>
+          <w:lang w:val="en-US" w:eastAsia="zh-CN"/>
+        </w:rPr>
+        <w:t>管理</w:t>
+      </w:r>
+    </w:p>
+    <w:p>
+      <w:pPr>
+        <w:pStyle w:val="29"/>
+        <w:keepNext w:val="0"/>
+        <w:keepLines w:val="0"/>
+        <w:pageBreakBefore w:val="0"/>
+        <w:widowControl w:val="0"/>
+        <w:kinsoku w:val="0"/>
+        <w:wordWrap/>
+        <w:overflowPunct/>
+        <w:topLinePunct w:val="0"/>
+        <w:autoSpaceDE w:val="0"/>
+        <w:autoSpaceDN w:val="0"/>
+        <w:bidi w:val="0"/>
+        <w:adjustRightInd w:val="0"/>
+        <w:snapToGrid w:val="0"/>
+        <w:textAlignment w:val="baseline"/>
+        <w:rPr>
+          <w:rFonts w:hint="default"/>
+          <w:lang w:val="en-US" w:eastAsia="zh-CN"/>
+        </w:rPr>
+      </w:pPr>
+      <w:r>
+        <w:rPr>
+          <w:rFonts w:hint="default"/>
+          <w:lang w:val="en-US" w:eastAsia="zh-CN"/>
+        </w:rPr>
+        <w:t>为保障服务质量，不断提高客户满意度，系统运维部从人员、资源、过程</w:t>
+      </w:r>
+      <w:r>
+        <w:rPr>
+          <w:rFonts w:hint="eastAsia"/>
+          <w:lang w:val="en-US" w:eastAsia="zh-CN"/>
+        </w:rPr>
+        <w:t>、</w:t>
+      </w:r>
+      <w:r>
+        <w:rPr>
+          <w:rFonts w:hint="default"/>
+          <w:lang w:val="en-US" w:eastAsia="zh-CN"/>
+        </w:rPr>
+        <w:t>技术</w:t>
+      </w:r>
+      <w:r>
+        <w:rPr>
+          <w:rFonts w:hint="eastAsia"/>
+          <w:lang w:val="en-US" w:eastAsia="zh-CN"/>
+        </w:rPr>
+        <w:t>、交付和应急</w:t>
+      </w:r>
+      <w:r>
+        <w:rPr>
+          <w:rFonts w:hint="default"/>
+          <w:lang w:val="en-US" w:eastAsia="zh-CN"/>
+        </w:rPr>
+        <w:t>方面策划服务并制定具体工作计划。</w:t>
+      </w:r>
+    </w:p>
+    <w:p>
+      <w:pPr>
+        <w:pStyle w:val="30"/>
+        <w:keepNext w:val="0"/>
+        <w:keepLines w:val="0"/>
+        <w:pageBreakBefore w:val="0"/>
+        <w:widowControl w:val="0"/>
+        <w:kinsoku w:val="0"/>
+        <w:wordWrap/>
+        <w:overflowPunct/>
+        <w:topLinePunct w:val="0"/>
+        <w:autoSpaceDE w:val="0"/>
+        <w:autoSpaceDN w:val="0"/>
+        <w:bidi w:val="0"/>
+        <w:adjustRightInd w:val="0"/>
+        <w:snapToGrid w:val="0"/>
+        <w:textAlignment w:val="baseline"/>
+        <w:rPr>
+          <w:rFonts w:hint="default"/>
+          <w:lang w:val="en-US" w:eastAsia="zh-CN"/>
+        </w:rPr>
+      </w:pPr>
+      <w:r>
+        <w:rPr>
+          <w:rFonts w:hint="default"/>
+          <w:lang w:val="en-US" w:eastAsia="zh-CN"/>
+        </w:rPr>
+        <w:t>人员管理</w:t>
+      </w:r>
+    </w:p>
+    <w:p>
+      <w:pPr>
+        <w:pStyle w:val="29"/>
+        <w:keepNext w:val="0"/>
+        <w:keepLines w:val="0"/>
+        <w:pageBreakBefore w:val="0"/>
+        <w:widowControl w:val="0"/>
+        <w:kinsoku w:val="0"/>
+        <w:wordWrap/>
+        <w:overflowPunct/>
+        <w:topLinePunct w:val="0"/>
+        <w:autoSpaceDE w:val="0"/>
+        <w:autoSpaceDN w:val="0"/>
+        <w:bidi w:val="0"/>
+        <w:adjustRightInd w:val="0"/>
+        <w:snapToGrid w:val="0"/>
+        <w:textAlignment w:val="baseline"/>
+        <w:rPr>
+          <w:rFonts w:hint="default"/>
+          <w:lang w:val="en-US" w:eastAsia="zh-CN"/>
+        </w:rPr>
+      </w:pPr>
+      <w:r>
+        <w:rPr>
+          <w:rFonts w:hint="default"/>
+          <w:lang w:val="en-US" w:eastAsia="zh-CN"/>
+        </w:rPr>
+        <w:t>运维岗位结构与职责由运维部与</w:t>
+      </w:r>
+      <w:r>
+        <w:rPr>
+          <w:rFonts w:hint="eastAsia"/>
+          <w:lang w:val="en-US" w:eastAsia="zh-CN"/>
+        </w:rPr>
+        <w:t>人力资源部</w:t>
+      </w:r>
+      <w:r>
+        <w:rPr>
+          <w:rFonts w:hint="default"/>
+          <w:lang w:val="en-US" w:eastAsia="zh-CN"/>
+        </w:rPr>
+        <w:t>共同制定，运维部负责维护与更新，详见《</w:t>
+      </w:r>
+      <w:r>
+        <w:rPr>
+          <w:rFonts w:hint="eastAsia"/>
+          <w:lang w:val="en-US" w:eastAsia="zh-CN"/>
+        </w:rPr>
+        <w:t>岗位职责说明书</w:t>
+      </w:r>
+      <w:r>
+        <w:rPr>
+          <w:rFonts w:hint="default"/>
+          <w:lang w:val="en-US" w:eastAsia="zh-CN"/>
+        </w:rPr>
+        <w:t>》。</w:t>
+      </w:r>
+    </w:p>
+    <w:p>
+      <w:pPr>
+        <w:pStyle w:val="29"/>
+        <w:keepNext w:val="0"/>
+        <w:keepLines w:val="0"/>
+        <w:pageBreakBefore w:val="0"/>
+        <w:widowControl w:val="0"/>
+        <w:kinsoku w:val="0"/>
+        <w:wordWrap/>
+        <w:overflowPunct/>
+        <w:topLinePunct w:val="0"/>
+        <w:autoSpaceDE w:val="0"/>
+        <w:autoSpaceDN w:val="0"/>
+        <w:bidi w:val="0"/>
+        <w:adjustRightInd w:val="0"/>
+        <w:snapToGrid w:val="0"/>
+        <w:textAlignment w:val="baseline"/>
+        <w:rPr>
+          <w:rFonts w:hint="default"/>
+          <w:lang w:val="en-US" w:eastAsia="zh-CN"/>
+        </w:rPr>
+      </w:pPr>
+      <w:r>
+        <w:rPr>
+          <w:rFonts w:hint="default"/>
+          <w:lang w:val="en-US" w:eastAsia="zh-CN"/>
+        </w:rPr>
+        <w:t>运维人员绩效考核由运维部根据公司人力资源评价制度进行管理</w:t>
+      </w:r>
+      <w:r>
+        <w:rPr>
+          <w:rFonts w:hint="eastAsia"/>
+          <w:lang w:val="en-US" w:eastAsia="zh-CN"/>
+        </w:rPr>
+        <w:t>制度</w:t>
+      </w:r>
+      <w:r>
+        <w:rPr>
+          <w:rFonts w:hint="default"/>
+          <w:lang w:val="en-US" w:eastAsia="zh-CN"/>
+        </w:rPr>
+        <w:t>实施考核。</w:t>
+      </w:r>
+    </w:p>
+    <w:p>
+      <w:pPr>
+        <w:pStyle w:val="29"/>
+        <w:keepNext w:val="0"/>
+        <w:keepLines w:val="0"/>
+        <w:pageBreakBefore w:val="0"/>
+        <w:widowControl w:val="0"/>
+        <w:kinsoku w:val="0"/>
+        <w:wordWrap/>
+        <w:overflowPunct/>
+        <w:topLinePunct w:val="0"/>
+        <w:autoSpaceDE w:val="0"/>
+        <w:autoSpaceDN w:val="0"/>
+        <w:bidi w:val="0"/>
+        <w:adjustRightInd w:val="0"/>
+        <w:snapToGrid w:val="0"/>
+        <w:textAlignment w:val="baseline"/>
+        <w:rPr>
+          <w:rFonts w:hint="default"/>
+          <w:lang w:val="en-US" w:eastAsia="zh-CN"/>
+        </w:rPr>
+      </w:pPr>
+      <w:r>
+        <w:rPr>
+          <w:rFonts w:hint="default"/>
+          <w:lang w:val="en-US" w:eastAsia="zh-CN"/>
+        </w:rPr>
+        <w:t>运维部根据业务与人员发展需要，制定不同级别运维人员的知识水平要求，建立知识等级与能力等级评价制度。</w:t>
+      </w:r>
+    </w:p>
+    <w:p>
+      <w:pPr>
+        <w:pStyle w:val="29"/>
+        <w:keepNext w:val="0"/>
+        <w:keepLines w:val="0"/>
+        <w:pageBreakBefore w:val="0"/>
+        <w:widowControl w:val="0"/>
+        <w:kinsoku w:val="0"/>
+        <w:wordWrap/>
+        <w:overflowPunct/>
+        <w:topLinePunct w:val="0"/>
+        <w:autoSpaceDE w:val="0"/>
+        <w:autoSpaceDN w:val="0"/>
+        <w:bidi w:val="0"/>
+        <w:adjustRightInd w:val="0"/>
+        <w:snapToGrid w:val="0"/>
+        <w:textAlignment w:val="baseline"/>
+        <w:rPr>
+          <w:rFonts w:hint="default"/>
+          <w:lang w:val="en-US" w:eastAsia="zh-CN"/>
+        </w:rPr>
+      </w:pPr>
+      <w:r>
+        <w:rPr>
+          <w:rFonts w:hint="default"/>
+          <w:lang w:val="en-US" w:eastAsia="zh-CN"/>
+        </w:rPr>
+        <w:t>运维部每年更新运维人员经验至《运维人员履历表》。</w:t>
+      </w:r>
+    </w:p>
+    <w:p>
+      <w:pPr>
+        <w:pStyle w:val="29"/>
+        <w:keepNext w:val="0"/>
+        <w:keepLines w:val="0"/>
+        <w:pageBreakBefore w:val="0"/>
+        <w:widowControl w:val="0"/>
+        <w:kinsoku w:val="0"/>
+        <w:wordWrap/>
+        <w:overflowPunct/>
+        <w:topLinePunct w:val="0"/>
+        <w:autoSpaceDE w:val="0"/>
+        <w:autoSpaceDN w:val="0"/>
+        <w:bidi w:val="0"/>
+        <w:adjustRightInd w:val="0"/>
+        <w:snapToGrid w:val="0"/>
+        <w:textAlignment w:val="baseline"/>
+        <w:rPr>
+          <w:rFonts w:hint="default"/>
+          <w:lang w:val="en-US" w:eastAsia="zh-CN"/>
+        </w:rPr>
+      </w:pPr>
+      <w:r>
+        <w:rPr>
+          <w:rFonts w:hint="default"/>
+          <w:lang w:val="en-US" w:eastAsia="zh-CN"/>
+        </w:rPr>
+        <w:t>运维岗位包括管理岗、技术支持岗、操作岗（初级、中级、高级工程师等），储备岗位主要用于初级工程师基础资源储备。</w:t>
+      </w:r>
+    </w:p>
+    <w:p>
+      <w:pPr>
+        <w:pStyle w:val="29"/>
+        <w:keepNext w:val="0"/>
+        <w:keepLines w:val="0"/>
+        <w:pageBreakBefore w:val="0"/>
+        <w:widowControl w:val="0"/>
+        <w:kinsoku w:val="0"/>
+        <w:wordWrap/>
+        <w:overflowPunct/>
+        <w:topLinePunct w:val="0"/>
+        <w:autoSpaceDE w:val="0"/>
+        <w:autoSpaceDN w:val="0"/>
+        <w:bidi w:val="0"/>
+        <w:adjustRightInd w:val="0"/>
+        <w:snapToGrid w:val="0"/>
+        <w:textAlignment w:val="baseline"/>
+        <w:rPr>
+          <w:rFonts w:hint="default"/>
+          <w:lang w:val="en-US" w:eastAsia="zh-CN"/>
+        </w:rPr>
+      </w:pPr>
+      <w:r>
+        <w:rPr>
+          <w:rFonts w:hint="default"/>
+          <w:lang w:val="en-US" w:eastAsia="zh-CN"/>
+        </w:rPr>
+        <w:t>储备方式包括资源池在岗储备与脱岗储备。</w:t>
+      </w:r>
+    </w:p>
+    <w:p>
+      <w:pPr>
+        <w:pStyle w:val="29"/>
+        <w:keepNext w:val="0"/>
+        <w:keepLines w:val="0"/>
+        <w:pageBreakBefore w:val="0"/>
+        <w:widowControl w:val="0"/>
+        <w:kinsoku w:val="0"/>
+        <w:wordWrap/>
+        <w:overflowPunct/>
+        <w:topLinePunct w:val="0"/>
+        <w:autoSpaceDE w:val="0"/>
+        <w:autoSpaceDN w:val="0"/>
+        <w:bidi w:val="0"/>
+        <w:adjustRightInd w:val="0"/>
+        <w:snapToGrid w:val="0"/>
+        <w:textAlignment w:val="baseline"/>
+        <w:rPr>
+          <w:rFonts w:hint="default"/>
+          <w:lang w:val="en-US" w:eastAsia="zh-CN"/>
+        </w:rPr>
+      </w:pPr>
+      <w:r>
+        <w:rPr>
+          <w:rFonts w:hint="default"/>
+          <w:lang w:val="en-US" w:eastAsia="zh-CN"/>
+        </w:rPr>
+        <w:t>运维模式包括驻场</w:t>
+      </w:r>
+      <w:r>
+        <w:rPr>
+          <w:rFonts w:hint="eastAsia"/>
+          <w:lang w:val="en-US" w:eastAsia="zh-CN"/>
+        </w:rPr>
+        <w:t>和现场+远程</w:t>
       </w:r>
       <w:bookmarkStart w:id="0" w:name="_GoBack"/>
       <w:bookmarkEnd w:id="0"/>
       <w:r>
         <w:rPr>
+          <w:rFonts w:hint="default"/>
+          <w:lang w:val="en-US" w:eastAsia="zh-CN"/>
+        </w:rPr>
+        <w:t>两种。驻场工程师实时监控客户现场；远程+现场模式由服务台受理，需要时派驻现场工程师支持。</w:t>
+      </w:r>
+    </w:p>
+    <w:p>
+      <w:pPr>
+        <w:pStyle w:val="29"/>
+        <w:keepNext w:val="0"/>
+        <w:keepLines w:val="0"/>
+        <w:pageBreakBefore w:val="0"/>
+        <w:widowControl w:val="0"/>
+        <w:kinsoku w:val="0"/>
+        <w:wordWrap/>
+        <w:overflowPunct/>
+        <w:topLinePunct w:val="0"/>
+        <w:autoSpaceDE w:val="0"/>
+        <w:autoSpaceDN w:val="0"/>
+        <w:bidi w:val="0"/>
+        <w:adjustRightInd w:val="0"/>
+        <w:snapToGrid w:val="0"/>
+        <w:textAlignment w:val="baseline"/>
+        <w:rPr>
+          <w:rFonts w:hint="default"/>
+          <w:lang w:val="en-US" w:eastAsia="zh-CN"/>
+        </w:rPr>
+      </w:pPr>
+      <w:r>
+        <w:rPr>
+          <w:rFonts w:hint="default"/>
+          <w:lang w:val="en-US" w:eastAsia="zh-CN"/>
+        </w:rPr>
+        <w:t>运维人员培训按公司培训管理制度执行，运维部根据工作需要开展相关培训</w:t>
+      </w:r>
+      <w:r>
+        <w:rPr>
           <w:rFonts w:hint="eastAsia"/>
           <w:lang w:val="en-US" w:eastAsia="zh-CN"/>
         </w:rPr>
-        <w:t>采取随机发放满意度调查问卷的方式开展。保证满意度调查的随机性和客户覆盖率</w:t>
-      </w:r>
-    </w:p>
-    <w:p>
-      <w:pPr>
-        <w:pStyle w:val="1"/>
-        <w:keepNext w:val="0"/>
-        <w:keepLines w:val="0"/>
-        <w:pageBreakBefore w:val="0"/>
-        <w:widowControl w:val="0"/>
-        <w:kinsoku w:val="0"/>
-        <w:wordWrap/>
-        <w:overflowPunct/>
-        <w:topLinePunct w:val="0"/>
-        <w:autoSpaceDE w:val="0"/>
-        <w:autoSpaceDN w:val="0"/>
-        <w:bidi w:val="0"/>
-        <w:adjustRightInd w:val="0"/>
-        <w:snapToGrid w:val="0"/>
-        <w:textAlignment w:val="baseline"/>
-        <w:rPr>
-          <w:rFonts w:hint="default"/>
-          <w:lang w:val="en-US" w:eastAsia="zh-CN"/>
-        </w:rPr>
-      </w:pPr>
-      <w:r>
-        <w:rPr>
-          <w:rFonts w:hint="default"/>
-          <w:lang w:val="en-US" w:eastAsia="zh-CN"/>
-        </w:rPr>
-        <w:t>人员、资源、技术</w:t>
-      </w:r>
+        <w:t>，由质量部进行监督</w:t>
+      </w:r>
+      <w:r>
+        <w:rPr>
+          <w:rFonts w:hint="default"/>
+          <w:lang w:val="en-US" w:eastAsia="zh-CN"/>
+        </w:rPr>
+        <w:t>。</w:t>
+      </w:r>
+    </w:p>
+    <w:p>
+      <w:pPr>
+        <w:pStyle w:val="29"/>
+        <w:keepNext w:val="0"/>
+        <w:keepLines w:val="0"/>
+        <w:pageBreakBefore w:val="0"/>
+        <w:widowControl w:val="0"/>
+        <w:kinsoku w:val="0"/>
+        <w:wordWrap/>
+        <w:overflowPunct/>
+        <w:topLinePunct w:val="0"/>
+        <w:autoSpaceDE w:val="0"/>
+        <w:autoSpaceDN w:val="0"/>
+        <w:bidi w:val="0"/>
+        <w:adjustRightInd w:val="0"/>
+        <w:snapToGrid w:val="0"/>
+        <w:textAlignment w:val="baseline"/>
+        <w:rPr>
+          <w:rFonts w:hint="default"/>
+          <w:lang w:val="en-US" w:eastAsia="zh-CN"/>
+        </w:rPr>
+      </w:pPr>
+      <w:r>
+        <w:rPr>
+          <w:rFonts w:hint="default"/>
+          <w:lang w:val="en-US" w:eastAsia="zh-CN"/>
+        </w:rPr>
+        <w:t>运维部每年制定运维人力资源计划，包括人力资源现状与需求分析、招聘管理、储备管理及培训管理等内容。</w:t>
+      </w:r>
+    </w:p>
+    <w:p>
+      <w:pPr>
+        <w:pStyle w:val="30"/>
+        <w:keepNext w:val="0"/>
+        <w:keepLines w:val="0"/>
+        <w:pageBreakBefore w:val="0"/>
+        <w:widowControl w:val="0"/>
+        <w:kinsoku w:val="0"/>
+        <w:wordWrap/>
+        <w:overflowPunct/>
+        <w:topLinePunct w:val="0"/>
+        <w:autoSpaceDE w:val="0"/>
+        <w:autoSpaceDN w:val="0"/>
+        <w:bidi w:val="0"/>
+        <w:adjustRightInd w:val="0"/>
+        <w:snapToGrid w:val="0"/>
+        <w:textAlignment w:val="baseline"/>
+        <w:rPr>
+          <w:rFonts w:hint="default"/>
+          <w:lang w:val="en-US" w:eastAsia="zh-CN"/>
+        </w:rPr>
+      </w:pPr>
+      <w:r>
+        <w:rPr>
+          <w:rFonts w:hint="default"/>
+          <w:lang w:val="en-US" w:eastAsia="zh-CN"/>
+        </w:rPr>
+        <w:t>资源管理</w:t>
+      </w:r>
+    </w:p>
+    <w:p>
+      <w:pPr>
+        <w:pStyle w:val="29"/>
+        <w:keepNext w:val="0"/>
+        <w:keepLines w:val="0"/>
+        <w:pageBreakBefore w:val="0"/>
+        <w:widowControl w:val="0"/>
+        <w:kinsoku w:val="0"/>
+        <w:wordWrap/>
+        <w:overflowPunct/>
+        <w:topLinePunct w:val="0"/>
+        <w:autoSpaceDE w:val="0"/>
+        <w:autoSpaceDN w:val="0"/>
+        <w:bidi w:val="0"/>
+        <w:adjustRightInd w:val="0"/>
+        <w:snapToGrid w:val="0"/>
+        <w:textAlignment w:val="baseline"/>
+        <w:rPr>
+          <w:rFonts w:hint="default"/>
+          <w:lang w:val="en-US" w:eastAsia="zh-CN"/>
+        </w:rPr>
+      </w:pPr>
       <w:r>
         <w:rPr>
           <w:rFonts w:hint="eastAsia"/>
           <w:lang w:val="en-US" w:eastAsia="zh-CN"/>
         </w:rPr>
+        <w:t>服务知识</w:t>
+      </w:r>
+      <w:r>
+        <w:rPr>
+          <w:rFonts w:hint="default"/>
+          <w:lang w:val="en-US" w:eastAsia="zh-CN"/>
+        </w:rPr>
+        <w:t>管理：由运维部建立并维护，为公司资产库，提供常见问题解答、服务经验分享、工具下载等内容，按《</w:t>
+      </w:r>
+      <w:r>
+        <w:rPr>
+          <w:rFonts w:hint="eastAsia"/>
+          <w:lang w:val="en-US" w:eastAsia="zh-CN"/>
+        </w:rPr>
+        <w:t>服务知识</w:t>
+      </w:r>
+      <w:r>
+        <w:rPr>
+          <w:rFonts w:hint="default"/>
+          <w:lang w:val="en-US" w:eastAsia="zh-CN"/>
+        </w:rPr>
+        <w:t>管理制度》管理。</w:t>
+      </w:r>
+    </w:p>
+    <w:p>
+      <w:pPr>
+        <w:pStyle w:val="29"/>
+        <w:keepNext w:val="0"/>
+        <w:keepLines w:val="0"/>
+        <w:pageBreakBefore w:val="0"/>
+        <w:widowControl w:val="0"/>
+        <w:kinsoku w:val="0"/>
+        <w:wordWrap/>
+        <w:overflowPunct/>
+        <w:topLinePunct w:val="0"/>
+        <w:autoSpaceDE w:val="0"/>
+        <w:autoSpaceDN w:val="0"/>
+        <w:bidi w:val="0"/>
+        <w:adjustRightInd w:val="0"/>
+        <w:snapToGrid w:val="0"/>
+        <w:textAlignment w:val="baseline"/>
+        <w:rPr>
+          <w:rFonts w:hint="default"/>
+          <w:lang w:val="en-US" w:eastAsia="zh-CN"/>
+        </w:rPr>
+      </w:pPr>
+      <w:r>
+        <w:rPr>
+          <w:rFonts w:hint="default"/>
+          <w:lang w:val="en-US" w:eastAsia="zh-CN"/>
+        </w:rPr>
+        <w:t>备件库管理：由采购部建立实体与虚拟备件库，运维工程师可通过服务台查看备件信息，按《备件管理制度》管理。</w:t>
+      </w:r>
+    </w:p>
+    <w:p>
+      <w:pPr>
+        <w:pStyle w:val="29"/>
+        <w:keepNext w:val="0"/>
+        <w:keepLines w:val="0"/>
+        <w:pageBreakBefore w:val="0"/>
+        <w:widowControl w:val="0"/>
+        <w:kinsoku w:val="0"/>
+        <w:wordWrap/>
+        <w:overflowPunct/>
+        <w:topLinePunct w:val="0"/>
+        <w:autoSpaceDE w:val="0"/>
+        <w:autoSpaceDN w:val="0"/>
+        <w:bidi w:val="0"/>
+        <w:adjustRightInd w:val="0"/>
+        <w:snapToGrid w:val="0"/>
+        <w:textAlignment w:val="baseline"/>
+        <w:rPr>
+          <w:rFonts w:hint="default"/>
+          <w:lang w:val="en-US" w:eastAsia="zh-CN"/>
+        </w:rPr>
+      </w:pPr>
+      <w:r>
+        <w:rPr>
+          <w:rFonts w:hint="default"/>
+          <w:lang w:val="en-US" w:eastAsia="zh-CN"/>
+        </w:rPr>
+        <w:t>运维工具管理：由运维部负责建立与实施，运维人员可通过工具列表了解工具情况与使用说明，监控工具参数根据客户需求与监控指标体系配置。</w:t>
+      </w:r>
+    </w:p>
+    <w:p>
+      <w:pPr>
+        <w:pStyle w:val="29"/>
+        <w:keepNext w:val="0"/>
+        <w:keepLines w:val="0"/>
+        <w:pageBreakBefore w:val="0"/>
+        <w:widowControl w:val="0"/>
+        <w:kinsoku w:val="0"/>
+        <w:wordWrap/>
+        <w:overflowPunct/>
+        <w:topLinePunct w:val="0"/>
+        <w:autoSpaceDE w:val="0"/>
+        <w:autoSpaceDN w:val="0"/>
+        <w:bidi w:val="0"/>
+        <w:adjustRightInd w:val="0"/>
+        <w:snapToGrid w:val="0"/>
+        <w:textAlignment w:val="baseline"/>
+        <w:rPr>
+          <w:rFonts w:hint="default"/>
+          <w:lang w:val="en-US" w:eastAsia="zh-CN"/>
+        </w:rPr>
+      </w:pPr>
+      <w:r>
+        <w:rPr>
+          <w:rFonts w:hint="default"/>
+          <w:lang w:val="en-US" w:eastAsia="zh-CN"/>
+        </w:rPr>
+        <w:t>服务台管理：设立在运维部，统一受理故障上报与服务请求，按《服务台管理制度》执行。</w:t>
+      </w:r>
+    </w:p>
+    <w:p>
+      <w:pPr>
+        <w:pStyle w:val="29"/>
+        <w:keepNext w:val="0"/>
+        <w:keepLines w:val="0"/>
+        <w:pageBreakBefore w:val="0"/>
+        <w:widowControl w:val="0"/>
+        <w:kinsoku w:val="0"/>
+        <w:wordWrap/>
+        <w:overflowPunct/>
+        <w:topLinePunct w:val="0"/>
+        <w:autoSpaceDE w:val="0"/>
+        <w:autoSpaceDN w:val="0"/>
+        <w:bidi w:val="0"/>
+        <w:adjustRightInd w:val="0"/>
+        <w:snapToGrid w:val="0"/>
+        <w:textAlignment w:val="baseline"/>
+        <w:rPr>
+          <w:rFonts w:hint="eastAsia"/>
+          <w:lang w:val="en-US" w:eastAsia="zh-CN"/>
+        </w:rPr>
+      </w:pPr>
+      <w:r>
+        <w:rPr>
+          <w:rFonts w:hint="eastAsia"/>
+          <w:lang w:val="en-US" w:eastAsia="zh-CN"/>
+        </w:rPr>
+        <w:t>最终软件库管理：</w:t>
+      </w:r>
+      <w:r>
+        <w:t>由运维部负责建立与维护，对公司所有软件版本、部署包及相关文档进行统一归档与管理，运维人员可通过软件库获取经批准的正式版本软件、历史版本记录及版本差异说明，软件的上架、版本控制与权限管理严格遵循《</w:t>
+      </w:r>
+      <w:r>
+        <w:rPr>
+          <w:rFonts w:hint="eastAsia"/>
+          <w:lang w:val="en-US" w:eastAsia="zh-CN"/>
+        </w:rPr>
+        <w:t>最终软件库</w:t>
+      </w:r>
+      <w:r>
+        <w:t>管理制度》执行。</w:t>
+      </w:r>
+    </w:p>
+    <w:p>
+      <w:pPr>
+        <w:pStyle w:val="29"/>
+        <w:keepNext w:val="0"/>
+        <w:keepLines w:val="0"/>
+        <w:pageBreakBefore w:val="0"/>
+        <w:widowControl w:val="0"/>
+        <w:kinsoku w:val="0"/>
+        <w:wordWrap/>
+        <w:overflowPunct/>
+        <w:topLinePunct w:val="0"/>
+        <w:autoSpaceDE w:val="0"/>
+        <w:autoSpaceDN w:val="0"/>
+        <w:bidi w:val="0"/>
+        <w:adjustRightInd w:val="0"/>
+        <w:snapToGrid w:val="0"/>
+        <w:textAlignment w:val="baseline"/>
+        <w:rPr>
+          <w:rFonts w:hint="default"/>
+          <w:lang w:val="en-US" w:eastAsia="zh-CN"/>
+        </w:rPr>
+      </w:pPr>
+      <w:r>
+        <w:rPr>
+          <w:rFonts w:hint="eastAsia"/>
+          <w:lang w:val="en-US" w:eastAsia="zh-CN"/>
+        </w:rPr>
+        <w:t>服务数据管理：</w:t>
+      </w:r>
+      <w:r>
+        <w:t>由运维部负责建立与实施，对运维过程中产生的各类服务数据（包括但不限于事件记录、性能指标、变更历史、服务报告等）进行统一采集、存储与分析，运维人员与管理人员可通过数据分析平台查看实时状态、历史趋势及服务质量评价，服务数据的采集规范、存储周期及使用权限按《服务数据管理制度》执行。</w:t>
+      </w:r>
+    </w:p>
+    <w:p>
+      <w:pPr>
+        <w:pStyle w:val="30"/>
+        <w:keepNext w:val="0"/>
+        <w:keepLines w:val="0"/>
+        <w:pageBreakBefore w:val="0"/>
+        <w:widowControl w:val="0"/>
+        <w:kinsoku w:val="0"/>
+        <w:wordWrap/>
+        <w:overflowPunct/>
+        <w:topLinePunct w:val="0"/>
+        <w:autoSpaceDE w:val="0"/>
+        <w:autoSpaceDN w:val="0"/>
+        <w:bidi w:val="0"/>
+        <w:adjustRightInd w:val="0"/>
+        <w:snapToGrid w:val="0"/>
+        <w:textAlignment w:val="baseline"/>
+        <w:rPr>
+          <w:rFonts w:hint="default"/>
+          <w:lang w:val="en-US" w:eastAsia="zh-CN"/>
+        </w:rPr>
+      </w:pPr>
+      <w:r>
+        <w:rPr>
+          <w:rFonts w:hint="default"/>
+          <w:lang w:val="en-US" w:eastAsia="zh-CN"/>
+        </w:rPr>
+        <w:t>技术管理</w:t>
+      </w:r>
+    </w:p>
+    <w:p>
+      <w:pPr>
+        <w:pStyle w:val="31"/>
+        <w:keepNext w:val="0"/>
+        <w:keepLines w:val="0"/>
+        <w:pageBreakBefore w:val="0"/>
+        <w:widowControl w:val="0"/>
+        <w:kinsoku w:val="0"/>
+        <w:wordWrap/>
+        <w:overflowPunct/>
+        <w:topLinePunct w:val="0"/>
+        <w:autoSpaceDE w:val="0"/>
+        <w:autoSpaceDN w:val="0"/>
+        <w:bidi w:val="0"/>
+        <w:adjustRightInd w:val="0"/>
+        <w:snapToGrid w:val="0"/>
+        <w:textAlignment w:val="baseline"/>
+        <w:rPr>
+          <w:rFonts w:hint="default"/>
+          <w:lang w:val="en-US" w:eastAsia="zh-CN"/>
+        </w:rPr>
+      </w:pPr>
+      <w:r>
+        <w:rPr>
+          <w:rFonts w:hint="default"/>
+          <w:lang w:val="en-US" w:eastAsia="zh-CN"/>
+        </w:rPr>
+        <w:t>运维的技术研发</w:t>
+      </w:r>
+    </w:p>
+    <w:p>
+      <w:pPr>
+        <w:pStyle w:val="29"/>
+        <w:keepNext w:val="0"/>
+        <w:keepLines w:val="0"/>
+        <w:pageBreakBefore w:val="0"/>
+        <w:widowControl w:val="0"/>
+        <w:kinsoku w:val="0"/>
+        <w:wordWrap/>
+        <w:overflowPunct/>
+        <w:topLinePunct w:val="0"/>
+        <w:autoSpaceDE w:val="0"/>
+        <w:autoSpaceDN w:val="0"/>
+        <w:bidi w:val="0"/>
+        <w:adjustRightInd w:val="0"/>
+        <w:snapToGrid w:val="0"/>
+        <w:textAlignment w:val="baseline"/>
+        <w:rPr>
+          <w:rFonts w:hint="default"/>
+          <w:lang w:val="en-US" w:eastAsia="zh-CN"/>
+        </w:rPr>
+      </w:pPr>
+      <w:r>
+        <w:rPr>
+          <w:rFonts w:hint="default"/>
+          <w:lang w:val="en-US" w:eastAsia="zh-CN"/>
+        </w:rPr>
+        <w:t>运维部每年年初根据业务需要提出技术研发课题，包括市场分析与调研。</w:t>
+      </w:r>
+    </w:p>
+    <w:p>
+      <w:pPr>
+        <w:pStyle w:val="29"/>
+        <w:keepNext w:val="0"/>
+        <w:keepLines w:val="0"/>
+        <w:pageBreakBefore w:val="0"/>
+        <w:widowControl w:val="0"/>
+        <w:kinsoku w:val="0"/>
+        <w:wordWrap/>
+        <w:overflowPunct/>
+        <w:topLinePunct w:val="0"/>
+        <w:autoSpaceDE w:val="0"/>
+        <w:autoSpaceDN w:val="0"/>
+        <w:bidi w:val="0"/>
+        <w:adjustRightInd w:val="0"/>
+        <w:snapToGrid w:val="0"/>
+        <w:textAlignment w:val="baseline"/>
+        <w:rPr>
+          <w:rFonts w:hint="default"/>
+          <w:lang w:val="en-US" w:eastAsia="zh-CN"/>
+        </w:rPr>
+      </w:pPr>
+      <w:r>
+        <w:rPr>
+          <w:rFonts w:hint="default"/>
+          <w:lang w:val="en-US" w:eastAsia="zh-CN"/>
+        </w:rPr>
+        <w:t>研发课题经公司高层决策后纳入年度运维能力管理计划，由运维部负责实施。</w:t>
+      </w:r>
+    </w:p>
+    <w:p>
+      <w:pPr>
+        <w:pStyle w:val="31"/>
+        <w:keepNext w:val="0"/>
+        <w:keepLines w:val="0"/>
+        <w:pageBreakBefore w:val="0"/>
+        <w:widowControl w:val="0"/>
+        <w:kinsoku w:val="0"/>
+        <w:wordWrap/>
+        <w:overflowPunct/>
+        <w:topLinePunct w:val="0"/>
+        <w:autoSpaceDE w:val="0"/>
+        <w:autoSpaceDN w:val="0"/>
+        <w:bidi w:val="0"/>
+        <w:adjustRightInd w:val="0"/>
+        <w:snapToGrid w:val="0"/>
+        <w:textAlignment w:val="baseline"/>
+        <w:rPr>
+          <w:rFonts w:hint="default"/>
+          <w:lang w:val="en-US" w:eastAsia="zh-CN"/>
+        </w:rPr>
+      </w:pPr>
+      <w:r>
+        <w:rPr>
+          <w:rFonts w:hint="default"/>
+          <w:lang w:val="en-US" w:eastAsia="zh-CN"/>
+        </w:rPr>
+        <w:t>运维服务相关故障分析解决技术</w:t>
+      </w:r>
+    </w:p>
+    <w:p>
+      <w:pPr>
+        <w:pStyle w:val="29"/>
+        <w:keepNext w:val="0"/>
+        <w:keepLines w:val="0"/>
+        <w:pageBreakBefore w:val="0"/>
+        <w:widowControl w:val="0"/>
+        <w:kinsoku w:val="0"/>
+        <w:wordWrap/>
+        <w:overflowPunct/>
+        <w:topLinePunct w:val="0"/>
+        <w:autoSpaceDE w:val="0"/>
+        <w:autoSpaceDN w:val="0"/>
+        <w:bidi w:val="0"/>
+        <w:adjustRightInd w:val="0"/>
+        <w:snapToGrid w:val="0"/>
+        <w:textAlignment w:val="baseline"/>
+        <w:rPr>
+          <w:rFonts w:hint="default"/>
+          <w:lang w:val="en-US" w:eastAsia="zh-CN"/>
+        </w:rPr>
+      </w:pPr>
+      <w:r>
+        <w:rPr>
+          <w:rFonts w:hint="default"/>
+          <w:lang w:val="en-US" w:eastAsia="zh-CN"/>
+        </w:rPr>
+        <w:t>运维部组织运维工程师每年对运维过程中出现的故障进行分析，形成典型故障诊断手册。</w:t>
+      </w:r>
+    </w:p>
+    <w:p>
+      <w:pPr>
+        <w:pStyle w:val="29"/>
+        <w:keepNext w:val="0"/>
+        <w:keepLines w:val="0"/>
+        <w:pageBreakBefore w:val="0"/>
+        <w:widowControl w:val="0"/>
+        <w:kinsoku w:val="0"/>
+        <w:wordWrap/>
+        <w:overflowPunct/>
+        <w:topLinePunct w:val="0"/>
+        <w:autoSpaceDE w:val="0"/>
+        <w:autoSpaceDN w:val="0"/>
+        <w:bidi w:val="0"/>
+        <w:adjustRightInd w:val="0"/>
+        <w:snapToGrid w:val="0"/>
+        <w:textAlignment w:val="baseline"/>
+        <w:rPr>
+          <w:rFonts w:hint="default"/>
+          <w:lang w:val="en-US" w:eastAsia="zh-CN"/>
+        </w:rPr>
+      </w:pPr>
+      <w:r>
+        <w:rPr>
+          <w:rFonts w:hint="default"/>
+          <w:lang w:val="en-US" w:eastAsia="zh-CN"/>
+        </w:rPr>
+        <w:t>整理后录入</w:t>
+      </w:r>
+      <w:r>
+        <w:rPr>
+          <w:rFonts w:hint="eastAsia"/>
+          <w:lang w:val="en-US" w:eastAsia="zh-CN"/>
+        </w:rPr>
+        <w:t>服务知识</w:t>
+      </w:r>
+      <w:r>
+        <w:rPr>
+          <w:rFonts w:hint="default"/>
+          <w:lang w:val="en-US" w:eastAsia="zh-CN"/>
+        </w:rPr>
+        <w:t>，授权访问。</w:t>
+      </w:r>
+    </w:p>
+    <w:p>
+      <w:pPr>
+        <w:pStyle w:val="29"/>
+        <w:keepNext w:val="0"/>
+        <w:keepLines w:val="0"/>
+        <w:pageBreakBefore w:val="0"/>
+        <w:widowControl w:val="0"/>
+        <w:kinsoku w:val="0"/>
+        <w:wordWrap/>
+        <w:overflowPunct/>
+        <w:topLinePunct w:val="0"/>
+        <w:autoSpaceDE w:val="0"/>
+        <w:autoSpaceDN w:val="0"/>
+        <w:bidi w:val="0"/>
+        <w:adjustRightInd w:val="0"/>
+        <w:snapToGrid w:val="0"/>
+        <w:textAlignment w:val="baseline"/>
+        <w:rPr>
+          <w:rFonts w:hint="default"/>
+          <w:lang w:val="en-US" w:eastAsia="zh-CN"/>
+        </w:rPr>
+      </w:pPr>
+      <w:r>
+        <w:rPr>
+          <w:rFonts w:hint="default"/>
+          <w:lang w:val="en-US" w:eastAsia="zh-CN"/>
+        </w:rPr>
+        <w:t>根据需要调研市场检测工具或自主研发诊断工具，经评价确认后纳入运维服务工具管理库。</w:t>
+      </w:r>
+    </w:p>
+    <w:p>
+      <w:pPr>
+        <w:pStyle w:val="30"/>
+        <w:keepNext w:val="0"/>
+        <w:keepLines w:val="0"/>
+        <w:pageBreakBefore w:val="0"/>
+        <w:widowControl w:val="0"/>
+        <w:kinsoku w:val="0"/>
+        <w:wordWrap/>
+        <w:overflowPunct/>
+        <w:topLinePunct w:val="0"/>
+        <w:autoSpaceDE w:val="0"/>
+        <w:autoSpaceDN w:val="0"/>
+        <w:bidi w:val="0"/>
+        <w:adjustRightInd w:val="0"/>
+        <w:snapToGrid w:val="0"/>
+        <w:textAlignment w:val="baseline"/>
+        <w:rPr>
+          <w:rFonts w:hint="default"/>
+          <w:lang w:val="en-US" w:eastAsia="zh-CN"/>
+        </w:rPr>
+      </w:pPr>
+      <w:r>
+        <w:rPr>
+          <w:rFonts w:hint="default"/>
+          <w:lang w:val="en-US" w:eastAsia="zh-CN"/>
+        </w:rPr>
+        <w:t>过程管理</w:t>
+      </w:r>
+    </w:p>
+    <w:p>
+      <w:pPr>
+        <w:pStyle w:val="29"/>
+        <w:keepNext w:val="0"/>
+        <w:keepLines w:val="0"/>
+        <w:pageBreakBefore w:val="0"/>
+        <w:widowControl w:val="0"/>
+        <w:kinsoku w:val="0"/>
+        <w:wordWrap/>
+        <w:overflowPunct/>
+        <w:topLinePunct w:val="0"/>
+        <w:autoSpaceDE w:val="0"/>
+        <w:autoSpaceDN w:val="0"/>
+        <w:bidi w:val="0"/>
+        <w:adjustRightInd w:val="0"/>
+        <w:snapToGrid w:val="0"/>
+        <w:textAlignment w:val="baseline"/>
+        <w:rPr>
+          <w:rFonts w:hint="default"/>
+          <w:lang w:val="en-US" w:eastAsia="zh-CN"/>
+        </w:rPr>
+      </w:pPr>
+      <w:r>
+        <w:rPr>
+          <w:rFonts w:hint="default"/>
+          <w:lang w:val="en-US" w:eastAsia="zh-CN"/>
+        </w:rPr>
+        <w:t>运维部与</w:t>
+      </w:r>
+      <w:r>
+        <w:rPr>
+          <w:rFonts w:hint="eastAsia"/>
+          <w:lang w:val="en-US" w:eastAsia="zh-CN"/>
+        </w:rPr>
+        <w:t>质量部</w:t>
+      </w:r>
+      <w:r>
+        <w:rPr>
+          <w:rFonts w:hint="default"/>
+          <w:lang w:val="en-US" w:eastAsia="zh-CN"/>
+        </w:rPr>
+        <w:t>建立</w:t>
+      </w:r>
+      <w:r>
+        <w:rPr>
+          <w:rFonts w:hint="eastAsia"/>
+          <w:lang w:val="en-US" w:eastAsia="zh-CN"/>
+        </w:rPr>
+        <w:t>以下</w:t>
+      </w:r>
+      <w:r>
+        <w:rPr>
+          <w:rFonts w:hint="default"/>
+          <w:lang w:val="en-US" w:eastAsia="zh-CN"/>
+        </w:rPr>
+        <w:t>运维服务过程：</w:t>
+      </w:r>
+      <w:r>
+        <w:rPr>
+          <w:rFonts w:hint="eastAsia"/>
+          <w:lang w:val="en-US" w:eastAsia="zh-CN"/>
+        </w:rPr>
+        <w:t>过程框架管理、</w:t>
+      </w:r>
+      <w:r>
+        <w:rPr>
+          <w:rFonts w:hint="default"/>
+          <w:lang w:val="en-US" w:eastAsia="zh-CN"/>
+        </w:rPr>
+        <w:t>服务级别管理、服务报告管理、事件管理、问题管理、变更管理</w:t>
+      </w:r>
+      <w:r>
+        <w:rPr>
+          <w:rFonts w:hint="eastAsia"/>
+          <w:lang w:val="en-US" w:eastAsia="zh-CN"/>
+        </w:rPr>
         <w:t>、</w:t>
       </w:r>
       <w:r>
@@ -3158,1595 +4231,550 @@
           <w:rFonts w:hint="default"/>
           <w:lang w:val="en-US" w:eastAsia="zh-CN"/>
         </w:rPr>
-        <w:t>过程</w:t>
+        <w:t>发布管理、配置管理、</w:t>
       </w:r>
       <w:r>
         <w:rPr>
           <w:rFonts w:hint="eastAsia"/>
           <w:lang w:val="en-US" w:eastAsia="zh-CN"/>
         </w:rPr>
-        <w:t>、交付和应急</w:t>
-      </w:r>
-      <w:r>
-        <w:rPr>
-          <w:rFonts w:hint="default"/>
-          <w:lang w:val="en-US" w:eastAsia="zh-CN"/>
-        </w:rPr>
-        <w:t>管理</w:t>
-      </w:r>
-    </w:p>
-    <w:p>
-      <w:pPr>
-        <w:pStyle w:val="a1"/>
-        <w:keepNext w:val="0"/>
-        <w:keepLines w:val="0"/>
-        <w:pageBreakBefore w:val="0"/>
-        <w:widowControl w:val="0"/>
-        <w:kinsoku w:val="0"/>
-        <w:wordWrap/>
-        <w:overflowPunct/>
-        <w:topLinePunct w:val="0"/>
-        <w:autoSpaceDE w:val="0"/>
-        <w:autoSpaceDN w:val="0"/>
-        <w:bidi w:val="0"/>
-        <w:adjustRightInd w:val="0"/>
-        <w:snapToGrid w:val="0"/>
-        <w:textAlignment w:val="baseline"/>
-        <w:rPr>
-          <w:rFonts w:hint="default"/>
-          <w:lang w:val="en-US" w:eastAsia="zh-CN"/>
-        </w:rPr>
-      </w:pPr>
-      <w:r>
-        <w:rPr>
-          <w:rFonts w:hint="default"/>
-          <w:lang w:val="en-US" w:eastAsia="zh-CN"/>
-        </w:rPr>
-        <w:t>为保障服务质量，不断提高客户满意度，系统运维部从人员、资源、过程</w:t>
+        <w:t>服务可用性和连续性管理、容量管理、</w:t>
+      </w:r>
+      <w:r>
+        <w:rPr>
+          <w:rFonts w:hint="default"/>
+          <w:lang w:val="en-US" w:eastAsia="zh-CN"/>
+        </w:rPr>
+        <w:t>信息安全管理，每年进行流程更新与新建。</w:t>
+      </w:r>
+    </w:p>
+    <w:p>
+      <w:pPr>
+        <w:pStyle w:val="29"/>
+        <w:keepNext w:val="0"/>
+        <w:keepLines w:val="0"/>
+        <w:pageBreakBefore w:val="0"/>
+        <w:widowControl w:val="0"/>
+        <w:kinsoku w:val="0"/>
+        <w:wordWrap/>
+        <w:overflowPunct/>
+        <w:topLinePunct w:val="0"/>
+        <w:autoSpaceDE w:val="0"/>
+        <w:autoSpaceDN w:val="0"/>
+        <w:bidi w:val="0"/>
+        <w:adjustRightInd w:val="0"/>
+        <w:snapToGrid w:val="0"/>
+        <w:textAlignment w:val="baseline"/>
+        <w:rPr>
+          <w:rFonts w:hint="default"/>
+          <w:lang w:val="en-US" w:eastAsia="zh-CN"/>
+        </w:rPr>
+      </w:pPr>
+      <w:r>
+        <w:rPr>
+          <w:rFonts w:hint="default"/>
+          <w:lang w:val="en-US" w:eastAsia="zh-CN"/>
+        </w:rPr>
+        <w:t>依据ITSS标准制定过程度量指标，目前已定义过程的指标，分组织级与项目级两个维度考核。</w:t>
+      </w:r>
+    </w:p>
+    <w:p>
+      <w:pPr>
+        <w:pStyle w:val="29"/>
+        <w:keepNext w:val="0"/>
+        <w:keepLines w:val="0"/>
+        <w:pageBreakBefore w:val="0"/>
+        <w:widowControl w:val="0"/>
+        <w:kinsoku w:val="0"/>
+        <w:wordWrap/>
+        <w:overflowPunct/>
+        <w:topLinePunct w:val="0"/>
+        <w:autoSpaceDE w:val="0"/>
+        <w:autoSpaceDN w:val="0"/>
+        <w:bidi w:val="0"/>
+        <w:adjustRightInd w:val="0"/>
+        <w:snapToGrid w:val="0"/>
+        <w:textAlignment w:val="baseline"/>
+        <w:rPr>
+          <w:rFonts w:hint="default"/>
+          <w:lang w:val="en-US" w:eastAsia="zh-CN"/>
+        </w:rPr>
+      </w:pPr>
+      <w:r>
+        <w:rPr>
+          <w:rFonts w:hint="default"/>
+          <w:lang w:val="en-US" w:eastAsia="zh-CN"/>
+        </w:rPr>
+        <w:t>流程日常检查由运维部质量管理员负责；年度体系内审与管评由</w:t>
       </w:r>
       <w:r>
         <w:rPr>
           <w:rFonts w:hint="eastAsia"/>
           <w:lang w:val="en-US" w:eastAsia="zh-CN"/>
         </w:rPr>
-        <w:t>、</w:t>
-      </w:r>
-      <w:r>
-        <w:rPr>
-          <w:rFonts w:hint="default"/>
-          <w:lang w:val="en-US" w:eastAsia="zh-CN"/>
-        </w:rPr>
-        <w:t>技术</w:t>
-      </w:r>
-      <w:r>
+        <w:t>质量部</w:t>
+      </w:r>
+      <w:r>
+        <w:rPr>
+          <w:rFonts w:hint="default"/>
+          <w:lang w:val="en-US" w:eastAsia="zh-CN"/>
+        </w:rPr>
+        <w:t>组织。</w:t>
+      </w:r>
+    </w:p>
+    <w:p>
+      <w:pPr>
+        <w:pStyle w:val="29"/>
+        <w:keepNext w:val="0"/>
+        <w:keepLines w:val="0"/>
+        <w:pageBreakBefore w:val="0"/>
+        <w:widowControl w:val="0"/>
+        <w:kinsoku w:val="0"/>
+        <w:wordWrap/>
+        <w:overflowPunct/>
+        <w:topLinePunct w:val="0"/>
+        <w:autoSpaceDE w:val="0"/>
+        <w:autoSpaceDN w:val="0"/>
+        <w:bidi w:val="0"/>
+        <w:adjustRightInd w:val="0"/>
+        <w:snapToGrid w:val="0"/>
+        <w:textAlignment w:val="baseline"/>
+        <w:rPr>
+          <w:rFonts w:hint="default"/>
+          <w:lang w:val="en-US" w:eastAsia="zh-CN"/>
+        </w:rPr>
+      </w:pPr>
+      <w:r>
+        <w:rPr>
+          <w:rFonts w:hint="default"/>
+          <w:lang w:val="en-US" w:eastAsia="zh-CN"/>
+        </w:rPr>
+        <w:t>过程改进来源包括日常检查、SLA识别、内审与管理评审等，通过收集改进建议持续优化。</w:t>
+      </w:r>
+    </w:p>
+    <w:p>
+      <w:pPr>
+        <w:pStyle w:val="29"/>
+        <w:keepNext w:val="0"/>
+        <w:keepLines w:val="0"/>
+        <w:pageBreakBefore w:val="0"/>
+        <w:widowControl w:val="0"/>
+        <w:kinsoku w:val="0"/>
+        <w:wordWrap/>
+        <w:overflowPunct/>
+        <w:topLinePunct w:val="0"/>
+        <w:autoSpaceDE w:val="0"/>
+        <w:autoSpaceDN w:val="0"/>
+        <w:bidi w:val="0"/>
+        <w:adjustRightInd w:val="0"/>
+        <w:snapToGrid w:val="0"/>
+        <w:textAlignment w:val="baseline"/>
+        <w:rPr>
+          <w:rFonts w:hint="default"/>
+          <w:lang w:val="en-US" w:eastAsia="zh-CN"/>
+        </w:rPr>
+      </w:pPr>
+      <w:r>
+        <w:rPr>
+          <w:rFonts w:hint="default"/>
+          <w:lang w:val="en-US" w:eastAsia="zh-CN"/>
+        </w:rPr>
+        <w:t>建立过程度量KPI，积累基线数据，推动过程持续完善。</w:t>
+      </w:r>
+    </w:p>
+    <w:p>
+      <w:pPr>
+        <w:pStyle w:val="30"/>
+        <w:keepNext w:val="0"/>
+        <w:keepLines w:val="0"/>
+        <w:pageBreakBefore w:val="0"/>
+        <w:widowControl w:val="0"/>
+        <w:kinsoku w:val="0"/>
+        <w:wordWrap/>
+        <w:overflowPunct/>
+        <w:topLinePunct w:val="0"/>
+        <w:autoSpaceDE w:val="0"/>
+        <w:autoSpaceDN w:val="0"/>
+        <w:bidi w:val="0"/>
+        <w:adjustRightInd w:val="0"/>
+        <w:snapToGrid w:val="0"/>
+        <w:textAlignment w:val="baseline"/>
         <w:rPr>
           <w:rFonts w:hint="eastAsia"/>
           <w:lang w:val="en-US" w:eastAsia="zh-CN"/>
         </w:rPr>
-        <w:t>、交付和应急</w:t>
-      </w:r>
-      <w:r>
-        <w:rPr>
-          <w:rFonts w:hint="default"/>
-          <w:lang w:val="en-US" w:eastAsia="zh-CN"/>
-        </w:rPr>
-        <w:t>方面策划服务并制定具体工作计划。</w:t>
-      </w:r>
-    </w:p>
-    <w:p>
-      <w:pPr>
-        <w:pStyle w:val="2"/>
-        <w:keepNext w:val="0"/>
-        <w:keepLines w:val="0"/>
-        <w:pageBreakBefore w:val="0"/>
-        <w:widowControl w:val="0"/>
-        <w:kinsoku w:val="0"/>
-        <w:wordWrap/>
-        <w:overflowPunct/>
-        <w:topLinePunct w:val="0"/>
-        <w:autoSpaceDE w:val="0"/>
-        <w:autoSpaceDN w:val="0"/>
-        <w:bidi w:val="0"/>
-        <w:adjustRightInd w:val="0"/>
-        <w:snapToGrid w:val="0"/>
-        <w:textAlignment w:val="baseline"/>
-        <w:rPr>
-          <w:rFonts w:hint="default"/>
-          <w:lang w:val="en-US" w:eastAsia="zh-CN"/>
-        </w:rPr>
-      </w:pPr>
-      <w:r>
-        <w:rPr>
-          <w:rFonts w:hint="default"/>
-          <w:lang w:val="en-US" w:eastAsia="zh-CN"/>
-        </w:rPr>
-        <w:t>人员管理</w:t>
-      </w:r>
-    </w:p>
-    <w:p>
-      <w:pPr>
-        <w:pStyle w:val="a1"/>
-        <w:keepNext w:val="0"/>
-        <w:keepLines w:val="0"/>
-        <w:pageBreakBefore w:val="0"/>
-        <w:widowControl w:val="0"/>
-        <w:kinsoku w:val="0"/>
-        <w:wordWrap/>
-        <w:overflowPunct/>
-        <w:topLinePunct w:val="0"/>
-        <w:autoSpaceDE w:val="0"/>
-        <w:autoSpaceDN w:val="0"/>
-        <w:bidi w:val="0"/>
-        <w:adjustRightInd w:val="0"/>
-        <w:snapToGrid w:val="0"/>
-        <w:textAlignment w:val="baseline"/>
-        <w:rPr>
-          <w:rFonts w:hint="default"/>
-          <w:lang w:val="en-US" w:eastAsia="zh-CN"/>
-        </w:rPr>
-      </w:pPr>
-      <w:r>
-        <w:rPr>
-          <w:rFonts w:hint="default"/>
-          <w:lang w:val="en-US" w:eastAsia="zh-CN"/>
-        </w:rPr>
-        <w:t>运维岗位结构与职责由运维部与</w:t>
-      </w:r>
+      </w:pPr>
       <w:r>
         <w:rPr>
           <w:rFonts w:hint="eastAsia"/>
           <w:lang w:val="en-US" w:eastAsia="zh-CN"/>
         </w:rPr>
-        <w:t>人力资源部</w:t>
-      </w:r>
-      <w:r>
-        <w:rPr>
-          <w:rFonts w:hint="default"/>
-          <w:lang w:val="en-US" w:eastAsia="zh-CN"/>
-        </w:rPr>
-        <w:t>共同制定，运维部负责维护与更新，详见《</w:t>
-      </w:r>
-      <w:r>
+        <w:t>交付管理</w:t>
+      </w:r>
+    </w:p>
+    <w:p>
+      <w:pPr>
+        <w:pStyle w:val="29"/>
+        <w:keepNext w:val="0"/>
+        <w:keepLines w:val="0"/>
+        <w:pageBreakBefore w:val="0"/>
+        <w:widowControl w:val="0"/>
+        <w:kinsoku w:val="0"/>
+        <w:wordWrap/>
+        <w:overflowPunct/>
+        <w:topLinePunct w:val="0"/>
+        <w:autoSpaceDE w:val="0"/>
+        <w:autoSpaceDN w:val="0"/>
+        <w:bidi w:val="0"/>
+        <w:adjustRightInd w:val="0"/>
+        <w:snapToGrid w:val="0"/>
+        <w:textAlignment w:val="baseline"/>
         <w:rPr>
           <w:rFonts w:hint="eastAsia"/>
           <w:lang w:val="en-US" w:eastAsia="zh-CN"/>
         </w:rPr>
-        <w:t>岗位职责说明书</w:t>
-      </w:r>
-      <w:r>
-        <w:rPr>
-          <w:rFonts w:hint="default"/>
-          <w:lang w:val="en-US" w:eastAsia="zh-CN"/>
-        </w:rPr>
-        <w:t>》。</w:t>
-      </w:r>
-    </w:p>
-    <w:p>
-      <w:pPr>
-        <w:pStyle w:val="a1"/>
-        <w:keepNext w:val="0"/>
-        <w:keepLines w:val="0"/>
-        <w:pageBreakBefore w:val="0"/>
-        <w:widowControl w:val="0"/>
-        <w:kinsoku w:val="0"/>
-        <w:wordWrap/>
-        <w:overflowPunct/>
-        <w:topLinePunct w:val="0"/>
-        <w:autoSpaceDE w:val="0"/>
-        <w:autoSpaceDN w:val="0"/>
-        <w:bidi w:val="0"/>
-        <w:adjustRightInd w:val="0"/>
-        <w:snapToGrid w:val="0"/>
-        <w:textAlignment w:val="baseline"/>
-        <w:rPr>
-          <w:rFonts w:hint="default"/>
-          <w:lang w:val="en-US" w:eastAsia="zh-CN"/>
-        </w:rPr>
-      </w:pPr>
-      <w:r>
-        <w:rPr>
-          <w:rFonts w:hint="default"/>
-          <w:lang w:val="en-US" w:eastAsia="zh-CN"/>
-        </w:rPr>
-        <w:t>运维人员绩效考核由运维部根据公司人力资源评价制度进行管理</w:t>
-      </w:r>
+      </w:pPr>
       <w:r>
         <w:rPr>
           <w:rFonts w:hint="eastAsia"/>
           <w:lang w:val="en-US" w:eastAsia="zh-CN"/>
         </w:rPr>
-        <w:t>制度</w:t>
-      </w:r>
-      <w:r>
-        <w:rPr>
-          <w:rFonts w:hint="default"/>
-          <w:lang w:val="en-US" w:eastAsia="zh-CN"/>
-        </w:rPr>
-        <w:t>实施考核。</w:t>
-      </w:r>
-    </w:p>
-    <w:p>
-      <w:pPr>
-        <w:pStyle w:val="a1"/>
-        <w:keepNext w:val="0"/>
-        <w:keepLines w:val="0"/>
-        <w:pageBreakBefore w:val="0"/>
-        <w:widowControl w:val="0"/>
-        <w:kinsoku w:val="0"/>
-        <w:wordWrap/>
-        <w:overflowPunct/>
-        <w:topLinePunct w:val="0"/>
-        <w:autoSpaceDE w:val="0"/>
-        <w:autoSpaceDN w:val="0"/>
-        <w:bidi w:val="0"/>
-        <w:adjustRightInd w:val="0"/>
-        <w:snapToGrid w:val="0"/>
-        <w:textAlignment w:val="baseline"/>
-        <w:rPr>
-          <w:rFonts w:hint="default"/>
-          <w:lang w:val="en-US" w:eastAsia="zh-CN"/>
-        </w:rPr>
-      </w:pPr>
-      <w:r>
-        <w:rPr>
-          <w:rFonts w:hint="default"/>
-          <w:lang w:val="en-US" w:eastAsia="zh-CN"/>
-        </w:rPr>
-        <w:t>运维部根据业务与人员发展需要，制定不同级别运维人员的知识水平要求，建立知识等级与能力等级评价制度。</w:t>
-      </w:r>
-    </w:p>
-    <w:p>
-      <w:pPr>
-        <w:pStyle w:val="a1"/>
-        <w:keepNext w:val="0"/>
-        <w:keepLines w:val="0"/>
-        <w:pageBreakBefore w:val="0"/>
-        <w:widowControl w:val="0"/>
-        <w:kinsoku w:val="0"/>
-        <w:wordWrap/>
-        <w:overflowPunct/>
-        <w:topLinePunct w:val="0"/>
-        <w:autoSpaceDE w:val="0"/>
-        <w:autoSpaceDN w:val="0"/>
-        <w:bidi w:val="0"/>
-        <w:adjustRightInd w:val="0"/>
-        <w:snapToGrid w:val="0"/>
-        <w:textAlignment w:val="baseline"/>
-        <w:rPr>
-          <w:rFonts w:hint="default"/>
-          <w:lang w:val="en-US" w:eastAsia="zh-CN"/>
-        </w:rPr>
-      </w:pPr>
-      <w:r>
-        <w:rPr>
-          <w:rFonts w:hint="default"/>
-          <w:lang w:val="en-US" w:eastAsia="zh-CN"/>
-        </w:rPr>
-        <w:t>运维部每年更新运维人员经验至《运维人员履历表》。</w:t>
-      </w:r>
-    </w:p>
-    <w:p>
-      <w:pPr>
-        <w:pStyle w:val="a1"/>
-        <w:keepNext w:val="0"/>
-        <w:keepLines w:val="0"/>
-        <w:pageBreakBefore w:val="0"/>
-        <w:widowControl w:val="0"/>
-        <w:kinsoku w:val="0"/>
-        <w:wordWrap/>
-        <w:overflowPunct/>
-        <w:topLinePunct w:val="0"/>
-        <w:autoSpaceDE w:val="0"/>
-        <w:autoSpaceDN w:val="0"/>
-        <w:bidi w:val="0"/>
-        <w:adjustRightInd w:val="0"/>
-        <w:snapToGrid w:val="0"/>
-        <w:textAlignment w:val="baseline"/>
-        <w:rPr>
-          <w:rFonts w:hint="default"/>
-          <w:lang w:val="en-US" w:eastAsia="zh-CN"/>
-        </w:rPr>
-      </w:pPr>
-      <w:r>
-        <w:rPr>
-          <w:rFonts w:hint="default"/>
-          <w:lang w:val="en-US" w:eastAsia="zh-CN"/>
-        </w:rPr>
-        <w:t>运维岗位包括管理岗、技术支持岗、操作岗（初级、中级、高级工程师等），储备岗位主要用于初级工程师基础资源储备。</w:t>
-      </w:r>
-    </w:p>
-    <w:p>
-      <w:pPr>
-        <w:pStyle w:val="a1"/>
-        <w:keepNext w:val="0"/>
-        <w:keepLines w:val="0"/>
-        <w:pageBreakBefore w:val="0"/>
-        <w:widowControl w:val="0"/>
-        <w:kinsoku w:val="0"/>
-        <w:wordWrap/>
-        <w:overflowPunct/>
-        <w:topLinePunct w:val="0"/>
-        <w:autoSpaceDE w:val="0"/>
-        <w:autoSpaceDN w:val="0"/>
-        <w:bidi w:val="0"/>
-        <w:adjustRightInd w:val="0"/>
-        <w:snapToGrid w:val="0"/>
-        <w:textAlignment w:val="baseline"/>
-        <w:rPr>
-          <w:rFonts w:hint="default"/>
-          <w:lang w:val="en-US" w:eastAsia="zh-CN"/>
-        </w:rPr>
-      </w:pPr>
-      <w:r>
-        <w:rPr>
-          <w:rFonts w:hint="default"/>
-          <w:lang w:val="en-US" w:eastAsia="zh-CN"/>
-        </w:rPr>
-        <w:t>储备方式包括资源池在岗储备与脱岗储备。</w:t>
-      </w:r>
-    </w:p>
-    <w:p>
-      <w:pPr>
-        <w:pStyle w:val="a1"/>
-        <w:keepNext w:val="0"/>
-        <w:keepLines w:val="0"/>
-        <w:pageBreakBefore w:val="0"/>
-        <w:widowControl w:val="0"/>
-        <w:kinsoku w:val="0"/>
-        <w:wordWrap/>
-        <w:overflowPunct/>
-        <w:topLinePunct w:val="0"/>
-        <w:autoSpaceDE w:val="0"/>
-        <w:autoSpaceDN w:val="0"/>
-        <w:bidi w:val="0"/>
-        <w:adjustRightInd w:val="0"/>
-        <w:snapToGrid w:val="0"/>
-        <w:textAlignment w:val="baseline"/>
-        <w:rPr>
-          <w:rFonts w:hint="default"/>
-          <w:lang w:val="en-US" w:eastAsia="zh-CN"/>
-        </w:rPr>
-      </w:pPr>
-      <w:r>
-        <w:rPr>
-          <w:rFonts w:hint="default"/>
-          <w:lang w:val="en-US" w:eastAsia="zh-CN"/>
-        </w:rPr>
-        <w:t>运维模式包括驻场、（远程+现场）两种。驻场工程师实时监控客户现场；远程+现场模式由服务台受理，需要时派驻现场工程师支持。</w:t>
-      </w:r>
-    </w:p>
-    <w:p>
-      <w:pPr>
-        <w:pStyle w:val="a1"/>
-        <w:keepNext w:val="0"/>
-        <w:keepLines w:val="0"/>
-        <w:pageBreakBefore w:val="0"/>
-        <w:widowControl w:val="0"/>
-        <w:kinsoku w:val="0"/>
-        <w:wordWrap/>
-        <w:overflowPunct/>
-        <w:topLinePunct w:val="0"/>
-        <w:autoSpaceDE w:val="0"/>
-        <w:autoSpaceDN w:val="0"/>
-        <w:bidi w:val="0"/>
-        <w:adjustRightInd w:val="0"/>
-        <w:snapToGrid w:val="0"/>
-        <w:textAlignment w:val="baseline"/>
-        <w:rPr>
-          <w:rFonts w:hint="default"/>
-          <w:lang w:val="en-US" w:eastAsia="zh-CN"/>
-        </w:rPr>
-      </w:pPr>
-      <w:r>
-        <w:rPr>
-          <w:rFonts w:hint="default"/>
-          <w:lang w:val="en-US" w:eastAsia="zh-CN"/>
-        </w:rPr>
-        <w:t>运维人员培训按公司培训管理制度执行，运维部根据工作需要开展相关培训</w:t>
-      </w:r>
-      <w:r>
+        <w:t>交付策划与标准：运维部负责制定并维护《服务交付管理规范》，明确各类服务（如日常运维、项目、专项服务）的交付物清单、交付标准、交付流程与交付时限，确保服务交付过程的一致性与可预期性。</w:t>
+      </w:r>
+    </w:p>
+    <w:p>
+      <w:pPr>
+        <w:pStyle w:val="29"/>
+        <w:keepNext w:val="0"/>
+        <w:keepLines w:val="0"/>
+        <w:pageBreakBefore w:val="0"/>
+        <w:widowControl w:val="0"/>
+        <w:kinsoku w:val="0"/>
+        <w:wordWrap/>
+        <w:overflowPunct/>
+        <w:topLinePunct w:val="0"/>
+        <w:autoSpaceDE w:val="0"/>
+        <w:autoSpaceDN w:val="0"/>
+        <w:bidi w:val="0"/>
+        <w:adjustRightInd w:val="0"/>
+        <w:snapToGrid w:val="0"/>
+        <w:textAlignment w:val="baseline"/>
         <w:rPr>
           <w:rFonts w:hint="eastAsia"/>
           <w:lang w:val="en-US" w:eastAsia="zh-CN"/>
         </w:rPr>
-        <w:t>，由质量部进行监督</w:t>
-      </w:r>
-      <w:r>
-        <w:rPr>
-          <w:rFonts w:hint="default"/>
-          <w:lang w:val="en-US" w:eastAsia="zh-CN"/>
-        </w:rPr>
-        <w:t>。</w:t>
-      </w:r>
-    </w:p>
-    <w:p>
-      <w:pPr>
-        <w:pStyle w:val="a1"/>
-        <w:keepNext w:val="0"/>
-        <w:keepLines w:val="0"/>
-        <w:pageBreakBefore w:val="0"/>
-        <w:widowControl w:val="0"/>
-        <w:kinsoku w:val="0"/>
-        <w:wordWrap/>
-        <w:overflowPunct/>
-        <w:topLinePunct w:val="0"/>
-        <w:autoSpaceDE w:val="0"/>
-        <w:autoSpaceDN w:val="0"/>
-        <w:bidi w:val="0"/>
-        <w:adjustRightInd w:val="0"/>
-        <w:snapToGrid w:val="0"/>
-        <w:textAlignment w:val="baseline"/>
-        <w:rPr>
-          <w:rFonts w:hint="default"/>
-          <w:lang w:val="en-US" w:eastAsia="zh-CN"/>
-        </w:rPr>
-      </w:pPr>
-      <w:r>
-        <w:rPr>
-          <w:rFonts w:hint="default"/>
-          <w:lang w:val="en-US" w:eastAsia="zh-CN"/>
-        </w:rPr>
-        <w:t>运维部每年制定运维人力资源计划，包括人力资源现状与需求分析、招聘管理、储备管理及培训管理等内容。</w:t>
-      </w:r>
-    </w:p>
-    <w:p>
-      <w:pPr>
-        <w:pStyle w:val="2"/>
-        <w:keepNext w:val="0"/>
-        <w:keepLines w:val="0"/>
-        <w:pageBreakBefore w:val="0"/>
-        <w:widowControl w:val="0"/>
-        <w:kinsoku w:val="0"/>
-        <w:wordWrap/>
-        <w:overflowPunct/>
-        <w:topLinePunct w:val="0"/>
-        <w:autoSpaceDE w:val="0"/>
-        <w:autoSpaceDN w:val="0"/>
-        <w:bidi w:val="0"/>
-        <w:adjustRightInd w:val="0"/>
-        <w:snapToGrid w:val="0"/>
-        <w:textAlignment w:val="baseline"/>
-        <w:rPr>
-          <w:rFonts w:hint="default"/>
-          <w:lang w:val="en-US" w:eastAsia="zh-CN"/>
-        </w:rPr>
-      </w:pPr>
-      <w:r>
-        <w:rPr>
-          <w:rFonts w:hint="default"/>
-          <w:lang w:val="en-US" w:eastAsia="zh-CN"/>
-        </w:rPr>
-        <w:t>资源管理</w:t>
-      </w:r>
-    </w:p>
-    <w:p>
-      <w:pPr>
-        <w:pStyle w:val="a1"/>
-        <w:keepNext w:val="0"/>
-        <w:keepLines w:val="0"/>
-        <w:pageBreakBefore w:val="0"/>
-        <w:widowControl w:val="0"/>
-        <w:kinsoku w:val="0"/>
-        <w:wordWrap/>
-        <w:overflowPunct/>
-        <w:topLinePunct w:val="0"/>
-        <w:autoSpaceDE w:val="0"/>
-        <w:autoSpaceDN w:val="0"/>
-        <w:bidi w:val="0"/>
-        <w:adjustRightInd w:val="0"/>
-        <w:snapToGrid w:val="0"/>
-        <w:textAlignment w:val="baseline"/>
-        <w:rPr>
-          <w:rFonts w:hint="default"/>
-          <w:lang w:val="en-US" w:eastAsia="zh-CN"/>
-        </w:rPr>
       </w:pPr>
       <w:r>
         <w:rPr>
           <w:rFonts w:hint="eastAsia"/>
           <w:lang w:val="en-US" w:eastAsia="zh-CN"/>
         </w:rPr>
-        <w:t>服务知识</w:t>
-      </w:r>
-      <w:r>
-        <w:rPr>
-          <w:rFonts w:hint="default"/>
-          <w:lang w:val="en-US" w:eastAsia="zh-CN"/>
-        </w:rPr>
-        <w:t>管理：由运维部建立并维护，为公司资产库，提供常见问题解答、服务经验分享、工具下载等内容，按《</w:t>
-      </w:r>
-      <w:r>
+        <w:t>交付物管理：依据服务合同与方案，对服务报告、工作总结、技术文档、系统配置清单等交付物进行编制、审核、发布与归档。所有交付物需经相关质量控制环节，确保其准确性、完整性与规范性。</w:t>
+      </w:r>
+    </w:p>
+    <w:p>
+      <w:pPr>
+        <w:pStyle w:val="29"/>
+        <w:keepNext w:val="0"/>
+        <w:keepLines w:val="0"/>
+        <w:pageBreakBefore w:val="0"/>
+        <w:widowControl w:val="0"/>
+        <w:kinsoku w:val="0"/>
+        <w:wordWrap/>
+        <w:overflowPunct/>
+        <w:topLinePunct w:val="0"/>
+        <w:autoSpaceDE w:val="0"/>
+        <w:autoSpaceDN w:val="0"/>
+        <w:bidi w:val="0"/>
+        <w:adjustRightInd w:val="0"/>
+        <w:snapToGrid w:val="0"/>
+        <w:textAlignment w:val="baseline"/>
         <w:rPr>
           <w:rFonts w:hint="eastAsia"/>
           <w:lang w:val="en-US" w:eastAsia="zh-CN"/>
         </w:rPr>
-        <w:t>服务知识</w:t>
-      </w:r>
-      <w:r>
-        <w:rPr>
-          <w:rFonts w:hint="default"/>
-          <w:lang w:val="en-US" w:eastAsia="zh-CN"/>
-        </w:rPr>
-        <w:t>管理制度》管理。</w:t>
-      </w:r>
-    </w:p>
-    <w:p>
-      <w:pPr>
-        <w:pStyle w:val="a1"/>
-        <w:keepNext w:val="0"/>
-        <w:keepLines w:val="0"/>
-        <w:pageBreakBefore w:val="0"/>
-        <w:widowControl w:val="0"/>
-        <w:kinsoku w:val="0"/>
-        <w:wordWrap/>
-        <w:overflowPunct/>
-        <w:topLinePunct w:val="0"/>
-        <w:autoSpaceDE w:val="0"/>
-        <w:autoSpaceDN w:val="0"/>
-        <w:bidi w:val="0"/>
-        <w:adjustRightInd w:val="0"/>
-        <w:snapToGrid w:val="0"/>
-        <w:textAlignment w:val="baseline"/>
-        <w:rPr>
-          <w:rFonts w:hint="default"/>
-          <w:lang w:val="en-US" w:eastAsia="zh-CN"/>
-        </w:rPr>
-      </w:pPr>
-      <w:r>
-        <w:rPr>
-          <w:rFonts w:hint="default"/>
-          <w:lang w:val="en-US" w:eastAsia="zh-CN"/>
-        </w:rPr>
-        <w:t>备件库管理：由采购部建立实体与虚拟备件库，运维工程师可通过服务台查看备件信息，按《备件管理制度》管理。</w:t>
-      </w:r>
-    </w:p>
-    <w:p>
-      <w:pPr>
-        <w:pStyle w:val="a1"/>
-        <w:keepNext w:val="0"/>
-        <w:keepLines w:val="0"/>
-        <w:pageBreakBefore w:val="0"/>
-        <w:widowControl w:val="0"/>
-        <w:kinsoku w:val="0"/>
-        <w:wordWrap/>
-        <w:overflowPunct/>
-        <w:topLinePunct w:val="0"/>
-        <w:autoSpaceDE w:val="0"/>
-        <w:autoSpaceDN w:val="0"/>
-        <w:bidi w:val="0"/>
-        <w:adjustRightInd w:val="0"/>
-        <w:snapToGrid w:val="0"/>
-        <w:textAlignment w:val="baseline"/>
-        <w:rPr>
-          <w:rFonts w:hint="default"/>
-          <w:lang w:val="en-US" w:eastAsia="zh-CN"/>
-        </w:rPr>
-      </w:pPr>
-      <w:r>
-        <w:rPr>
-          <w:rFonts w:hint="default"/>
-          <w:lang w:val="en-US" w:eastAsia="zh-CN"/>
-        </w:rPr>
-        <w:t>运维工具管理：由运维部负责建立与实施，运维人员可通过工具列表了解工具情况与使用说明，监控工具参数根据客户需求与监控指标体系配置。</w:t>
-      </w:r>
-    </w:p>
-    <w:p>
-      <w:pPr>
-        <w:pStyle w:val="a1"/>
-        <w:keepNext w:val="0"/>
-        <w:keepLines w:val="0"/>
-        <w:pageBreakBefore w:val="0"/>
-        <w:widowControl w:val="0"/>
-        <w:kinsoku w:val="0"/>
-        <w:wordWrap/>
-        <w:overflowPunct/>
-        <w:topLinePunct w:val="0"/>
-        <w:autoSpaceDE w:val="0"/>
-        <w:autoSpaceDN w:val="0"/>
-        <w:bidi w:val="0"/>
-        <w:adjustRightInd w:val="0"/>
-        <w:snapToGrid w:val="0"/>
-        <w:textAlignment w:val="baseline"/>
-        <w:rPr>
-          <w:rFonts w:hint="default"/>
-          <w:lang w:val="en-US" w:eastAsia="zh-CN"/>
-        </w:rPr>
-      </w:pPr>
-      <w:r>
-        <w:rPr>
-          <w:rFonts w:hint="default"/>
-          <w:lang w:val="en-US" w:eastAsia="zh-CN"/>
-        </w:rPr>
-        <w:t>服务台管理：设立在运维部，统一受理故障上报与服务请求，按《服务台管理制度》执行。</w:t>
-      </w:r>
-    </w:p>
-    <w:p>
-      <w:pPr>
-        <w:pStyle w:val="a1"/>
-        <w:keepNext w:val="0"/>
-        <w:keepLines w:val="0"/>
-        <w:pageBreakBefore w:val="0"/>
-        <w:widowControl w:val="0"/>
-        <w:kinsoku w:val="0"/>
-        <w:wordWrap/>
-        <w:overflowPunct/>
-        <w:topLinePunct w:val="0"/>
-        <w:autoSpaceDE w:val="0"/>
-        <w:autoSpaceDN w:val="0"/>
-        <w:bidi w:val="0"/>
-        <w:adjustRightInd w:val="0"/>
-        <w:snapToGrid w:val="0"/>
-        <w:textAlignment w:val="baseline"/>
+      </w:pPr>
+      <w:r>
         <w:rPr>
           <w:rFonts w:hint="eastAsia"/>
           <w:lang w:val="en-US" w:eastAsia="zh-CN"/>
         </w:rPr>
-      </w:pPr>
-      <w:r>
+        <w:t>交付验收与确认：建立服务交付验收机制。对于项目型服务或关键里程碑输出，需与客户或相关方共同进行交付验收，确认交付物符合约定要求，并签署《服务交付确认单》或类似记录。</w:t>
+      </w:r>
+    </w:p>
+    <w:p>
+      <w:pPr>
+        <w:pStyle w:val="29"/>
+        <w:keepNext w:val="0"/>
+        <w:keepLines w:val="0"/>
+        <w:pageBreakBefore w:val="0"/>
+        <w:widowControl w:val="0"/>
+        <w:kinsoku w:val="0"/>
+        <w:wordWrap/>
+        <w:overflowPunct/>
+        <w:topLinePunct w:val="0"/>
+        <w:autoSpaceDE w:val="0"/>
+        <w:autoSpaceDN w:val="0"/>
+        <w:bidi w:val="0"/>
+        <w:adjustRightInd w:val="0"/>
+        <w:snapToGrid w:val="0"/>
+        <w:textAlignment w:val="baseline"/>
         <w:rPr>
           <w:rFonts w:hint="eastAsia"/>
           <w:lang w:val="en-US" w:eastAsia="zh-CN"/>
         </w:rPr>
-        <w:t>最终软件库管理：</w:t>
-      </w:r>
-      <w:r>
-        <w:t>由运维部负责建立与维护，对公司所有软件版本、部署包及相关文档进行统一归档与管理，运维人员可通过软件库获取经批准的正式版本软件、历史版本记录及版本差异说明，软件的上架、版本控制与权限管理严格遵循《</w:t>
-      </w:r>
+      </w:pPr>
       <w:r>
         <w:rPr>
           <w:rFonts w:hint="eastAsia"/>
           <w:lang w:val="en-US" w:eastAsia="zh-CN"/>
         </w:rPr>
-        <w:t>最终软件库</w:t>
-      </w:r>
-      <w:r>
-        <w:t>管理制度》执行。</w:t>
-      </w:r>
-    </w:p>
-    <w:p>
-      <w:pPr>
-        <w:pStyle w:val="a1"/>
-        <w:keepNext w:val="0"/>
-        <w:keepLines w:val="0"/>
-        <w:pageBreakBefore w:val="0"/>
-        <w:widowControl w:val="0"/>
-        <w:kinsoku w:val="0"/>
-        <w:wordWrap/>
-        <w:overflowPunct/>
-        <w:topLinePunct w:val="0"/>
-        <w:autoSpaceDE w:val="0"/>
-        <w:autoSpaceDN w:val="0"/>
-        <w:bidi w:val="0"/>
-        <w:adjustRightInd w:val="0"/>
-        <w:snapToGrid w:val="0"/>
-        <w:textAlignment w:val="baseline"/>
-        <w:rPr>
-          <w:rFonts w:hint="default"/>
-          <w:lang w:val="en-US" w:eastAsia="zh-CN"/>
-        </w:rPr>
-      </w:pPr>
-      <w:r>
+        <w:t>服务报告与回顾：定期（如月度、季度）向客户及内部管理层提交服务报告，汇总服务绩效、关键活动、事件分析及改进计划。定期召开服务回顾会议，沟通服务表现，收集反馈，并商定后续行动计划。</w:t>
+      </w:r>
+    </w:p>
+    <w:p>
+      <w:pPr>
+        <w:pStyle w:val="29"/>
+        <w:keepNext w:val="0"/>
+        <w:keepLines w:val="0"/>
+        <w:pageBreakBefore w:val="0"/>
+        <w:widowControl w:val="0"/>
+        <w:kinsoku w:val="0"/>
+        <w:wordWrap/>
+        <w:overflowPunct/>
+        <w:topLinePunct w:val="0"/>
+        <w:autoSpaceDE w:val="0"/>
+        <w:autoSpaceDN w:val="0"/>
+        <w:bidi w:val="0"/>
+        <w:adjustRightInd w:val="0"/>
+        <w:snapToGrid w:val="0"/>
+        <w:textAlignment w:val="baseline"/>
         <w:rPr>
           <w:rFonts w:hint="eastAsia"/>
           <w:lang w:val="en-US" w:eastAsia="zh-CN"/>
         </w:rPr>
-        <w:t>服务数据管理：</w:t>
-      </w:r>
-      <w:r>
-        <w:t>由运维部负责建立与实施，对运维过程中产生的各类服务数据（包括但不限于事件记录、性能指标、变更历史、服务报告等）进行统一采集、存储与分析，运维人员与管理人员可通过数据分析平台查看实时状态、历史趋势及服务质量评价，服务数据的采集规范、存储周期及使用权限按《服务数据管理制度》执行。</w:t>
-      </w:r>
-    </w:p>
-    <w:p>
-      <w:pPr>
-        <w:pStyle w:val="2"/>
-        <w:keepNext w:val="0"/>
-        <w:keepLines w:val="0"/>
-        <w:pageBreakBefore w:val="0"/>
-        <w:widowControl w:val="0"/>
-        <w:kinsoku w:val="0"/>
-        <w:wordWrap/>
-        <w:overflowPunct/>
-        <w:topLinePunct w:val="0"/>
-        <w:autoSpaceDE w:val="0"/>
-        <w:autoSpaceDN w:val="0"/>
-        <w:bidi w:val="0"/>
-        <w:adjustRightInd w:val="0"/>
-        <w:snapToGrid w:val="0"/>
-        <w:textAlignment w:val="baseline"/>
-        <w:rPr>
-          <w:rFonts w:hint="default"/>
-          <w:lang w:val="en-US" w:eastAsia="zh-CN"/>
-        </w:rPr>
-      </w:pPr>
-      <w:r>
-        <w:rPr>
-          <w:rFonts w:hint="default"/>
-          <w:lang w:val="en-US" w:eastAsia="zh-CN"/>
-        </w:rPr>
-        <w:t>技术管理</w:t>
-      </w:r>
-    </w:p>
-    <w:p>
-      <w:pPr>
-        <w:pStyle w:val="3"/>
-        <w:keepNext w:val="0"/>
-        <w:keepLines w:val="0"/>
-        <w:pageBreakBefore w:val="0"/>
-        <w:widowControl w:val="0"/>
-        <w:kinsoku w:val="0"/>
-        <w:wordWrap/>
-        <w:overflowPunct/>
-        <w:topLinePunct w:val="0"/>
-        <w:autoSpaceDE w:val="0"/>
-        <w:autoSpaceDN w:val="0"/>
-        <w:bidi w:val="0"/>
-        <w:adjustRightInd w:val="0"/>
-        <w:snapToGrid w:val="0"/>
-        <w:textAlignment w:val="baseline"/>
-        <w:rPr>
-          <w:rFonts w:hint="default"/>
-          <w:lang w:val="en-US" w:eastAsia="zh-CN"/>
-        </w:rPr>
-      </w:pPr>
-      <w:r>
-        <w:rPr>
-          <w:rFonts w:hint="default"/>
-          <w:lang w:val="en-US" w:eastAsia="zh-CN"/>
-        </w:rPr>
-        <w:t>运维的技术研发</w:t>
-      </w:r>
-    </w:p>
-    <w:p>
-      <w:pPr>
-        <w:pStyle w:val="a1"/>
-        <w:keepNext w:val="0"/>
-        <w:keepLines w:val="0"/>
-        <w:pageBreakBefore w:val="0"/>
-        <w:widowControl w:val="0"/>
-        <w:kinsoku w:val="0"/>
-        <w:wordWrap/>
-        <w:overflowPunct/>
-        <w:topLinePunct w:val="0"/>
-        <w:autoSpaceDE w:val="0"/>
-        <w:autoSpaceDN w:val="0"/>
-        <w:bidi w:val="0"/>
-        <w:adjustRightInd w:val="0"/>
-        <w:snapToGrid w:val="0"/>
-        <w:textAlignment w:val="baseline"/>
-        <w:rPr>
-          <w:rFonts w:hint="default"/>
-          <w:lang w:val="en-US" w:eastAsia="zh-CN"/>
-        </w:rPr>
-      </w:pPr>
-      <w:r>
-        <w:rPr>
-          <w:rFonts w:hint="default"/>
-          <w:lang w:val="en-US" w:eastAsia="zh-CN"/>
-        </w:rPr>
-        <w:t>运维部每年年初根据业务需要提出技术研发课题，包括市场分析与调研。</w:t>
-      </w:r>
-    </w:p>
-    <w:p>
-      <w:pPr>
-        <w:pStyle w:val="a1"/>
-        <w:keepNext w:val="0"/>
-        <w:keepLines w:val="0"/>
-        <w:pageBreakBefore w:val="0"/>
-        <w:widowControl w:val="0"/>
-        <w:kinsoku w:val="0"/>
-        <w:wordWrap/>
-        <w:overflowPunct/>
-        <w:topLinePunct w:val="0"/>
-        <w:autoSpaceDE w:val="0"/>
-        <w:autoSpaceDN w:val="0"/>
-        <w:bidi w:val="0"/>
-        <w:adjustRightInd w:val="0"/>
-        <w:snapToGrid w:val="0"/>
-        <w:textAlignment w:val="baseline"/>
-        <w:rPr>
-          <w:rFonts w:hint="default"/>
-          <w:lang w:val="en-US" w:eastAsia="zh-CN"/>
-        </w:rPr>
-      </w:pPr>
-      <w:r>
-        <w:rPr>
-          <w:rFonts w:hint="default"/>
-          <w:lang w:val="en-US" w:eastAsia="zh-CN"/>
-        </w:rPr>
-        <w:t>研发课题经公司高层决策后纳入年度运维能力管理计划，由运维部负责实施。</w:t>
-      </w:r>
-    </w:p>
-    <w:p>
-      <w:pPr>
-        <w:pStyle w:val="3"/>
-        <w:keepNext w:val="0"/>
-        <w:keepLines w:val="0"/>
-        <w:pageBreakBefore w:val="0"/>
-        <w:widowControl w:val="0"/>
-        <w:kinsoku w:val="0"/>
-        <w:wordWrap/>
-        <w:overflowPunct/>
-        <w:topLinePunct w:val="0"/>
-        <w:autoSpaceDE w:val="0"/>
-        <w:autoSpaceDN w:val="0"/>
-        <w:bidi w:val="0"/>
-        <w:adjustRightInd w:val="0"/>
-        <w:snapToGrid w:val="0"/>
-        <w:textAlignment w:val="baseline"/>
-        <w:rPr>
-          <w:rFonts w:hint="default"/>
-          <w:lang w:val="en-US" w:eastAsia="zh-CN"/>
-        </w:rPr>
-      </w:pPr>
-      <w:r>
-        <w:rPr>
-          <w:rFonts w:hint="default"/>
-          <w:lang w:val="en-US" w:eastAsia="zh-CN"/>
-        </w:rPr>
-        <w:t>运维服务相关故障分析解决技术</w:t>
-      </w:r>
-    </w:p>
-    <w:p>
-      <w:pPr>
-        <w:pStyle w:val="a1"/>
-        <w:keepNext w:val="0"/>
-        <w:keepLines w:val="0"/>
-        <w:pageBreakBefore w:val="0"/>
-        <w:widowControl w:val="0"/>
-        <w:kinsoku w:val="0"/>
-        <w:wordWrap/>
-        <w:overflowPunct/>
-        <w:topLinePunct w:val="0"/>
-        <w:autoSpaceDE w:val="0"/>
-        <w:autoSpaceDN w:val="0"/>
-        <w:bidi w:val="0"/>
-        <w:adjustRightInd w:val="0"/>
-        <w:snapToGrid w:val="0"/>
-        <w:textAlignment w:val="baseline"/>
-        <w:rPr>
-          <w:rFonts w:hint="default"/>
-          <w:lang w:val="en-US" w:eastAsia="zh-CN"/>
-        </w:rPr>
-      </w:pPr>
-      <w:r>
-        <w:rPr>
-          <w:rFonts w:hint="default"/>
-          <w:lang w:val="en-US" w:eastAsia="zh-CN"/>
-        </w:rPr>
-        <w:t>运维部组织运维工程师每年对运维过程中出现的故障进行分析，形成典型故障诊断手册。</w:t>
-      </w:r>
-    </w:p>
-    <w:p>
-      <w:pPr>
-        <w:pStyle w:val="a1"/>
-        <w:keepNext w:val="0"/>
-        <w:keepLines w:val="0"/>
-        <w:pageBreakBefore w:val="0"/>
-        <w:widowControl w:val="0"/>
-        <w:kinsoku w:val="0"/>
-        <w:wordWrap/>
-        <w:overflowPunct/>
-        <w:topLinePunct w:val="0"/>
-        <w:autoSpaceDE w:val="0"/>
-        <w:autoSpaceDN w:val="0"/>
-        <w:bidi w:val="0"/>
-        <w:adjustRightInd w:val="0"/>
-        <w:snapToGrid w:val="0"/>
-        <w:textAlignment w:val="baseline"/>
-        <w:rPr>
-          <w:rFonts w:hint="default"/>
-          <w:lang w:val="en-US" w:eastAsia="zh-CN"/>
-        </w:rPr>
-      </w:pPr>
-      <w:r>
-        <w:rPr>
-          <w:rFonts w:hint="default"/>
-          <w:lang w:val="en-US" w:eastAsia="zh-CN"/>
-        </w:rPr>
-        <w:t>整理后录入</w:t>
-      </w:r>
+      </w:pPr>
       <w:r>
         <w:rPr>
           <w:rFonts w:hint="eastAsia"/>
           <w:lang w:val="en-US" w:eastAsia="zh-CN"/>
         </w:rPr>
-        <w:t>服务知识</w:t>
-      </w:r>
-      <w:r>
-        <w:rPr>
-          <w:rFonts w:hint="default"/>
-          <w:lang w:val="en-US" w:eastAsia="zh-CN"/>
-        </w:rPr>
-        <w:t>，授权访问。</w:t>
-      </w:r>
-    </w:p>
-    <w:p>
-      <w:pPr>
-        <w:pStyle w:val="a1"/>
-        <w:keepNext w:val="0"/>
-        <w:keepLines w:val="0"/>
-        <w:pageBreakBefore w:val="0"/>
-        <w:widowControl w:val="0"/>
-        <w:kinsoku w:val="0"/>
-        <w:wordWrap/>
-        <w:overflowPunct/>
-        <w:topLinePunct w:val="0"/>
-        <w:autoSpaceDE w:val="0"/>
-        <w:autoSpaceDN w:val="0"/>
-        <w:bidi w:val="0"/>
-        <w:adjustRightInd w:val="0"/>
-        <w:snapToGrid w:val="0"/>
-        <w:textAlignment w:val="baseline"/>
-        <w:rPr>
-          <w:rFonts w:hint="default"/>
-          <w:lang w:val="en-US" w:eastAsia="zh-CN"/>
-        </w:rPr>
-      </w:pPr>
-      <w:r>
-        <w:rPr>
-          <w:rFonts w:hint="default"/>
-          <w:lang w:val="en-US" w:eastAsia="zh-CN"/>
-        </w:rPr>
-        <w:t>根据需要调研市场检测工具或自主研发诊断工具，经评价确认后纳入运维服务工具管理库。</w:t>
-      </w:r>
-    </w:p>
-    <w:p>
-      <w:pPr>
-        <w:pStyle w:val="2"/>
-        <w:keepNext w:val="0"/>
-        <w:keepLines w:val="0"/>
-        <w:pageBreakBefore w:val="0"/>
-        <w:widowControl w:val="0"/>
-        <w:kinsoku w:val="0"/>
-        <w:wordWrap/>
-        <w:overflowPunct/>
-        <w:topLinePunct w:val="0"/>
-        <w:autoSpaceDE w:val="0"/>
-        <w:autoSpaceDN w:val="0"/>
-        <w:bidi w:val="0"/>
-        <w:adjustRightInd w:val="0"/>
-        <w:snapToGrid w:val="0"/>
-        <w:textAlignment w:val="baseline"/>
-        <w:rPr>
-          <w:rFonts w:hint="default"/>
-          <w:lang w:val="en-US" w:eastAsia="zh-CN"/>
-        </w:rPr>
-      </w:pPr>
-      <w:r>
-        <w:rPr>
-          <w:rFonts w:hint="default"/>
-          <w:lang w:val="en-US" w:eastAsia="zh-CN"/>
-        </w:rPr>
-        <w:t>过程管理</w:t>
-      </w:r>
-    </w:p>
-    <w:p>
-      <w:pPr>
-        <w:pStyle w:val="a1"/>
-        <w:keepNext w:val="0"/>
-        <w:keepLines w:val="0"/>
-        <w:pageBreakBefore w:val="0"/>
-        <w:widowControl w:val="0"/>
-        <w:kinsoku w:val="0"/>
-        <w:wordWrap/>
-        <w:overflowPunct/>
-        <w:topLinePunct w:val="0"/>
-        <w:autoSpaceDE w:val="0"/>
-        <w:autoSpaceDN w:val="0"/>
-        <w:bidi w:val="0"/>
-        <w:adjustRightInd w:val="0"/>
-        <w:snapToGrid w:val="0"/>
-        <w:textAlignment w:val="baseline"/>
-        <w:rPr>
-          <w:rFonts w:hint="default"/>
-          <w:lang w:val="en-US" w:eastAsia="zh-CN"/>
-        </w:rPr>
-      </w:pPr>
-      <w:r>
-        <w:rPr>
-          <w:rFonts w:hint="default"/>
-          <w:lang w:val="en-US" w:eastAsia="zh-CN"/>
-        </w:rPr>
-        <w:t>运维部与</w:t>
-      </w:r>
-      <w:r>
+        <w:t>客户满意度管理：将客户满意度作为交付质量的核心评价指标。通过定期调查、访谈等方式收集客户反馈，对不满意项进行分析与改进，持续提升服务体验与交付价值。</w:t>
+      </w:r>
+    </w:p>
+    <w:p>
+      <w:pPr>
+        <w:pStyle w:val="30"/>
+        <w:keepNext w:val="0"/>
+        <w:keepLines w:val="0"/>
+        <w:pageBreakBefore w:val="0"/>
+        <w:widowControl w:val="0"/>
+        <w:kinsoku w:val="0"/>
+        <w:wordWrap/>
+        <w:overflowPunct/>
+        <w:topLinePunct w:val="0"/>
+        <w:autoSpaceDE w:val="0"/>
+        <w:autoSpaceDN w:val="0"/>
+        <w:bidi w:val="0"/>
+        <w:adjustRightInd w:val="0"/>
+        <w:snapToGrid w:val="0"/>
+        <w:textAlignment w:val="baseline"/>
         <w:rPr>
           <w:rFonts w:hint="eastAsia"/>
           <w:lang w:val="en-US" w:eastAsia="zh-CN"/>
         </w:rPr>
-        <w:t>质量部</w:t>
-      </w:r>
-      <w:r>
-        <w:rPr>
-          <w:rFonts w:hint="default"/>
-          <w:lang w:val="en-US" w:eastAsia="zh-CN"/>
-        </w:rPr>
-        <w:t>建立</w:t>
-      </w:r>
+      </w:pPr>
       <w:r>
         <w:rPr>
           <w:rFonts w:hint="eastAsia"/>
           <w:lang w:val="en-US" w:eastAsia="zh-CN"/>
         </w:rPr>
-        <w:t>以下</w:t>
-      </w:r>
-      <w:r>
-        <w:rPr>
-          <w:rFonts w:hint="default"/>
-          <w:lang w:val="en-US" w:eastAsia="zh-CN"/>
-        </w:rPr>
-        <w:t>运维服务过程：</w:t>
-      </w:r>
-      <w:r>
+        <w:t>应急管理</w:t>
+      </w:r>
+    </w:p>
+    <w:p>
+      <w:pPr>
+        <w:pStyle w:val="29"/>
+        <w:keepNext w:val="0"/>
+        <w:keepLines w:val="0"/>
+        <w:pageBreakBefore w:val="0"/>
+        <w:widowControl w:val="0"/>
+        <w:kinsoku w:val="0"/>
+        <w:wordWrap/>
+        <w:overflowPunct/>
+        <w:topLinePunct w:val="0"/>
+        <w:autoSpaceDE w:val="0"/>
+        <w:autoSpaceDN w:val="0"/>
+        <w:bidi w:val="0"/>
+        <w:adjustRightInd w:val="0"/>
+        <w:snapToGrid w:val="0"/>
+        <w:textAlignment w:val="baseline"/>
+        <w:rPr>
+          <w:rFonts w:hint="default"/>
+          <w:lang w:val="en-US" w:eastAsia="zh-CN"/>
+        </w:rPr>
+      </w:pPr>
+      <w:r>
+        <w:rPr>
+          <w:rFonts w:hint="default"/>
+          <w:lang w:val="en-US" w:eastAsia="zh-CN"/>
+        </w:rPr>
+        <w:t>应急预案制定：运维部负责组织识别核心运维服务面临的潜在风险与重大故障场景，制定并维护《运维服务应急预案》，明确应急组织架构、职责分工、响应流程、沟通机制及恢复策略。</w:t>
+      </w:r>
+    </w:p>
+    <w:p>
+      <w:pPr>
+        <w:pStyle w:val="29"/>
+        <w:keepNext w:val="0"/>
+        <w:keepLines w:val="0"/>
+        <w:pageBreakBefore w:val="0"/>
+        <w:widowControl w:val="0"/>
+        <w:kinsoku w:val="0"/>
+        <w:wordWrap/>
+        <w:overflowPunct/>
+        <w:topLinePunct w:val="0"/>
+        <w:autoSpaceDE w:val="0"/>
+        <w:autoSpaceDN w:val="0"/>
+        <w:bidi w:val="0"/>
+        <w:adjustRightInd w:val="0"/>
+        <w:snapToGrid w:val="0"/>
+        <w:textAlignment w:val="baseline"/>
+        <w:rPr>
+          <w:rFonts w:hint="default"/>
+          <w:lang w:val="en-US" w:eastAsia="zh-CN"/>
+        </w:rPr>
+      </w:pPr>
+      <w:r>
+        <w:rPr>
+          <w:rFonts w:hint="default"/>
+          <w:lang w:val="en-US" w:eastAsia="zh-CN"/>
+        </w:rPr>
+        <w:t>应急组织与职责：成立应急响应小组，明确应急指挥、技术处理、沟通协调等角色与责任人。确保在紧急情况下能够迅速启动应急组织，有效指挥与协调资源。</w:t>
+      </w:r>
+    </w:p>
+    <w:p>
+      <w:pPr>
+        <w:pStyle w:val="29"/>
+        <w:keepNext w:val="0"/>
+        <w:keepLines w:val="0"/>
+        <w:pageBreakBefore w:val="0"/>
+        <w:widowControl w:val="0"/>
+        <w:kinsoku w:val="0"/>
+        <w:wordWrap/>
+        <w:overflowPunct/>
+        <w:topLinePunct w:val="0"/>
+        <w:autoSpaceDE w:val="0"/>
+        <w:autoSpaceDN w:val="0"/>
+        <w:bidi w:val="0"/>
+        <w:adjustRightInd w:val="0"/>
+        <w:snapToGrid w:val="0"/>
+        <w:textAlignment w:val="baseline"/>
+        <w:rPr>
+          <w:rFonts w:hint="default"/>
+          <w:lang w:val="en-US" w:eastAsia="zh-CN"/>
+        </w:rPr>
+      </w:pPr>
+      <w:r>
+        <w:rPr>
+          <w:rFonts w:hint="default"/>
+          <w:lang w:val="en-US" w:eastAsia="zh-CN"/>
+        </w:rPr>
+        <w:t>应急响应与处置：建立分级应急响应机制。事件发生时，根据预案确定的级别启动相应响应流程，优先进行故障隔离与业务恢复，最大限度减少对业务的影响。详细记录应急响应过程与处置措施。</w:t>
+      </w:r>
+    </w:p>
+    <w:p>
+      <w:pPr>
+        <w:pStyle w:val="29"/>
+        <w:keepNext w:val="0"/>
+        <w:keepLines w:val="0"/>
+        <w:pageBreakBefore w:val="0"/>
+        <w:widowControl w:val="0"/>
+        <w:kinsoku w:val="0"/>
+        <w:wordWrap/>
+        <w:overflowPunct/>
+        <w:topLinePunct w:val="0"/>
+        <w:autoSpaceDE w:val="0"/>
+        <w:autoSpaceDN w:val="0"/>
+        <w:bidi w:val="0"/>
+        <w:adjustRightInd w:val="0"/>
+        <w:snapToGrid w:val="0"/>
+        <w:textAlignment w:val="baseline"/>
+        <w:rPr>
+          <w:rFonts w:hint="default"/>
+          <w:lang w:val="en-US" w:eastAsia="zh-CN"/>
+        </w:rPr>
+      </w:pPr>
+      <w:r>
+        <w:rPr>
+          <w:rFonts w:hint="default"/>
+          <w:lang w:val="en-US" w:eastAsia="zh-CN"/>
+        </w:rPr>
+        <w:t>演练与培训：定期组织应急预案的演练与培训，确保相关人员熟悉应急流程与职责。对演练结果进行评估与总结，不断完善应急预案与响应能力。</w:t>
+      </w:r>
+    </w:p>
+    <w:p>
+      <w:pPr>
+        <w:pStyle w:val="29"/>
+        <w:keepNext w:val="0"/>
+        <w:keepLines w:val="0"/>
+        <w:pageBreakBefore w:val="0"/>
+        <w:widowControl w:val="0"/>
+        <w:kinsoku w:val="0"/>
+        <w:wordWrap/>
+        <w:overflowPunct/>
+        <w:topLinePunct w:val="0"/>
+        <w:autoSpaceDE w:val="0"/>
+        <w:autoSpaceDN w:val="0"/>
+        <w:bidi w:val="0"/>
+        <w:adjustRightInd w:val="0"/>
+        <w:snapToGrid w:val="0"/>
+        <w:textAlignment w:val="baseline"/>
+        <w:rPr>
+          <w:rFonts w:hint="default"/>
+          <w:lang w:val="en-US" w:eastAsia="zh-CN"/>
+        </w:rPr>
+      </w:pPr>
+      <w:r>
+        <w:rPr>
+          <w:rFonts w:hint="default"/>
+          <w:lang w:val="en-US" w:eastAsia="zh-CN"/>
+        </w:rPr>
+        <w:t>应急资源保障：确保应急所需的备用资源（如备件、备用系统、应急通讯工具等）可用，并定期进行检查与测试。建立与外部支持单位（如供应商、合作伙伴）的应急联动机制。</w:t>
+      </w:r>
+    </w:p>
+    <w:p>
+      <w:pPr>
+        <w:pStyle w:val="28"/>
+        <w:keepNext w:val="0"/>
+        <w:keepLines w:val="0"/>
+        <w:pageBreakBefore w:val="0"/>
+        <w:widowControl w:val="0"/>
+        <w:kinsoku w:val="0"/>
+        <w:wordWrap/>
+        <w:overflowPunct/>
+        <w:topLinePunct w:val="0"/>
+        <w:autoSpaceDE w:val="0"/>
+        <w:autoSpaceDN w:val="0"/>
+        <w:bidi w:val="0"/>
+        <w:adjustRightInd w:val="0"/>
+        <w:snapToGrid w:val="0"/>
+        <w:textAlignment w:val="baseline"/>
         <w:rPr>
           <w:rFonts w:hint="eastAsia"/>
           <w:lang w:val="en-US" w:eastAsia="zh-CN"/>
         </w:rPr>
-        <w:t>过程框架管理、</w:t>
-      </w:r>
-      <w:r>
-        <w:rPr>
-          <w:rFonts w:hint="default"/>
-          <w:lang w:val="en-US" w:eastAsia="zh-CN"/>
-        </w:rPr>
-        <w:t>服务级别管理、服务报告管理、事件管理、问题管理、变更管理</w:t>
-      </w:r>
+      </w:pPr>
       <w:r>
         <w:rPr>
           <w:rFonts w:hint="eastAsia"/>
           <w:lang w:val="en-US" w:eastAsia="zh-CN"/>
         </w:rPr>
-        <w:t>、</w:t>
-      </w:r>
-      <w:r>
-        <w:rPr>
-          <w:rFonts w:hint="default"/>
-          <w:lang w:val="en-US" w:eastAsia="zh-CN"/>
-        </w:rPr>
-        <w:t>发布管理、配置管理、</w:t>
-      </w:r>
-      <w:r>
-        <w:rPr>
-          <w:rFonts w:hint="eastAsia"/>
-          <w:lang w:val="en-US" w:eastAsia="zh-CN"/>
-        </w:rPr>
-        <w:t>服务可用性和连续性管理、容量管理、</w:t>
-      </w:r>
-      <w:r>
-        <w:rPr>
-          <w:rFonts w:hint="default"/>
-          <w:lang w:val="en-US" w:eastAsia="zh-CN"/>
-        </w:rPr>
-        <w:t>信息安全管理，每年进行流程更新与新建。</w:t>
-      </w:r>
-    </w:p>
-    <w:p>
-      <w:pPr>
-        <w:pStyle w:val="a1"/>
-        <w:keepNext w:val="0"/>
-        <w:keepLines w:val="0"/>
-        <w:pageBreakBefore w:val="0"/>
-        <w:widowControl w:val="0"/>
-        <w:kinsoku w:val="0"/>
-        <w:wordWrap/>
-        <w:overflowPunct/>
-        <w:topLinePunct w:val="0"/>
-        <w:autoSpaceDE w:val="0"/>
-        <w:autoSpaceDN w:val="0"/>
-        <w:bidi w:val="0"/>
-        <w:adjustRightInd w:val="0"/>
-        <w:snapToGrid w:val="0"/>
-        <w:textAlignment w:val="baseline"/>
-        <w:rPr>
-          <w:rFonts w:hint="default"/>
-          <w:lang w:val="en-US" w:eastAsia="zh-CN"/>
-        </w:rPr>
-      </w:pPr>
-      <w:r>
-        <w:rPr>
-          <w:rFonts w:hint="default"/>
-          <w:lang w:val="en-US" w:eastAsia="zh-CN"/>
-        </w:rPr>
-        <w:t>依据ITSS标准制定过程度量指标，目前已定义过程的指标，分组织级与项目级两个维度考核。</w:t>
-      </w:r>
-    </w:p>
-    <w:p>
-      <w:pPr>
-        <w:pStyle w:val="a1"/>
-        <w:keepNext w:val="0"/>
-        <w:keepLines w:val="0"/>
-        <w:pageBreakBefore w:val="0"/>
-        <w:widowControl w:val="0"/>
-        <w:kinsoku w:val="0"/>
-        <w:wordWrap/>
-        <w:overflowPunct/>
-        <w:topLinePunct w:val="0"/>
-        <w:autoSpaceDE w:val="0"/>
-        <w:autoSpaceDN w:val="0"/>
-        <w:bidi w:val="0"/>
-        <w:adjustRightInd w:val="0"/>
-        <w:snapToGrid w:val="0"/>
-        <w:textAlignment w:val="baseline"/>
-        <w:rPr>
-          <w:rFonts w:hint="default"/>
-          <w:lang w:val="en-US" w:eastAsia="zh-CN"/>
-        </w:rPr>
-      </w:pPr>
-      <w:r>
-        <w:rPr>
-          <w:rFonts w:hint="default"/>
-          <w:lang w:val="en-US" w:eastAsia="zh-CN"/>
-        </w:rPr>
-        <w:t>流程日常检查由运维部质量管理员负责；年度体系内审与管评由</w:t>
-      </w:r>
-      <w:r>
-        <w:rPr>
-          <w:rFonts w:hint="eastAsia"/>
-          <w:lang w:val="en-US" w:eastAsia="zh-CN"/>
-        </w:rPr>
-        <w:t>质量部</w:t>
-      </w:r>
-      <w:r>
-        <w:rPr>
-          <w:rFonts w:hint="default"/>
-          <w:lang w:val="en-US" w:eastAsia="zh-CN"/>
-        </w:rPr>
-        <w:t>组织。</w:t>
-      </w:r>
-    </w:p>
-    <w:p>
-      <w:pPr>
-        <w:pStyle w:val="a1"/>
-        <w:keepNext w:val="0"/>
-        <w:keepLines w:val="0"/>
-        <w:pageBreakBefore w:val="0"/>
-        <w:widowControl w:val="0"/>
-        <w:kinsoku w:val="0"/>
-        <w:wordWrap/>
-        <w:overflowPunct/>
-        <w:topLinePunct w:val="0"/>
-        <w:autoSpaceDE w:val="0"/>
-        <w:autoSpaceDN w:val="0"/>
-        <w:bidi w:val="0"/>
-        <w:adjustRightInd w:val="0"/>
-        <w:snapToGrid w:val="0"/>
-        <w:textAlignment w:val="baseline"/>
-        <w:rPr>
-          <w:rFonts w:hint="default"/>
-          <w:lang w:val="en-US" w:eastAsia="zh-CN"/>
-        </w:rPr>
-      </w:pPr>
-      <w:r>
-        <w:rPr>
-          <w:rFonts w:hint="default"/>
-          <w:lang w:val="en-US" w:eastAsia="zh-CN"/>
-        </w:rPr>
-        <w:t>过程改进来源包括日常检查、SLA识别、内审与管理评审等，通过收集改进建议持续优化。</w:t>
-      </w:r>
-    </w:p>
-    <w:p>
-      <w:pPr>
-        <w:pStyle w:val="a1"/>
-        <w:keepNext w:val="0"/>
-        <w:keepLines w:val="0"/>
-        <w:pageBreakBefore w:val="0"/>
-        <w:widowControl w:val="0"/>
-        <w:kinsoku w:val="0"/>
-        <w:wordWrap/>
-        <w:overflowPunct/>
-        <w:topLinePunct w:val="0"/>
-        <w:autoSpaceDE w:val="0"/>
-        <w:autoSpaceDN w:val="0"/>
-        <w:bidi w:val="0"/>
-        <w:adjustRightInd w:val="0"/>
-        <w:snapToGrid w:val="0"/>
-        <w:textAlignment w:val="baseline"/>
-        <w:rPr>
-          <w:rFonts w:hint="default"/>
-          <w:lang w:val="en-US" w:eastAsia="zh-CN"/>
-        </w:rPr>
-      </w:pPr>
-      <w:r>
-        <w:rPr>
-          <w:rFonts w:hint="default"/>
-          <w:lang w:val="en-US" w:eastAsia="zh-CN"/>
-        </w:rPr>
-        <w:t>建立过程度量KPI，积累基线数据，推动过程持续完善。</w:t>
-      </w:r>
-    </w:p>
-    <w:p>
-      <w:pPr>
-        <w:pStyle w:val="2"/>
-        <w:keepNext w:val="0"/>
-        <w:keepLines w:val="0"/>
-        <w:pageBreakBefore w:val="0"/>
-        <w:widowControl w:val="0"/>
-        <w:kinsoku w:val="0"/>
-        <w:wordWrap/>
-        <w:overflowPunct/>
-        <w:topLinePunct w:val="0"/>
-        <w:autoSpaceDE w:val="0"/>
-        <w:autoSpaceDN w:val="0"/>
-        <w:bidi w:val="0"/>
-        <w:adjustRightInd w:val="0"/>
-        <w:snapToGrid w:val="0"/>
-        <w:textAlignment w:val="baseline"/>
-        <w:rPr>
-          <w:rFonts w:hint="eastAsia"/>
-          <w:lang w:val="en-US" w:eastAsia="zh-CN"/>
-        </w:rPr>
-      </w:pPr>
-      <w:r>
-        <w:rPr>
-          <w:rFonts w:hint="eastAsia"/>
-          <w:lang w:val="en-US" w:eastAsia="zh-CN"/>
-        </w:rPr>
-        <w:t>交付管理</w:t>
-      </w:r>
-    </w:p>
-    <w:p>
-      <w:pPr>
-        <w:pStyle w:val="a1"/>
-        <w:keepNext w:val="0"/>
-        <w:keepLines w:val="0"/>
-        <w:pageBreakBefore w:val="0"/>
-        <w:widowControl w:val="0"/>
-        <w:kinsoku w:val="0"/>
-        <w:wordWrap/>
-        <w:overflowPunct/>
-        <w:topLinePunct w:val="0"/>
-        <w:autoSpaceDE w:val="0"/>
-        <w:autoSpaceDN w:val="0"/>
-        <w:bidi w:val="0"/>
-        <w:adjustRightInd w:val="0"/>
-        <w:snapToGrid w:val="0"/>
-        <w:textAlignment w:val="baseline"/>
-        <w:rPr>
-          <w:rFonts w:hint="eastAsia"/>
-          <w:lang w:val="en-US" w:eastAsia="zh-CN"/>
-        </w:rPr>
-      </w:pPr>
-      <w:r>
-        <w:rPr>
-          <w:rFonts w:hint="eastAsia"/>
-          <w:lang w:val="en-US" w:eastAsia="zh-CN"/>
-        </w:rPr>
-        <w:t>交付策划与标准：运维部负责制定并维护《服务交付管理规范》，明确各类服务（如日常运维、项目、专项服务）的交付物清单、交付标准、交付流程与交付时限，确保服务交付过程的一致性与可预期性。</w:t>
-      </w:r>
-    </w:p>
-    <w:p>
-      <w:pPr>
-        <w:pStyle w:val="a1"/>
-        <w:keepNext w:val="0"/>
-        <w:keepLines w:val="0"/>
-        <w:pageBreakBefore w:val="0"/>
-        <w:widowControl w:val="0"/>
-        <w:kinsoku w:val="0"/>
-        <w:wordWrap/>
-        <w:overflowPunct/>
-        <w:topLinePunct w:val="0"/>
-        <w:autoSpaceDE w:val="0"/>
-        <w:autoSpaceDN w:val="0"/>
-        <w:bidi w:val="0"/>
-        <w:adjustRightInd w:val="0"/>
-        <w:snapToGrid w:val="0"/>
-        <w:textAlignment w:val="baseline"/>
-        <w:rPr>
-          <w:rFonts w:hint="eastAsia"/>
-          <w:lang w:val="en-US" w:eastAsia="zh-CN"/>
-        </w:rPr>
-      </w:pPr>
-      <w:r>
-        <w:rPr>
-          <w:rFonts w:hint="eastAsia"/>
-          <w:lang w:val="en-US" w:eastAsia="zh-CN"/>
-        </w:rPr>
-        <w:t>交付物管理：依据服务合同与方案，对服务报告、工作总结、技术文档、系统配置清单等交付物进行编制、审核、发布与归档。所有交付物需经相关质量控制环节，确保其准确性、完整性与规范性。</w:t>
-      </w:r>
-    </w:p>
-    <w:p>
-      <w:pPr>
-        <w:pStyle w:val="a1"/>
-        <w:keepNext w:val="0"/>
-        <w:keepLines w:val="0"/>
-        <w:pageBreakBefore w:val="0"/>
-        <w:widowControl w:val="0"/>
-        <w:kinsoku w:val="0"/>
-        <w:wordWrap/>
-        <w:overflowPunct/>
-        <w:topLinePunct w:val="0"/>
-        <w:autoSpaceDE w:val="0"/>
-        <w:autoSpaceDN w:val="0"/>
-        <w:bidi w:val="0"/>
-        <w:adjustRightInd w:val="0"/>
-        <w:snapToGrid w:val="0"/>
-        <w:textAlignment w:val="baseline"/>
-        <w:rPr>
-          <w:rFonts w:hint="eastAsia"/>
-          <w:lang w:val="en-US" w:eastAsia="zh-CN"/>
-        </w:rPr>
-      </w:pPr>
-      <w:r>
-        <w:rPr>
-          <w:rFonts w:hint="eastAsia"/>
-          <w:lang w:val="en-US" w:eastAsia="zh-CN"/>
-        </w:rPr>
-        <w:t>交付验收与确认：建立服务交付验收机制。对于项目型服务或关键里程碑输出，需与客户或相关方共同进行交付验收，确认交付物符合约定要求，并签署《服务交付确认单》或类似记录。</w:t>
-      </w:r>
-    </w:p>
-    <w:p>
-      <w:pPr>
-        <w:pStyle w:val="a1"/>
-        <w:keepNext w:val="0"/>
-        <w:keepLines w:val="0"/>
-        <w:pageBreakBefore w:val="0"/>
-        <w:widowControl w:val="0"/>
-        <w:kinsoku w:val="0"/>
-        <w:wordWrap/>
-        <w:overflowPunct/>
-        <w:topLinePunct w:val="0"/>
-        <w:autoSpaceDE w:val="0"/>
-        <w:autoSpaceDN w:val="0"/>
-        <w:bidi w:val="0"/>
-        <w:adjustRightInd w:val="0"/>
-        <w:snapToGrid w:val="0"/>
-        <w:textAlignment w:val="baseline"/>
-        <w:rPr>
-          <w:rFonts w:hint="eastAsia"/>
-          <w:lang w:val="en-US" w:eastAsia="zh-CN"/>
-        </w:rPr>
-      </w:pPr>
-      <w:r>
-        <w:rPr>
-          <w:rFonts w:hint="eastAsia"/>
-          <w:lang w:val="en-US" w:eastAsia="zh-CN"/>
-        </w:rPr>
-        <w:t>服务报告与回顾：定期（如月度、季度）向客户及内部管理层提交服务报告，汇总服务绩效、关键活动、事件分析及改进计划。定期召开服务回顾会议，沟通服务表现，收集反馈，并商定后续行动计划。</w:t>
-      </w:r>
-    </w:p>
-    <w:p>
-      <w:pPr>
-        <w:pStyle w:val="a1"/>
-        <w:keepNext w:val="0"/>
-        <w:keepLines w:val="0"/>
-        <w:pageBreakBefore w:val="0"/>
-        <w:widowControl w:val="0"/>
-        <w:kinsoku w:val="0"/>
-        <w:wordWrap/>
-        <w:overflowPunct/>
-        <w:topLinePunct w:val="0"/>
-        <w:autoSpaceDE w:val="0"/>
-        <w:autoSpaceDN w:val="0"/>
-        <w:bidi w:val="0"/>
-        <w:adjustRightInd w:val="0"/>
-        <w:snapToGrid w:val="0"/>
-        <w:textAlignment w:val="baseline"/>
-        <w:rPr>
-          <w:rFonts w:hint="eastAsia"/>
-          <w:lang w:val="en-US" w:eastAsia="zh-CN"/>
-        </w:rPr>
-      </w:pPr>
-      <w:r>
-        <w:rPr>
-          <w:rFonts w:hint="eastAsia"/>
-          <w:lang w:val="en-US" w:eastAsia="zh-CN"/>
-        </w:rPr>
-        <w:t>客户满意度管理：将客户满意度作为交付质量的核心评价指标。通过定期调查、访谈等方式收集客户反馈，对不满意项进行分析与改进，持续提升服务体验与交付价值。</w:t>
-      </w:r>
-    </w:p>
-    <w:p>
-      <w:pPr>
-        <w:pStyle w:val="2"/>
-        <w:keepNext w:val="0"/>
-        <w:keepLines w:val="0"/>
-        <w:pageBreakBefore w:val="0"/>
-        <w:widowControl w:val="0"/>
-        <w:kinsoku w:val="0"/>
-        <w:wordWrap/>
-        <w:overflowPunct/>
-        <w:topLinePunct w:val="0"/>
-        <w:autoSpaceDE w:val="0"/>
-        <w:autoSpaceDN w:val="0"/>
-        <w:bidi w:val="0"/>
-        <w:adjustRightInd w:val="0"/>
-        <w:snapToGrid w:val="0"/>
-        <w:textAlignment w:val="baseline"/>
-        <w:rPr>
-          <w:rFonts w:hint="eastAsia"/>
-          <w:lang w:val="en-US" w:eastAsia="zh-CN"/>
-        </w:rPr>
-      </w:pPr>
-      <w:r>
-        <w:rPr>
-          <w:rFonts w:hint="eastAsia"/>
-          <w:lang w:val="en-US" w:eastAsia="zh-CN"/>
-        </w:rPr>
-        <w:t>应急管理</w:t>
-      </w:r>
-    </w:p>
-    <w:p>
-      <w:pPr>
-        <w:pStyle w:val="a1"/>
-        <w:keepNext w:val="0"/>
-        <w:keepLines w:val="0"/>
-        <w:pageBreakBefore w:val="0"/>
-        <w:widowControl w:val="0"/>
-        <w:kinsoku w:val="0"/>
-        <w:wordWrap/>
-        <w:overflowPunct/>
-        <w:topLinePunct w:val="0"/>
-        <w:autoSpaceDE w:val="0"/>
-        <w:autoSpaceDN w:val="0"/>
-        <w:bidi w:val="0"/>
-        <w:adjustRightInd w:val="0"/>
-        <w:snapToGrid w:val="0"/>
-        <w:textAlignment w:val="baseline"/>
-        <w:rPr>
-          <w:rFonts w:hint="default"/>
-          <w:lang w:val="en-US" w:eastAsia="zh-CN"/>
-        </w:rPr>
-      </w:pPr>
-      <w:r>
-        <w:rPr>
-          <w:rFonts w:hint="default"/>
-          <w:lang w:val="en-US" w:eastAsia="zh-CN"/>
-        </w:rPr>
-        <w:t>应急预案制定：运维部负责组织识别核心运维服务面临的潜在风险与重大故障场景，制定并维护《运维服务应急预案》，明确应急组织架构、职责分工、响应流程、沟通机制及恢复策略。</w:t>
-      </w:r>
-    </w:p>
-    <w:p>
-      <w:pPr>
-        <w:pStyle w:val="a1"/>
-        <w:keepNext w:val="0"/>
-        <w:keepLines w:val="0"/>
-        <w:pageBreakBefore w:val="0"/>
-        <w:widowControl w:val="0"/>
-        <w:kinsoku w:val="0"/>
-        <w:wordWrap/>
-        <w:overflowPunct/>
-        <w:topLinePunct w:val="0"/>
-        <w:autoSpaceDE w:val="0"/>
-        <w:autoSpaceDN w:val="0"/>
-        <w:bidi w:val="0"/>
-        <w:adjustRightInd w:val="0"/>
-        <w:snapToGrid w:val="0"/>
-        <w:textAlignment w:val="baseline"/>
-        <w:rPr>
-          <w:rFonts w:hint="default"/>
-          <w:lang w:val="en-US" w:eastAsia="zh-CN"/>
-        </w:rPr>
-      </w:pPr>
-      <w:r>
-        <w:rPr>
-          <w:rFonts w:hint="default"/>
-          <w:lang w:val="en-US" w:eastAsia="zh-CN"/>
-        </w:rPr>
-        <w:t>应急组织与职责：成立应急响应小组，明确应急指挥、技术处理、沟通协调等角色与责任人。确保在紧急情况下能够迅速启动应急组织，有效指挥与协调资源。</w:t>
-      </w:r>
-    </w:p>
-    <w:p>
-      <w:pPr>
-        <w:pStyle w:val="a1"/>
-        <w:keepNext w:val="0"/>
-        <w:keepLines w:val="0"/>
-        <w:pageBreakBefore w:val="0"/>
-        <w:widowControl w:val="0"/>
-        <w:kinsoku w:val="0"/>
-        <w:wordWrap/>
-        <w:overflowPunct/>
-        <w:topLinePunct w:val="0"/>
-        <w:autoSpaceDE w:val="0"/>
-        <w:autoSpaceDN w:val="0"/>
-        <w:bidi w:val="0"/>
-        <w:adjustRightInd w:val="0"/>
-        <w:snapToGrid w:val="0"/>
-        <w:textAlignment w:val="baseline"/>
-        <w:rPr>
-          <w:rFonts w:hint="default"/>
-          <w:lang w:val="en-US" w:eastAsia="zh-CN"/>
-        </w:rPr>
-      </w:pPr>
-      <w:r>
-        <w:rPr>
-          <w:rFonts w:hint="default"/>
-          <w:lang w:val="en-US" w:eastAsia="zh-CN"/>
-        </w:rPr>
-        <w:t>应急响应与处置：建立分级应急响应机制。事件发生时，根据预案确定的级别启动相应响应流程，优先进行故障隔离与业务恢复，最大限度减少对业务的影响。详细记录应急响应过程与处置措施。</w:t>
-      </w:r>
-    </w:p>
-    <w:p>
-      <w:pPr>
-        <w:pStyle w:val="a1"/>
-        <w:keepNext w:val="0"/>
-        <w:keepLines w:val="0"/>
-        <w:pageBreakBefore w:val="0"/>
-        <w:widowControl w:val="0"/>
-        <w:kinsoku w:val="0"/>
-        <w:wordWrap/>
-        <w:overflowPunct/>
-        <w:topLinePunct w:val="0"/>
-        <w:autoSpaceDE w:val="0"/>
-        <w:autoSpaceDN w:val="0"/>
-        <w:bidi w:val="0"/>
-        <w:adjustRightInd w:val="0"/>
-        <w:snapToGrid w:val="0"/>
-        <w:textAlignment w:val="baseline"/>
-        <w:rPr>
-          <w:rFonts w:hint="default"/>
-          <w:lang w:val="en-US" w:eastAsia="zh-CN"/>
-        </w:rPr>
-      </w:pPr>
-      <w:r>
-        <w:rPr>
-          <w:rFonts w:hint="default"/>
-          <w:lang w:val="en-US" w:eastAsia="zh-CN"/>
-        </w:rPr>
-        <w:t>演练与培训：定期组织应急预案的演练与培训，确保相关人员熟悉应急流程与职责。对演练结果进行评估与总结，不断完善应急预案与响应能力。</w:t>
-      </w:r>
-    </w:p>
-    <w:p>
-      <w:pPr>
-        <w:pStyle w:val="a1"/>
-        <w:keepNext w:val="0"/>
-        <w:keepLines w:val="0"/>
-        <w:pageBreakBefore w:val="0"/>
-        <w:widowControl w:val="0"/>
-        <w:kinsoku w:val="0"/>
-        <w:wordWrap/>
-        <w:overflowPunct/>
-        <w:topLinePunct w:val="0"/>
-        <w:autoSpaceDE w:val="0"/>
-        <w:autoSpaceDN w:val="0"/>
-        <w:bidi w:val="0"/>
-        <w:adjustRightInd w:val="0"/>
-        <w:snapToGrid w:val="0"/>
-        <w:textAlignment w:val="baseline"/>
-        <w:rPr>
-          <w:rFonts w:hint="default"/>
-          <w:lang w:val="en-US" w:eastAsia="zh-CN"/>
-        </w:rPr>
-      </w:pPr>
-      <w:r>
-        <w:rPr>
-          <w:rFonts w:hint="default"/>
-          <w:lang w:val="en-US" w:eastAsia="zh-CN"/>
-        </w:rPr>
-        <w:t>应急资源保障：确保应急所需的备用资源（如备件、备用系统、应急通讯工具等）可用，并定期进行检查与测试。建立与外部支持单位（如供应商、合作伙伴）的应急联动机制。</w:t>
-      </w:r>
-    </w:p>
-    <w:p>
-      <w:pPr>
-        <w:pStyle w:val="1"/>
-        <w:keepNext w:val="0"/>
-        <w:keepLines w:val="0"/>
-        <w:pageBreakBefore w:val="0"/>
-        <w:widowControl w:val="0"/>
-        <w:kinsoku w:val="0"/>
-        <w:wordWrap/>
-        <w:overflowPunct/>
-        <w:topLinePunct w:val="0"/>
-        <w:autoSpaceDE w:val="0"/>
-        <w:autoSpaceDN w:val="0"/>
-        <w:bidi w:val="0"/>
-        <w:adjustRightInd w:val="0"/>
-        <w:snapToGrid w:val="0"/>
-        <w:textAlignment w:val="baseline"/>
-        <w:rPr>
-          <w:rFonts w:hint="eastAsia"/>
-          <w:lang w:val="en-US" w:eastAsia="zh-CN"/>
-        </w:rPr>
-      </w:pPr>
-      <w:r>
-        <w:rPr>
-          <w:rFonts w:hint="eastAsia"/>
-          <w:lang w:val="en-US" w:eastAsia="zh-CN"/>
-        </w:rPr>
         <w:t>服务能力考核</w:t>
       </w:r>
     </w:p>
     <w:p>
       <w:pPr>
-        <w:pStyle w:val="a1"/>
+        <w:pStyle w:val="29"/>
         <w:keepNext w:val="0"/>
         <w:keepLines w:val="0"/>
         <w:pageBreakBefore w:val="0"/>
@@ -4777,23 +4805,73 @@
     <w:sectPr>
       <w:pgSz w:w="11906" w:h="16838"/>
       <w:pgMar w:top="1440" w:right="1800" w:bottom="1440" w:left="1800" w:header="851" w:footer="992" w:gutter="0"/>
-      <w:cols w:num="1" w:space="425"/>
+      <w:cols w:space="425" w:num="1"/>
       <w:docGrid w:type="lines" w:linePitch="312" w:charSpace="0"/>
     </w:sectPr>
   </w:body>
 </w:document>
 </file>
 
+<file path=word/endnotes.xml><?xml version="1.0" encoding="utf-8"?>
+<w:endnotes xmlns:wpc="http://schemas.microsoft.com/office/word/2010/wordprocessingCanvas" xmlns:mc="http://schemas.openxmlformats.org/markup-compatibility/2006" xmlns:o="urn:schemas-microsoft-com:office:office" xmlns:r="http://schemas.openxmlformats.org/officeDocument/2006/relationships" xmlns:m="http://schemas.openxmlformats.org/officeDocument/2006/math" xmlns:v="urn:schemas-microsoft-com:vml" xmlns:wp14="http://schemas.microsoft.com/office/word/2010/wordprocessingDrawing" xmlns:wp="http://schemas.openxmlformats.org/drawingml/2006/wordprocessingDrawing" xmlns:w="http://schemas.openxmlformats.org/wordprocessingml/2006/main" xmlns:w14="http://schemas.microsoft.com/office/word/2010/wordml" xmlns:w15="http://schemas.microsoft.com/office/word/2012/wordml" xmlns:w10="urn:schemas-microsoft-com:office:word" xmlns:wpg="http://schemas.microsoft.com/office/word/2010/wordprocessingGroup" xmlns:wpi="http://schemas.microsoft.com/office/word/2010/wordprocessingInk" xmlns:wne="http://schemas.microsoft.com/office/word/2006/wordml" xmlns:wps="http://schemas.microsoft.com/office/word/2010/wordprocessingShape" xmlns:wpsCustomData="http://www.wps.cn/officeDocument/2013/wpsCustomData" mc:Ignorable="w14 w15 wp14">
+  <w:endnote w:type="separator" w:id="0">
+    <w:p>
+      <w:pPr>
+        <w:spacing w:line="240" w:lineRule="auto"/>
+      </w:pPr>
+      <w:r>
+        <w:separator/>
+      </w:r>
+    </w:p>
+  </w:endnote>
+  <w:endnote w:type="continuationSeparator" w:id="1">
+    <w:p>
+      <w:pPr>
+        <w:spacing w:line="240" w:lineRule="auto"/>
+      </w:pPr>
+      <w:r>
+        <w:continuationSeparator/>
+      </w:r>
+    </w:p>
+  </w:endnote>
+</w:endnotes>
+</file>
+
+<file path=word/footnotes.xml><?xml version="1.0" encoding="utf-8"?>
+<w:footnotes xmlns:wpc="http://schemas.microsoft.com/office/word/2010/wordprocessingCanvas" xmlns:mc="http://schemas.openxmlformats.org/markup-compatibility/2006" xmlns:o="urn:schemas-microsoft-com:office:office" xmlns:r="http://schemas.openxmlformats.org/officeDocument/2006/relationships" xmlns:m="http://schemas.openxmlformats.org/officeDocument/2006/math" xmlns:v="urn:schemas-microsoft-com:vml" xmlns:wp14="http://schemas.microsoft.com/office/word/2010/wordprocessingDrawing" xmlns:wp="http://schemas.openxmlformats.org/drawingml/2006/wordprocessingDrawing" xmlns:w="http://schemas.openxmlformats.org/wordprocessingml/2006/main" xmlns:w14="http://schemas.microsoft.com/office/word/2010/wordml" xmlns:w15="http://schemas.microsoft.com/office/word/2012/wordml" xmlns:w10="urn:schemas-microsoft-com:office:word" xmlns:wpg="http://schemas.microsoft.com/office/word/2010/wordprocessingGroup" xmlns:wpi="http://schemas.microsoft.com/office/word/2010/wordprocessingInk" xmlns:wne="http://schemas.microsoft.com/office/word/2006/wordml" xmlns:wps="http://schemas.microsoft.com/office/word/2010/wordprocessingShape" xmlns:wpsCustomData="http://www.wps.cn/officeDocument/2013/wpsCustomData" mc:Ignorable="w14 w15 wp14">
+  <w:footnote w:type="separator" w:id="0">
+    <w:p>
+      <w:pPr>
+        <w:spacing w:line="360" w:lineRule="auto"/>
+      </w:pPr>
+      <w:r>
+        <w:separator/>
+      </w:r>
+    </w:p>
+  </w:footnote>
+  <w:footnote w:type="continuationSeparator" w:id="1">
+    <w:p>
+      <w:pPr>
+        <w:spacing w:line="360" w:lineRule="auto"/>
+      </w:pPr>
+      <w:r>
+        <w:continuationSeparator/>
+      </w:r>
+    </w:p>
+  </w:footnote>
+</w:footnotes>
+</file>
+
 <file path=word/numbering.xml><?xml version="1.0" encoding="utf-8"?>
-<w:numbering xmlns:wpc="http://schemas.microsoft.com/office/word/2010/wordprocessingCanvas" xmlns:mc="http://schemas.openxmlformats.org/markup-compatibility/2006" xmlns:o="urn:schemas-microsoft-com:office:office" xmlns:r="http://schemas.openxmlformats.org/officeDocument/2006/relationships" xmlns:m="http://schemas.openxmlformats.org/officeDocument/2006/math" xmlns:v="urn:schemas-microsoft-com:vml" xmlns:wp14="http://schemas.microsoft.com/office/word/2010/wordprocessingDrawing" xmlns:wp="http://schemas.openxmlformats.org/drawingml/2006/wordprocessingDrawing" xmlns:w10="urn:schemas-microsoft-com:office:word" xmlns:w="http://schemas.openxmlformats.org/wordprocessingml/2006/main" xmlns:w14="http://schemas.microsoft.com/office/word/2010/wordml" xmlns:w15="http://schemas.microsoft.com/office/word/2012/wordml" xmlns:wne="http://schemas.microsoft.com/office/word/2006/wordml" xmlns:wpg="http://schemas.microsoft.com/office/word/2010/wordprocessingGroup" xmlns:wpi="http://schemas.microsoft.com/office/word/2010/wordprocessingInk" xmlns:wps="http://schemas.microsoft.com/office/word/2010/wordprocessingShape" mc:Ignorable="w14 w15 wp14">
+<w:numbering xmlns:wpc="http://schemas.microsoft.com/office/word/2010/wordprocessingCanvas" xmlns:mc="http://schemas.openxmlformats.org/markup-compatibility/2006" xmlns:o="urn:schemas-microsoft-com:office:office" xmlns:r="http://schemas.openxmlformats.org/officeDocument/2006/relationships" xmlns:m="http://schemas.openxmlformats.org/officeDocument/2006/math" xmlns:v="urn:schemas-microsoft-com:vml" xmlns:wp14="http://schemas.microsoft.com/office/word/2010/wordprocessingDrawing" xmlns:wp="http://schemas.openxmlformats.org/drawingml/2006/wordprocessingDrawing" xmlns:w10="urn:schemas-microsoft-com:office:word" xmlns:w="http://schemas.openxmlformats.org/wordprocessingml/2006/main" xmlns:w14="http://schemas.microsoft.com/office/word/2010/wordml" xmlns:wpg="http://schemas.microsoft.com/office/word/2010/wordprocessingGroup" xmlns:wpi="http://schemas.microsoft.com/office/word/2010/wordprocessingInk" xmlns:wne="http://schemas.microsoft.com/office/word/2006/wordml" xmlns:wps="http://schemas.microsoft.com/office/word/2010/wordprocessingShape" xmlns:wpsCustomData="http://www.wps.cn/officeDocument/2013/wpsCustomData" mc:Ignorable="w14 wp14">
   <w:abstractNum w:abstractNumId="0">
     <w:nsid w:val="8E964DCE"/>
     <w:multiLevelType w:val="multilevel"/>
     <w:tmpl w:val="8E964DCE"/>
-    <w:lvl w:ilvl="0">
+    <w:lvl w:ilvl="0" w:tentative="0">
       <w:start w:val="1"/>
       <w:numFmt w:val="decimal"/>
-      <w:pStyle w:val="Heading1"/>
+      <w:pStyle w:val="2"/>
       <w:lvlText w:val="%1."/>
       <w:lvlJc w:val="left"/>
       <w:pPr>
@@ -4803,10 +4881,10 @@
         <w:rFonts w:hint="default"/>
       </w:rPr>
     </w:lvl>
-    <w:lvl w:ilvl="1">
+    <w:lvl w:ilvl="1" w:tentative="0">
       <w:start w:val="1"/>
       <w:numFmt w:val="decimal"/>
-      <w:pStyle w:val="Heading2"/>
+      <w:pStyle w:val="3"/>
       <w:lvlText w:val="%1.%2."/>
       <w:lvlJc w:val="left"/>
       <w:pPr>
@@ -4816,10 +4894,10 @@
         <w:rFonts w:hint="default"/>
       </w:rPr>
     </w:lvl>
-    <w:lvl w:ilvl="2">
+    <w:lvl w:ilvl="2" w:tentative="0">
       <w:start w:val="1"/>
       <w:numFmt w:val="decimal"/>
-      <w:pStyle w:val="Heading3"/>
+      <w:pStyle w:val="4"/>
       <w:lvlText w:val="%1.%2.%3."/>
       <w:lvlJc w:val="left"/>
       <w:pPr>
@@ -4829,10 +4907,10 @@
         <w:rFonts w:hint="default"/>
       </w:rPr>
     </w:lvl>
-    <w:lvl w:ilvl="3">
+    <w:lvl w:ilvl="3" w:tentative="0">
       <w:start w:val="1"/>
       <w:numFmt w:val="decimal"/>
-      <w:pStyle w:val="Heading4"/>
+      <w:pStyle w:val="5"/>
       <w:lvlText w:val="%1.%2.%3.%4."/>
       <w:lvlJc w:val="left"/>
       <w:pPr>
@@ -4842,10 +4920,10 @@
         <w:rFonts w:hint="default"/>
       </w:rPr>
     </w:lvl>
-    <w:lvl w:ilvl="4">
+    <w:lvl w:ilvl="4" w:tentative="0">
       <w:start w:val="1"/>
       <w:numFmt w:val="decimal"/>
-      <w:pStyle w:val="Heading5"/>
+      <w:pStyle w:val="6"/>
       <w:lvlText w:val="%1.%2.%3.%4.%5."/>
       <w:lvlJc w:val="left"/>
       <w:pPr>
@@ -4855,10 +4933,10 @@
         <w:rFonts w:hint="default"/>
       </w:rPr>
     </w:lvl>
-    <w:lvl w:ilvl="5">
+    <w:lvl w:ilvl="5" w:tentative="0">
       <w:start w:val="1"/>
       <w:numFmt w:val="decimal"/>
-      <w:pStyle w:val="Heading6"/>
+      <w:pStyle w:val="7"/>
       <w:lvlText w:val="%1.%2.%3.%4.%5.%6."/>
       <w:lvlJc w:val="left"/>
       <w:pPr>
@@ -4868,10 +4946,10 @@
         <w:rFonts w:hint="default"/>
       </w:rPr>
     </w:lvl>
-    <w:lvl w:ilvl="6">
+    <w:lvl w:ilvl="6" w:tentative="0">
       <w:start w:val="1"/>
       <w:numFmt w:val="decimal"/>
-      <w:pStyle w:val="Heading7"/>
+      <w:pStyle w:val="8"/>
       <w:lvlText w:val="%1.%2.%3.%4.%5.%6.%7."/>
       <w:lvlJc w:val="left"/>
       <w:pPr>
@@ -4881,10 +4959,10 @@
         <w:rFonts w:hint="default"/>
       </w:rPr>
     </w:lvl>
-    <w:lvl w:ilvl="7">
+    <w:lvl w:ilvl="7" w:tentative="0">
       <w:start w:val="1"/>
       <w:numFmt w:val="decimal"/>
-      <w:pStyle w:val="Heading8"/>
+      <w:pStyle w:val="9"/>
       <w:lvlText w:val="%1.%2.%3.%4.%5.%6.%7.%8."/>
       <w:lvlJc w:val="left"/>
       <w:pPr>
@@ -4894,10 +4972,10 @@
         <w:rFonts w:hint="default"/>
       </w:rPr>
     </w:lvl>
-    <w:lvl w:ilvl="8">
+    <w:lvl w:ilvl="8" w:tentative="0">
       <w:start w:val="1"/>
       <w:numFmt w:val="decimal"/>
-      <w:pStyle w:val="Heading9"/>
+      <w:pStyle w:val="10"/>
       <w:lvlText w:val="%1.%2.%3.%4.%5.%6.%7.%8.%9."/>
       <w:lvlJc w:val="left"/>
       <w:pPr>
@@ -4915,267 +4993,269 @@
 </file>
 
 <file path=word/styles.xml><?xml version="1.0" encoding="utf-8"?>
-<w:styles xmlns:mc="http://schemas.openxmlformats.org/markup-compatibility/2006" xmlns:r="http://schemas.openxmlformats.org/officeDocument/2006/relationships" xmlns:w="http://schemas.openxmlformats.org/wordprocessingml/2006/main" xmlns:w14="http://schemas.microsoft.com/office/word/2010/wordml" xmlns:w15="http://schemas.microsoft.com/office/word/2012/wordml" mc:Ignorable="w14 w15">
+<w:styles xmlns:mc="http://schemas.openxmlformats.org/markup-compatibility/2006" xmlns:o="urn:schemas-microsoft-com:office:office" xmlns:r="http://schemas.openxmlformats.org/officeDocument/2006/relationships" xmlns:m="http://schemas.openxmlformats.org/officeDocument/2006/math" xmlns:v="urn:schemas-microsoft-com:vml" xmlns:w="http://schemas.openxmlformats.org/wordprocessingml/2006/main" xmlns:w14="http://schemas.microsoft.com/office/word/2010/wordml" xmlns:w10="urn:schemas-microsoft-com:office:word" xmlns:sl="http://schemas.openxmlformats.org/schemaLibrary/2006/main" xmlns:wpsCustomData="http://www.wps.cn/officeDocument/2013/wpsCustomData" mc:Ignorable="w14">
   <w:docDefaults>
     <w:rPrDefault>
       <w:rPr>
-        <w:rFonts w:ascii="Times New Roman" w:eastAsia="宋体" w:hAnsi="Times New Roman" w:cs="Times New Roman"/>
+        <w:rFonts w:ascii="Times New Roman" w:hAnsi="Times New Roman" w:eastAsia="宋体" w:cs="Times New Roman"/>
       </w:rPr>
     </w:rPrDefault>
     <w:pPrDefault/>
   </w:docDefaults>
-  <w:latentStyles w:defLockedState="0" w:defUIPriority="99" w:defSemiHidden="1" w:defUnhideWhenUsed="1" w:defQFormat="0" w:count="260">
-    <w:lsdException w:name="Normal" w:semiHidden="0" w:uiPriority="0" w:unhideWhenUsed="0" w:qFormat="1"/>
-    <w:lsdException w:name="heading 1" w:semiHidden="0" w:uiPriority="0" w:unhideWhenUsed="0" w:qFormat="1"/>
-    <w:lsdException w:name="heading 2" w:semiHidden="0" w:uiPriority="0" w:qFormat="1"/>
-    <w:lsdException w:name="heading 3" w:uiPriority="0" w:qFormat="1"/>
-    <w:lsdException w:name="heading 4" w:semiHidden="0" w:uiPriority="0" w:qFormat="1"/>
-    <w:lsdException w:name="heading 5" w:uiPriority="0" w:qFormat="1"/>
-    <w:lsdException w:name="heading 6" w:uiPriority="0" w:qFormat="1"/>
-    <w:lsdException w:name="heading 7" w:uiPriority="0" w:qFormat="1"/>
-    <w:lsdException w:name="heading 8" w:uiPriority="0" w:qFormat="1"/>
-    <w:lsdException w:name="heading 9" w:uiPriority="0" w:qFormat="1"/>
-    <w:lsdException w:name="index 1" w:semiHidden="0" w:uiPriority="0" w:unhideWhenUsed="0"/>
-    <w:lsdException w:name="index 2" w:semiHidden="0" w:uiPriority="0" w:unhideWhenUsed="0"/>
-    <w:lsdException w:name="index 3" w:semiHidden="0" w:uiPriority="0" w:unhideWhenUsed="0"/>
-    <w:lsdException w:name="index 4" w:semiHidden="0" w:uiPriority="0" w:unhideWhenUsed="0"/>
-    <w:lsdException w:name="index 5" w:semiHidden="0" w:uiPriority="0" w:unhideWhenUsed="0"/>
-    <w:lsdException w:name="index 6" w:semiHidden="0" w:uiPriority="0" w:unhideWhenUsed="0"/>
-    <w:lsdException w:name="index 7" w:semiHidden="0" w:uiPriority="0" w:unhideWhenUsed="0"/>
-    <w:lsdException w:name="index 8" w:semiHidden="0" w:uiPriority="0" w:unhideWhenUsed="0"/>
-    <w:lsdException w:name="index 9" w:semiHidden="0" w:uiPriority="0" w:unhideWhenUsed="0"/>
-    <w:lsdException w:name="toc 1" w:semiHidden="0" w:uiPriority="0" w:unhideWhenUsed="0" w:qFormat="1"/>
-    <w:lsdException w:name="toc 2" w:semiHidden="0" w:uiPriority="0" w:unhideWhenUsed="0" w:qFormat="1"/>
-    <w:lsdException w:name="toc 3" w:semiHidden="0" w:uiPriority="0" w:unhideWhenUsed="0" w:qFormat="1"/>
-    <w:lsdException w:name="toc 4" w:semiHidden="0" w:uiPriority="0" w:unhideWhenUsed="0"/>
-    <w:lsdException w:name="toc 5" w:semiHidden="0" w:uiPriority="0" w:unhideWhenUsed="0"/>
-    <w:lsdException w:name="toc 6" w:semiHidden="0" w:uiPriority="0" w:unhideWhenUsed="0"/>
-    <w:lsdException w:name="toc 7" w:semiHidden="0" w:uiPriority="0" w:unhideWhenUsed="0"/>
-    <w:lsdException w:name="toc 8" w:semiHidden="0" w:uiPriority="0" w:unhideWhenUsed="0"/>
-    <w:lsdException w:name="toc 9" w:semiHidden="0" w:uiPriority="0" w:unhideWhenUsed="0"/>
-    <w:lsdException w:name="Normal Indent" w:semiHidden="0" w:uiPriority="0" w:unhideWhenUsed="0"/>
-    <w:lsdException w:name="footnote text" w:semiHidden="0" w:uiPriority="0" w:unhideWhenUsed="0"/>
-    <w:lsdException w:name="annotation text" w:semiHidden="0" w:uiPriority="0" w:unhideWhenUsed="0" w:qFormat="1"/>
-    <w:lsdException w:name="header" w:semiHidden="0" w:uiPriority="0" w:unhideWhenUsed="0" w:qFormat="1"/>
-    <w:lsdException w:name="footer" w:semiHidden="0" w:uiPriority="0" w:unhideWhenUsed="0" w:qFormat="1"/>
-    <w:lsdException w:name="index heading" w:semiHidden="0" w:uiPriority="0" w:unhideWhenUsed="0"/>
-    <w:lsdException w:name="caption" w:uiPriority="0" w:qFormat="1"/>
-    <w:lsdException w:name="table of figures" w:semiHidden="0" w:uiPriority="0" w:unhideWhenUsed="0"/>
-    <w:lsdException w:name="envelope address" w:semiHidden="0" w:uiPriority="0" w:unhideWhenUsed="0"/>
-    <w:lsdException w:name="envelope return" w:semiHidden="0" w:uiPriority="0" w:unhideWhenUsed="0"/>
-    <w:lsdException w:name="footnote reference" w:semiHidden="0" w:uiPriority="0" w:unhideWhenUsed="0"/>
-    <w:lsdException w:name="annotation reference" w:semiHidden="0" w:uiPriority="0" w:unhideWhenUsed="0"/>
-    <w:lsdException w:name="line number" w:semiHidden="0" w:uiPriority="0" w:unhideWhenUsed="0"/>
-    <w:lsdException w:name="page number" w:semiHidden="0" w:uiPriority="0" w:unhideWhenUsed="0"/>
-    <w:lsdException w:name="endnote reference" w:semiHidden="0" w:uiPriority="0" w:unhideWhenUsed="0"/>
-    <w:lsdException w:name="endnote text" w:semiHidden="0" w:uiPriority="0" w:unhideWhenUsed="0"/>
-    <w:lsdException w:name="table of authorities" w:semiHidden="0" w:uiPriority="0" w:unhideWhenUsed="0"/>
-    <w:lsdException w:name="macro" w:semiHidden="0" w:uiPriority="0" w:unhideWhenUsed="0"/>
-    <w:lsdException w:name="toa heading" w:semiHidden="0" w:uiPriority="0" w:unhideWhenUsed="0"/>
-    <w:lsdException w:name="List" w:semiHidden="0" w:uiPriority="0" w:unhideWhenUsed="0"/>
-    <w:lsdException w:name="List Bullet" w:semiHidden="0" w:uiPriority="0" w:unhideWhenUsed="0"/>
-    <w:lsdException w:name="List Number" w:semiHidden="0" w:uiPriority="0" w:unhideWhenUsed="0"/>
-    <w:lsdException w:name="List 2" w:semiHidden="0" w:uiPriority="0" w:unhideWhenUsed="0"/>
-    <w:lsdException w:name="List 3" w:semiHidden="0" w:uiPriority="0" w:unhideWhenUsed="0"/>
-    <w:lsdException w:name="List 4" w:semiHidden="0" w:uiPriority="0" w:unhideWhenUsed="0"/>
-    <w:lsdException w:name="List 5" w:semiHidden="0" w:uiPriority="0" w:unhideWhenUsed="0"/>
-    <w:lsdException w:name="List Bullet 2" w:semiHidden="0" w:uiPriority="0" w:unhideWhenUsed="0"/>
-    <w:lsdException w:name="List Bullet 3" w:semiHidden="0" w:uiPriority="0" w:unhideWhenUsed="0"/>
-    <w:lsdException w:name="List Bullet 4" w:semiHidden="0" w:uiPriority="0" w:unhideWhenUsed="0"/>
-    <w:lsdException w:name="List Bullet 5" w:semiHidden="0" w:uiPriority="0" w:unhideWhenUsed="0"/>
-    <w:lsdException w:name="List Number 2" w:semiHidden="0" w:uiPriority="0" w:unhideWhenUsed="0"/>
-    <w:lsdException w:name="List Number 3" w:semiHidden="0" w:uiPriority="0" w:unhideWhenUsed="0"/>
-    <w:lsdException w:name="List Number 4" w:semiHidden="0" w:uiPriority="0" w:unhideWhenUsed="0"/>
-    <w:lsdException w:name="List Number 5" w:semiHidden="0" w:uiPriority="0" w:unhideWhenUsed="0"/>
-    <w:lsdException w:name="Title" w:semiHidden="0" w:uiPriority="0" w:unhideWhenUsed="0" w:qFormat="1"/>
-    <w:lsdException w:name="Closing" w:semiHidden="0" w:uiPriority="0" w:unhideWhenUsed="0"/>
-    <w:lsdException w:name="Signature" w:semiHidden="0" w:uiPriority="0" w:unhideWhenUsed="0"/>
-    <w:lsdException w:name="Default Paragraph Font" w:uiPriority="0" w:unhideWhenUsed="0" w:qFormat="1"/>
-    <w:lsdException w:name="Body Text" w:uiPriority="0" w:unhideWhenUsed="0" w:qFormat="1"/>
-    <w:lsdException w:name="Body Text Indent" w:semiHidden="0" w:uiPriority="0" w:unhideWhenUsed="0"/>
-    <w:lsdException w:name="List Continue" w:semiHidden="0" w:uiPriority="0" w:unhideWhenUsed="0"/>
-    <w:lsdException w:name="List Continue 2" w:semiHidden="0" w:uiPriority="0" w:unhideWhenUsed="0"/>
-    <w:lsdException w:name="List Continue 3" w:semiHidden="0" w:uiPriority="0" w:unhideWhenUsed="0"/>
-    <w:lsdException w:name="List Continue 4" w:semiHidden="0" w:uiPriority="0" w:unhideWhenUsed="0"/>
-    <w:lsdException w:name="List Continue 5" w:semiHidden="0" w:uiPriority="0" w:unhideWhenUsed="0"/>
-    <w:lsdException w:name="Message Header" w:semiHidden="0" w:uiPriority="0" w:unhideWhenUsed="0"/>
-    <w:lsdException w:name="Subtitle" w:semiHidden="0" w:uiPriority="0" w:unhideWhenUsed="0" w:qFormat="1"/>
-    <w:lsdException w:name="Salutation" w:semiHidden="0" w:uiPriority="0" w:unhideWhenUsed="0"/>
-    <w:lsdException w:name="Date" w:semiHidden="0" w:uiPriority="0" w:unhideWhenUsed="0"/>
-    <w:lsdException w:name="Body Text First Indent" w:semiHidden="0" w:uiPriority="0" w:unhideWhenUsed="0"/>
-    <w:lsdException w:name="Body Text First Indent 2" w:semiHidden="0" w:uiPriority="0" w:unhideWhenUsed="0"/>
-    <w:lsdException w:name="Body Text 2" w:semiHidden="0" w:uiPriority="0" w:unhideWhenUsed="0"/>
-    <w:lsdException w:name="Body Text 3" w:semiHidden="0" w:uiPriority="0" w:unhideWhenUsed="0"/>
-    <w:lsdException w:name="Body Text Indent 2" w:semiHidden="0" w:uiPriority="0" w:unhideWhenUsed="0"/>
-    <w:lsdException w:name="Body Text Indent 3" w:semiHidden="0" w:uiPriority="0" w:unhideWhenUsed="0"/>
-    <w:lsdException w:name="Block Text" w:semiHidden="0" w:uiPriority="0" w:unhideWhenUsed="0"/>
-    <w:lsdException w:name="Hyperlink" w:semiHidden="0" w:uiPriority="0" w:unhideWhenUsed="0"/>
-    <w:lsdException w:name="FollowedHyperlink" w:semiHidden="0" w:uiPriority="0" w:unhideWhenUsed="0"/>
-    <w:lsdException w:name="Strong" w:semiHidden="0" w:uiPriority="0" w:unhideWhenUsed="0" w:qFormat="1"/>
-    <w:lsdException w:name="Emphasis" w:semiHidden="0" w:uiPriority="0" w:unhideWhenUsed="0" w:qFormat="1"/>
-    <w:lsdException w:name="Document Map" w:semiHidden="0" w:uiPriority="0" w:unhideWhenUsed="0"/>
-    <w:lsdException w:name="Plain Text" w:semiHidden="0" w:uiPriority="0" w:unhideWhenUsed="0"/>
-    <w:lsdException w:name="E-mail Signature" w:semiHidden="0" w:uiPriority="0" w:unhideWhenUsed="0"/>
-    <w:lsdException w:name="Normal (Web)" w:semiHidden="0" w:uiPriority="0" w:unhideWhenUsed="0" w:qFormat="1"/>
-    <w:lsdException w:name="HTML Acronym" w:semiHidden="0" w:uiPriority="0" w:unhideWhenUsed="0"/>
-    <w:lsdException w:name="HTML Address" w:semiHidden="0" w:uiPriority="0" w:unhideWhenUsed="0"/>
-    <w:lsdException w:name="HTML Cite" w:semiHidden="0" w:uiPriority="0" w:unhideWhenUsed="0"/>
-    <w:lsdException w:name="HTML Code" w:semiHidden="0" w:uiPriority="0" w:unhideWhenUsed="0"/>
-    <w:lsdException w:name="HTML Definition" w:semiHidden="0" w:uiPriority="0" w:unhideWhenUsed="0"/>
-    <w:lsdException w:name="HTML Keyboard" w:semiHidden="0" w:uiPriority="0" w:unhideWhenUsed="0"/>
-    <w:lsdException w:name="HTML Preformatted" w:semiHidden="0" w:uiPriority="0" w:unhideWhenUsed="0"/>
-    <w:lsdException w:name="HTML Sample" w:semiHidden="0" w:uiPriority="0" w:unhideWhenUsed="0"/>
-    <w:lsdException w:name="HTML Typewriter" w:semiHidden="0" w:uiPriority="0" w:unhideWhenUsed="0"/>
-    <w:lsdException w:name="HTML Variable" w:semiHidden="0" w:uiPriority="0" w:unhideWhenUsed="0"/>
-    <w:lsdException w:name="Normal Table" w:uiPriority="0" w:unhideWhenUsed="0" w:qFormat="1"/>
-    <w:lsdException w:name="annotation subject" w:semiHidden="0" w:uiPriority="0" w:unhideWhenUsed="0"/>
-    <w:lsdException w:name="Table Simple 1" w:semiHidden="0" w:uiPriority="0" w:unhideWhenUsed="0"/>
-    <w:lsdException w:name="Table Simple 2" w:semiHidden="0" w:uiPriority="0" w:unhideWhenUsed="0"/>
-    <w:lsdException w:name="Table Simple 3" w:semiHidden="0" w:uiPriority="0" w:unhideWhenUsed="0"/>
-    <w:lsdException w:name="Table Classic 1" w:semiHidden="0" w:uiPriority="0" w:unhideWhenUsed="0"/>
-    <w:lsdException w:name="Table Classic 2" w:semiHidden="0" w:uiPriority="0" w:unhideWhenUsed="0"/>
-    <w:lsdException w:name="Table Classic 3" w:semiHidden="0" w:uiPriority="0" w:unhideWhenUsed="0"/>
-    <w:lsdException w:name="Table Classic 4" w:semiHidden="0" w:uiPriority="0" w:unhideWhenUsed="0"/>
-    <w:lsdException w:name="Table Colorful 1" w:semiHidden="0" w:uiPriority="0" w:unhideWhenUsed="0"/>
-    <w:lsdException w:name="Table Colorful 2" w:semiHidden="0" w:uiPriority="0" w:unhideWhenUsed="0"/>
-    <w:lsdException w:name="Table Colorful 3" w:semiHidden="0" w:uiPriority="0" w:unhideWhenUsed="0"/>
-    <w:lsdException w:name="Table Columns 1" w:semiHidden="0" w:uiPriority="0" w:unhideWhenUsed="0"/>
-    <w:lsdException w:name="Table Columns 2" w:semiHidden="0" w:uiPriority="0" w:unhideWhenUsed="0"/>
-    <w:lsdException w:name="Table Columns 3" w:semiHidden="0" w:uiPriority="0" w:unhideWhenUsed="0"/>
-    <w:lsdException w:name="Table Columns 4" w:semiHidden="0" w:uiPriority="0" w:unhideWhenUsed="0"/>
-    <w:lsdException w:name="Table Columns 5" w:semiHidden="0" w:uiPriority="0" w:unhideWhenUsed="0"/>
-    <w:lsdException w:name="Table Grid 1" w:semiHidden="0" w:uiPriority="0" w:unhideWhenUsed="0"/>
-    <w:lsdException w:name="Table Grid 2" w:semiHidden="0" w:uiPriority="0" w:unhideWhenUsed="0"/>
-    <w:lsdException w:name="Table Grid 3" w:semiHidden="0" w:uiPriority="0" w:unhideWhenUsed="0"/>
-    <w:lsdException w:name="Table Grid 4" w:semiHidden="0" w:uiPriority="0" w:unhideWhenUsed="0"/>
-    <w:lsdException w:name="Table Grid 5" w:semiHidden="0" w:uiPriority="0" w:unhideWhenUsed="0"/>
-    <w:lsdException w:name="Table Grid 6" w:semiHidden="0" w:uiPriority="0" w:unhideWhenUsed="0"/>
-    <w:lsdException w:name="Table Grid 7" w:semiHidden="0" w:uiPriority="0" w:unhideWhenUsed="0"/>
-    <w:lsdException w:name="Table Grid 8" w:semiHidden="0" w:uiPriority="0" w:unhideWhenUsed="0"/>
-    <w:lsdException w:name="Table List 1" w:semiHidden="0" w:uiPriority="0" w:unhideWhenUsed="0"/>
-    <w:lsdException w:name="Table List 2" w:semiHidden="0" w:uiPriority="0" w:unhideWhenUsed="0"/>
-    <w:lsdException w:name="Table List 3" w:semiHidden="0" w:uiPriority="0" w:unhideWhenUsed="0"/>
-    <w:lsdException w:name="Table List 4" w:semiHidden="0" w:uiPriority="0" w:unhideWhenUsed="0"/>
-    <w:lsdException w:name="Table List 5" w:semiHidden="0" w:uiPriority="0" w:unhideWhenUsed="0"/>
-    <w:lsdException w:name="Table List 6" w:semiHidden="0" w:uiPriority="0" w:unhideWhenUsed="0"/>
-    <w:lsdException w:name="Table List 7" w:semiHidden="0" w:uiPriority="0" w:unhideWhenUsed="0"/>
-    <w:lsdException w:name="Table List 8" w:semiHidden="0" w:uiPriority="0" w:unhideWhenUsed="0"/>
-    <w:lsdException w:name="Table 3D effects 1" w:semiHidden="0" w:uiPriority="0" w:unhideWhenUsed="0"/>
-    <w:lsdException w:name="Table 3D effects 2" w:semiHidden="0" w:uiPriority="0" w:unhideWhenUsed="0"/>
-    <w:lsdException w:name="Table 3D effects 3" w:semiHidden="0" w:uiPriority="0" w:unhideWhenUsed="0"/>
-    <w:lsdException w:name="Table Contemporary" w:semiHidden="0" w:uiPriority="0" w:unhideWhenUsed="0"/>
-    <w:lsdException w:name="Table Elegant" w:semiHidden="0" w:uiPriority="0" w:unhideWhenUsed="0"/>
-    <w:lsdException w:name="Table Professional" w:semiHidden="0" w:uiPriority="0" w:unhideWhenUsed="0"/>
-    <w:lsdException w:name="Table Subtle 1" w:semiHidden="0" w:uiPriority="0" w:unhideWhenUsed="0"/>
-    <w:lsdException w:name="Table Subtle 2" w:semiHidden="0" w:uiPriority="0" w:unhideWhenUsed="0"/>
-    <w:lsdException w:name="Table Web 1" w:semiHidden="0" w:uiPriority="0" w:unhideWhenUsed="0"/>
-    <w:lsdException w:name="Table Web 2" w:semiHidden="0" w:uiPriority="0" w:unhideWhenUsed="0"/>
-    <w:lsdException w:name="Table Web 3" w:semiHidden="0" w:uiPriority="0" w:unhideWhenUsed="0"/>
-    <w:lsdException w:name="Balloon Text" w:semiHidden="0" w:uiPriority="0" w:unhideWhenUsed="0"/>
-    <w:lsdException w:name="Table Grid" w:semiHidden="0" w:uiPriority="0" w:unhideWhenUsed="0" w:qFormat="1"/>
-    <w:lsdException w:name="Table Theme" w:semiHidden="0" w:uiPriority="0" w:unhideWhenUsed="0"/>
-    <w:lsdException w:name="Light Shading" w:semiHidden="0" w:uiPriority="60" w:unhideWhenUsed="0"/>
-    <w:lsdException w:name="Light List" w:semiHidden="0" w:uiPriority="61" w:unhideWhenUsed="0"/>
-    <w:lsdException w:name="Light Grid" w:semiHidden="0" w:uiPriority="62" w:unhideWhenUsed="0"/>
-    <w:lsdException w:name="Medium Shading 1" w:semiHidden="0" w:uiPriority="63" w:unhideWhenUsed="0"/>
-    <w:lsdException w:name="Medium Shading 2" w:semiHidden="0" w:uiPriority="64" w:unhideWhenUsed="0"/>
-    <w:lsdException w:name="Medium List 1" w:semiHidden="0" w:uiPriority="65" w:unhideWhenUsed="0"/>
-    <w:lsdException w:name="Medium List 2" w:semiHidden="0" w:uiPriority="66" w:unhideWhenUsed="0"/>
-    <w:lsdException w:name="Medium Grid 1" w:semiHidden="0" w:uiPriority="67" w:unhideWhenUsed="0"/>
-    <w:lsdException w:name="Medium Grid 2" w:semiHidden="0" w:uiPriority="68" w:unhideWhenUsed="0"/>
-    <w:lsdException w:name="Medium Grid 3" w:semiHidden="0" w:uiPriority="69" w:unhideWhenUsed="0"/>
-    <w:lsdException w:name="Dark List" w:semiHidden="0" w:uiPriority="70" w:unhideWhenUsed="0"/>
-    <w:lsdException w:name="Colorful Shading" w:semiHidden="0" w:uiPriority="71" w:unhideWhenUsed="0"/>
-    <w:lsdException w:name="Colorful List" w:semiHidden="0" w:uiPriority="72" w:unhideWhenUsed="0"/>
-    <w:lsdException w:name="Colorful Grid" w:semiHidden="0" w:uiPriority="73" w:unhideWhenUsed="0"/>
-    <w:lsdException w:name="Light Shading Accent 1" w:semiHidden="0" w:uiPriority="60" w:unhideWhenUsed="0"/>
-    <w:lsdException w:name="Light List Accent 1" w:semiHidden="0" w:uiPriority="61" w:unhideWhenUsed="0"/>
-    <w:lsdException w:name="Light Grid Accent 1" w:semiHidden="0" w:uiPriority="62" w:unhideWhenUsed="0"/>
-    <w:lsdException w:name="Medium Shading 1 Accent 1" w:semiHidden="0" w:uiPriority="63" w:unhideWhenUsed="0"/>
-    <w:lsdException w:name="Medium Shading 2 Accent 1" w:semiHidden="0" w:uiPriority="64" w:unhideWhenUsed="0"/>
-    <w:lsdException w:name="Medium List 1 Accent 1" w:semiHidden="0" w:uiPriority="65" w:unhideWhenUsed="0"/>
-    <w:lsdException w:name="Medium List 2 Accent 1" w:semiHidden="0" w:uiPriority="66" w:unhideWhenUsed="0"/>
-    <w:lsdException w:name="Medium Grid 1 Accent 1" w:semiHidden="0" w:uiPriority="67" w:unhideWhenUsed="0"/>
-    <w:lsdException w:name="Medium Grid 2 Accent 1" w:semiHidden="0" w:uiPriority="68" w:unhideWhenUsed="0"/>
-    <w:lsdException w:name="Medium Grid 3 Accent 1" w:semiHidden="0" w:uiPriority="69" w:unhideWhenUsed="0"/>
-    <w:lsdException w:name="Dark List Accent 1" w:semiHidden="0" w:uiPriority="70" w:unhideWhenUsed="0"/>
-    <w:lsdException w:name="Colorful Shading Accent 1" w:semiHidden="0" w:uiPriority="71" w:unhideWhenUsed="0"/>
-    <w:lsdException w:name="Colorful List Accent 1" w:semiHidden="0" w:uiPriority="72" w:unhideWhenUsed="0"/>
-    <w:lsdException w:name="Colorful Grid Accent 1" w:semiHidden="0" w:uiPriority="73" w:unhideWhenUsed="0"/>
-    <w:lsdException w:name="Light Shading Accent 2" w:semiHidden="0" w:uiPriority="60" w:unhideWhenUsed="0"/>
-    <w:lsdException w:name="Light List Accent 2" w:semiHidden="0" w:uiPriority="61" w:unhideWhenUsed="0"/>
-    <w:lsdException w:name="Light Grid Accent 2" w:semiHidden="0" w:uiPriority="62" w:unhideWhenUsed="0"/>
-    <w:lsdException w:name="Medium Shading 1 Accent 2" w:semiHidden="0" w:uiPriority="63" w:unhideWhenUsed="0"/>
-    <w:lsdException w:name="Medium Shading 2 Accent 2" w:semiHidden="0" w:uiPriority="64" w:unhideWhenUsed="0"/>
-    <w:lsdException w:name="Medium List 1 Accent 2" w:semiHidden="0" w:uiPriority="65" w:unhideWhenUsed="0"/>
-    <w:lsdException w:name="Medium List 2 Accent 2" w:semiHidden="0" w:uiPriority="66" w:unhideWhenUsed="0"/>
-    <w:lsdException w:name="Medium Grid 1 Accent 2" w:semiHidden="0" w:uiPriority="67" w:unhideWhenUsed="0"/>
-    <w:lsdException w:name="Medium Grid 2 Accent 2" w:semiHidden="0" w:uiPriority="68" w:unhideWhenUsed="0"/>
-    <w:lsdException w:name="Medium Grid 3 Accent 2" w:semiHidden="0" w:uiPriority="69" w:unhideWhenUsed="0"/>
-    <w:lsdException w:name="Dark List Accent 2" w:semiHidden="0" w:uiPriority="70" w:unhideWhenUsed="0"/>
-    <w:lsdException w:name="Colorful Shading Accent 2" w:semiHidden="0" w:uiPriority="71" w:unhideWhenUsed="0"/>
-    <w:lsdException w:name="Colorful List Accent 2" w:semiHidden="0" w:uiPriority="72" w:unhideWhenUsed="0"/>
-    <w:lsdException w:name="Colorful Grid Accent 2" w:semiHidden="0" w:uiPriority="73" w:unhideWhenUsed="0"/>
-    <w:lsdException w:name="Light Shading Accent 3" w:semiHidden="0" w:uiPriority="60" w:unhideWhenUsed="0"/>
-    <w:lsdException w:name="Light List Accent 3" w:semiHidden="0" w:uiPriority="61" w:unhideWhenUsed="0"/>
-    <w:lsdException w:name="Light Grid Accent 3" w:semiHidden="0" w:uiPriority="62" w:unhideWhenUsed="0"/>
-    <w:lsdException w:name="Medium Shading 1 Accent 3" w:semiHidden="0" w:uiPriority="63" w:unhideWhenUsed="0"/>
-    <w:lsdException w:name="Medium Shading 2 Accent 3" w:semiHidden="0" w:uiPriority="64" w:unhideWhenUsed="0"/>
-    <w:lsdException w:name="Medium List 1 Accent 3" w:semiHidden="0" w:uiPriority="65" w:unhideWhenUsed="0"/>
-    <w:lsdException w:name="Medium List 2 Accent 3" w:semiHidden="0" w:uiPriority="66" w:unhideWhenUsed="0"/>
-    <w:lsdException w:name="Medium Grid 1 Accent 3" w:semiHidden="0" w:uiPriority="67" w:unhideWhenUsed="0"/>
-    <w:lsdException w:name="Medium Grid 2 Accent 3" w:semiHidden="0" w:uiPriority="68" w:unhideWhenUsed="0"/>
-    <w:lsdException w:name="Medium Grid 3 Accent 3" w:semiHidden="0" w:uiPriority="69" w:unhideWhenUsed="0"/>
-    <w:lsdException w:name="Dark List Accent 3" w:semiHidden="0" w:uiPriority="70" w:unhideWhenUsed="0"/>
-    <w:lsdException w:name="Colorful Shading Accent 3" w:semiHidden="0" w:uiPriority="71" w:unhideWhenUsed="0"/>
-    <w:lsdException w:name="Colorful List Accent 3" w:semiHidden="0" w:uiPriority="72" w:unhideWhenUsed="0"/>
-    <w:lsdException w:name="Colorful Grid Accent 3" w:semiHidden="0" w:uiPriority="73" w:unhideWhenUsed="0"/>
-    <w:lsdException w:name="Light Shading Accent 4" w:semiHidden="0" w:uiPriority="60" w:unhideWhenUsed="0"/>
-    <w:lsdException w:name="Light List Accent 4" w:semiHidden="0" w:uiPriority="61" w:unhideWhenUsed="0"/>
-    <w:lsdException w:name="Light Grid Accent 4" w:semiHidden="0" w:uiPriority="62" w:unhideWhenUsed="0"/>
-    <w:lsdException w:name="Medium Shading 1 Accent 4" w:semiHidden="0" w:uiPriority="63" w:unhideWhenUsed="0"/>
-    <w:lsdException w:name="Medium Shading 2 Accent 4" w:semiHidden="0" w:uiPriority="64" w:unhideWhenUsed="0"/>
-    <w:lsdException w:name="Medium List 1 Accent 4" w:semiHidden="0" w:uiPriority="65" w:unhideWhenUsed="0"/>
-    <w:lsdException w:name="Medium List 2 Accent 4" w:semiHidden="0" w:uiPriority="66" w:unhideWhenUsed="0"/>
-    <w:lsdException w:name="Medium Grid 1 Accent 4" w:semiHidden="0" w:uiPriority="67" w:unhideWhenUsed="0"/>
-    <w:lsdException w:name="Medium Grid 2 Accent 4" w:semiHidden="0" w:uiPriority="68" w:unhideWhenUsed="0"/>
-    <w:lsdException w:name="Medium Grid 3 Accent 4" w:semiHidden="0" w:uiPriority="69" w:unhideWhenUsed="0"/>
-    <w:lsdException w:name="Dark List Accent 4" w:semiHidden="0" w:uiPriority="70" w:unhideWhenUsed="0"/>
-    <w:lsdException w:name="Colorful Shading Accent 4" w:semiHidden="0" w:uiPriority="71" w:unhideWhenUsed="0"/>
-    <w:lsdException w:name="Colorful List Accent 4" w:semiHidden="0" w:uiPriority="72" w:unhideWhenUsed="0"/>
-    <w:lsdException w:name="Colorful Grid Accent 4" w:semiHidden="0" w:uiPriority="73" w:unhideWhenUsed="0"/>
-    <w:lsdException w:name="Light Shading Accent 5" w:semiHidden="0" w:uiPriority="60" w:unhideWhenUsed="0"/>
-    <w:lsdException w:name="Light List Accent 5" w:semiHidden="0" w:uiPriority="61" w:unhideWhenUsed="0"/>
-    <w:lsdException w:name="Light Grid Accent 5" w:semiHidden="0" w:uiPriority="62" w:unhideWhenUsed="0"/>
-    <w:lsdException w:name="Medium Shading 1 Accent 5" w:semiHidden="0" w:uiPriority="63" w:unhideWhenUsed="0"/>
-    <w:lsdException w:name="Medium Shading 2 Accent 5" w:semiHidden="0" w:uiPriority="64" w:unhideWhenUsed="0"/>
-    <w:lsdException w:name="Medium List 1 Accent 5" w:semiHidden="0" w:uiPriority="65" w:unhideWhenUsed="0"/>
-    <w:lsdException w:name="Medium List 2 Accent 5" w:semiHidden="0" w:uiPriority="66" w:unhideWhenUsed="0"/>
-    <w:lsdException w:name="Medium Grid 1 Accent 5" w:semiHidden="0" w:uiPriority="67" w:unhideWhenUsed="0"/>
-    <w:lsdException w:name="Medium Grid 2 Accent 5" w:semiHidden="0" w:uiPriority="68" w:unhideWhenUsed="0"/>
-    <w:lsdException w:name="Medium Grid 3 Accent 5" w:semiHidden="0" w:uiPriority="69" w:unhideWhenUsed="0"/>
-    <w:lsdException w:name="Dark List Accent 5" w:semiHidden="0" w:uiPriority="70" w:unhideWhenUsed="0"/>
-    <w:lsdException w:name="Colorful Shading Accent 5" w:semiHidden="0" w:uiPriority="71" w:unhideWhenUsed="0"/>
-    <w:lsdException w:name="Colorful List Accent 5" w:semiHidden="0" w:uiPriority="72" w:unhideWhenUsed="0"/>
-    <w:lsdException w:name="Colorful Grid Accent 5" w:semiHidden="0" w:uiPriority="73" w:unhideWhenUsed="0"/>
-    <w:lsdException w:name="Light Shading Accent 6" w:semiHidden="0" w:uiPriority="60" w:unhideWhenUsed="0"/>
-    <w:lsdException w:name="Light List Accent 6" w:semiHidden="0" w:uiPriority="61" w:unhideWhenUsed="0"/>
-    <w:lsdException w:name="Light Grid Accent 6" w:semiHidden="0" w:uiPriority="62" w:unhideWhenUsed="0"/>
-    <w:lsdException w:name="Medium Shading 1 Accent 6" w:semiHidden="0" w:uiPriority="63" w:unhideWhenUsed="0"/>
-    <w:lsdException w:name="Medium Shading 2 Accent 6" w:semiHidden="0" w:uiPriority="64" w:unhideWhenUsed="0"/>
-    <w:lsdException w:name="Medium List 1 Accent 6" w:semiHidden="0" w:uiPriority="65" w:unhideWhenUsed="0"/>
-    <w:lsdException w:name="Medium List 2 Accent 6" w:semiHidden="0" w:uiPriority="66" w:unhideWhenUsed="0"/>
-    <w:lsdException w:name="Medium Grid 1 Accent 6" w:semiHidden="0" w:uiPriority="67" w:unhideWhenUsed="0"/>
-    <w:lsdException w:name="Medium Grid 2 Accent 6" w:semiHidden="0" w:uiPriority="68" w:unhideWhenUsed="0"/>
-    <w:lsdException w:name="Medium Grid 3 Accent 6" w:semiHidden="0" w:uiPriority="69" w:unhideWhenUsed="0"/>
-    <w:lsdException w:name="Dark List Accent 6" w:semiHidden="0" w:uiPriority="70" w:unhideWhenUsed="0"/>
-    <w:lsdException w:name="Colorful Shading Accent 6" w:semiHidden="0" w:uiPriority="71" w:unhideWhenUsed="0"/>
-    <w:lsdException w:name="Colorful List Accent 6" w:semiHidden="0" w:uiPriority="72" w:unhideWhenUsed="0"/>
-    <w:lsdException w:name="Colorful Grid Accent 6" w:semiHidden="0" w:uiPriority="73" w:unhideWhenUsed="0"/>
+  <w:latentStyles w:count="260" w:defQFormat="0" w:defUnhideWhenUsed="1" w:defSemiHidden="1" w:defUIPriority="99" w:defLockedState="0">
+    <w:lsdException w:qFormat="1" w:unhideWhenUsed="0" w:uiPriority="0" w:semiHidden="0" w:name="Normal"/>
+    <w:lsdException w:qFormat="1" w:unhideWhenUsed="0" w:uiPriority="0" w:semiHidden="0" w:name="heading 1"/>
+    <w:lsdException w:qFormat="1" w:uiPriority="0" w:semiHidden="0" w:name="heading 2"/>
+    <w:lsdException w:qFormat="1" w:uiPriority="0" w:name="heading 3"/>
+    <w:lsdException w:qFormat="1" w:uiPriority="0" w:semiHidden="0" w:name="heading 4"/>
+    <w:lsdException w:qFormat="1" w:uiPriority="0" w:name="heading 5"/>
+    <w:lsdException w:qFormat="1" w:uiPriority="0" w:name="heading 6"/>
+    <w:lsdException w:qFormat="1" w:uiPriority="0" w:name="heading 7"/>
+    <w:lsdException w:qFormat="1" w:uiPriority="0" w:name="heading 8"/>
+    <w:lsdException w:qFormat="1" w:uiPriority="0" w:name="heading 9"/>
+    <w:lsdException w:unhideWhenUsed="0" w:uiPriority="0" w:semiHidden="0" w:name="index 1"/>
+    <w:lsdException w:unhideWhenUsed="0" w:uiPriority="0" w:semiHidden="0" w:name="index 2"/>
+    <w:lsdException w:unhideWhenUsed="0" w:uiPriority="0" w:semiHidden="0" w:name="index 3"/>
+    <w:lsdException w:unhideWhenUsed="0" w:uiPriority="0" w:semiHidden="0" w:name="index 4"/>
+    <w:lsdException w:unhideWhenUsed="0" w:uiPriority="0" w:semiHidden="0" w:name="index 5"/>
+    <w:lsdException w:unhideWhenUsed="0" w:uiPriority="0" w:semiHidden="0" w:name="index 6"/>
+    <w:lsdException w:unhideWhenUsed="0" w:uiPriority="0" w:semiHidden="0" w:name="index 7"/>
+    <w:lsdException w:unhideWhenUsed="0" w:uiPriority="0" w:semiHidden="0" w:name="index 8"/>
+    <w:lsdException w:unhideWhenUsed="0" w:uiPriority="0" w:semiHidden="0" w:name="index 9"/>
+    <w:lsdException w:qFormat="1" w:unhideWhenUsed="0" w:uiPriority="0" w:semiHidden="0" w:name="toc 1"/>
+    <w:lsdException w:qFormat="1" w:unhideWhenUsed="0" w:uiPriority="0" w:semiHidden="0" w:name="toc 2"/>
+    <w:lsdException w:qFormat="1" w:unhideWhenUsed="0" w:uiPriority="0" w:semiHidden="0" w:name="toc 3"/>
+    <w:lsdException w:unhideWhenUsed="0" w:uiPriority="0" w:semiHidden="0" w:name="toc 4"/>
+    <w:lsdException w:unhideWhenUsed="0" w:uiPriority="0" w:semiHidden="0" w:name="toc 5"/>
+    <w:lsdException w:unhideWhenUsed="0" w:uiPriority="0" w:semiHidden="0" w:name="toc 6"/>
+    <w:lsdException w:unhideWhenUsed="0" w:uiPriority="0" w:semiHidden="0" w:name="toc 7"/>
+    <w:lsdException w:unhideWhenUsed="0" w:uiPriority="0" w:semiHidden="0" w:name="toc 8"/>
+    <w:lsdException w:unhideWhenUsed="0" w:uiPriority="0" w:semiHidden="0" w:name="toc 9"/>
+    <w:lsdException w:unhideWhenUsed="0" w:uiPriority="0" w:semiHidden="0" w:name="Normal Indent"/>
+    <w:lsdException w:unhideWhenUsed="0" w:uiPriority="0" w:semiHidden="0" w:name="footnote text"/>
+    <w:lsdException w:qFormat="1" w:unhideWhenUsed="0" w:uiPriority="0" w:semiHidden="0" w:name="annotation text"/>
+    <w:lsdException w:qFormat="1" w:unhideWhenUsed="0" w:uiPriority="0" w:semiHidden="0" w:name="header"/>
+    <w:lsdException w:qFormat="1" w:unhideWhenUsed="0" w:uiPriority="0" w:semiHidden="0" w:name="footer"/>
+    <w:lsdException w:unhideWhenUsed="0" w:uiPriority="0" w:semiHidden="0" w:name="index heading"/>
+    <w:lsdException w:qFormat="1" w:uiPriority="0" w:name="caption"/>
+    <w:lsdException w:unhideWhenUsed="0" w:uiPriority="0" w:semiHidden="0" w:name="table of figures"/>
+    <w:lsdException w:unhideWhenUsed="0" w:uiPriority="0" w:semiHidden="0" w:name="envelope address"/>
+    <w:lsdException w:unhideWhenUsed="0" w:uiPriority="0" w:semiHidden="0" w:name="envelope return"/>
+    <w:lsdException w:unhideWhenUsed="0" w:uiPriority="0" w:semiHidden="0" w:name="footnote reference"/>
+    <w:lsdException w:unhideWhenUsed="0" w:uiPriority="0" w:semiHidden="0" w:name="annotation reference"/>
+    <w:lsdException w:unhideWhenUsed="0" w:uiPriority="0" w:semiHidden="0" w:name="line number"/>
+    <w:lsdException w:unhideWhenUsed="0" w:uiPriority="0" w:semiHidden="0" w:name="page number"/>
+    <w:lsdException w:unhideWhenUsed="0" w:uiPriority="0" w:semiHidden="0" w:name="endnote reference"/>
+    <w:lsdException w:unhideWhenUsed="0" w:uiPriority="0" w:semiHidden="0" w:name="endnote text"/>
+    <w:lsdException w:unhideWhenUsed="0" w:uiPriority="0" w:semiHidden="0" w:name="table of authorities"/>
+    <w:lsdException w:unhideWhenUsed="0" w:uiPriority="0" w:semiHidden="0" w:name="macro"/>
+    <w:lsdException w:unhideWhenUsed="0" w:uiPriority="0" w:semiHidden="0" w:name="toa heading"/>
+    <w:lsdException w:unhideWhenUsed="0" w:uiPriority="0" w:semiHidden="0" w:name="List"/>
+    <w:lsdException w:unhideWhenUsed="0" w:uiPriority="0" w:semiHidden="0" w:name="List Bullet"/>
+    <w:lsdException w:unhideWhenUsed="0" w:uiPriority="0" w:semiHidden="0" w:name="List Number"/>
+    <w:lsdException w:unhideWhenUsed="0" w:uiPriority="0" w:semiHidden="0" w:name="List 2"/>
+    <w:lsdException w:unhideWhenUsed="0" w:uiPriority="0" w:semiHidden="0" w:name="List 3"/>
+    <w:lsdException w:unhideWhenUsed="0" w:uiPriority="0" w:semiHidden="0" w:name="List 4"/>
+    <w:lsdException w:unhideWhenUsed="0" w:uiPriority="0" w:semiHidden="0" w:name="List 5"/>
+    <w:lsdException w:unhideWhenUsed="0" w:uiPriority="0" w:semiHidden="0" w:name="List Bullet 2"/>
+    <w:lsdException w:unhideWhenUsed="0" w:uiPriority="0" w:semiHidden="0" w:name="List Bullet 3"/>
+    <w:lsdException w:unhideWhenUsed="0" w:uiPriority="0" w:semiHidden="0" w:name="List Bullet 4"/>
+    <w:lsdException w:unhideWhenUsed="0" w:uiPriority="0" w:semiHidden="0" w:name="List Bullet 5"/>
+    <w:lsdException w:unhideWhenUsed="0" w:uiPriority="0" w:semiHidden="0" w:name="List Number 2"/>
+    <w:lsdException w:unhideWhenUsed="0" w:uiPriority="0" w:semiHidden="0" w:name="List Number 3"/>
+    <w:lsdException w:unhideWhenUsed="0" w:uiPriority="0" w:semiHidden="0" w:name="List Number 4"/>
+    <w:lsdException w:unhideWhenUsed="0" w:uiPriority="0" w:semiHidden="0" w:name="List Number 5"/>
+    <w:lsdException w:qFormat="1" w:unhideWhenUsed="0" w:uiPriority="0" w:semiHidden="0" w:name="Title"/>
+    <w:lsdException w:unhideWhenUsed="0" w:uiPriority="0" w:semiHidden="0" w:name="Closing"/>
+    <w:lsdException w:unhideWhenUsed="0" w:uiPriority="0" w:semiHidden="0" w:name="Signature"/>
+    <w:lsdException w:qFormat="1" w:unhideWhenUsed="0" w:uiPriority="0" w:name="Default Paragraph Font"/>
+    <w:lsdException w:qFormat="1" w:unhideWhenUsed="0" w:uiPriority="0" w:name="Body Text"/>
+    <w:lsdException w:unhideWhenUsed="0" w:uiPriority="0" w:semiHidden="0" w:name="Body Text Indent"/>
+    <w:lsdException w:unhideWhenUsed="0" w:uiPriority="0" w:semiHidden="0" w:name="List Continue"/>
+    <w:lsdException w:unhideWhenUsed="0" w:uiPriority="0" w:semiHidden="0" w:name="List Continue 2"/>
+    <w:lsdException w:unhideWhenUsed="0" w:uiPriority="0" w:semiHidden="0" w:name="List Continue 3"/>
+    <w:lsdException w:unhideWhenUsed="0" w:uiPriority="0" w:semiHidden="0" w:name="List Continue 4"/>
+    <w:lsdException w:unhideWhenUsed="0" w:uiPriority="0" w:semiHidden="0" w:name="List Continue 5"/>
+    <w:lsdException w:unhideWhenUsed="0" w:uiPriority="0" w:semiHidden="0" w:name="Message Header"/>
+    <w:lsdException w:qFormat="1" w:unhideWhenUsed="0" w:uiPriority="0" w:semiHidden="0" w:name="Subtitle"/>
+    <w:lsdException w:unhideWhenUsed="0" w:uiPriority="0" w:semiHidden="0" w:name="Salutation"/>
+    <w:lsdException w:unhideWhenUsed="0" w:uiPriority="0" w:semiHidden="0" w:name="Date"/>
+    <w:lsdException w:unhideWhenUsed="0" w:uiPriority="0" w:semiHidden="0" w:name="Body Text First Indent"/>
+    <w:lsdException w:unhideWhenUsed="0" w:uiPriority="0" w:semiHidden="0" w:name="Body Text First Indent 2"/>
+    <w:lsdException w:uiPriority="99" w:name="Note Heading"/>
+    <w:lsdException w:unhideWhenUsed="0" w:uiPriority="0" w:semiHidden="0" w:name="Body Text 2"/>
+    <w:lsdException w:unhideWhenUsed="0" w:uiPriority="0" w:semiHidden="0" w:name="Body Text 3"/>
+    <w:lsdException w:unhideWhenUsed="0" w:uiPriority="0" w:semiHidden="0" w:name="Body Text Indent 2"/>
+    <w:lsdException w:unhideWhenUsed="0" w:uiPriority="0" w:semiHidden="0" w:name="Body Text Indent 3"/>
+    <w:lsdException w:unhideWhenUsed="0" w:uiPriority="0" w:semiHidden="0" w:name="Block Text"/>
+    <w:lsdException w:unhideWhenUsed="0" w:uiPriority="0" w:semiHidden="0" w:name="Hyperlink"/>
+    <w:lsdException w:unhideWhenUsed="0" w:uiPriority="0" w:semiHidden="0" w:name="FollowedHyperlink"/>
+    <w:lsdException w:qFormat="1" w:unhideWhenUsed="0" w:uiPriority="0" w:semiHidden="0" w:name="Strong"/>
+    <w:lsdException w:qFormat="1" w:unhideWhenUsed="0" w:uiPriority="0" w:semiHidden="0" w:name="Emphasis"/>
+    <w:lsdException w:unhideWhenUsed="0" w:uiPriority="0" w:semiHidden="0" w:name="Document Map"/>
+    <w:lsdException w:unhideWhenUsed="0" w:uiPriority="0" w:semiHidden="0" w:name="Plain Text"/>
+    <w:lsdException w:unhideWhenUsed="0" w:uiPriority="0" w:semiHidden="0" w:name="E-mail Signature"/>
+    <w:lsdException w:qFormat="1" w:unhideWhenUsed="0" w:uiPriority="0" w:semiHidden="0" w:name="Normal (Web)"/>
+    <w:lsdException w:unhideWhenUsed="0" w:uiPriority="0" w:semiHidden="0" w:name="HTML Acronym"/>
+    <w:lsdException w:unhideWhenUsed="0" w:uiPriority="0" w:semiHidden="0" w:name="HTML Address"/>
+    <w:lsdException w:unhideWhenUsed="0" w:uiPriority="0" w:semiHidden="0" w:name="HTML Cite"/>
+    <w:lsdException w:unhideWhenUsed="0" w:uiPriority="0" w:semiHidden="0" w:name="HTML Code"/>
+    <w:lsdException w:unhideWhenUsed="0" w:uiPriority="0" w:semiHidden="0" w:name="HTML Definition"/>
+    <w:lsdException w:unhideWhenUsed="0" w:uiPriority="0" w:semiHidden="0" w:name="HTML Keyboard"/>
+    <w:lsdException w:unhideWhenUsed="0" w:uiPriority="0" w:semiHidden="0" w:name="HTML Preformatted"/>
+    <w:lsdException w:unhideWhenUsed="0" w:uiPriority="0" w:semiHidden="0" w:name="HTML Sample"/>
+    <w:lsdException w:unhideWhenUsed="0" w:uiPriority="0" w:semiHidden="0" w:name="HTML Typewriter"/>
+    <w:lsdException w:unhideWhenUsed="0" w:uiPriority="0" w:semiHidden="0" w:name="HTML Variable"/>
+    <w:lsdException w:qFormat="1" w:unhideWhenUsed="0" w:uiPriority="0" w:name="Normal Table"/>
+    <w:lsdException w:unhideWhenUsed="0" w:uiPriority="0" w:semiHidden="0" w:name="annotation subject"/>
+    <w:lsdException w:unhideWhenUsed="0" w:uiPriority="0" w:semiHidden="0" w:name="Table Simple 1"/>
+    <w:lsdException w:unhideWhenUsed="0" w:uiPriority="0" w:semiHidden="0" w:name="Table Simple 2"/>
+    <w:lsdException w:unhideWhenUsed="0" w:uiPriority="0" w:semiHidden="0" w:name="Table Simple 3"/>
+    <w:lsdException w:unhideWhenUsed="0" w:uiPriority="0" w:semiHidden="0" w:name="Table Classic 1"/>
+    <w:lsdException w:unhideWhenUsed="0" w:uiPriority="0" w:semiHidden="0" w:name="Table Classic 2"/>
+    <w:lsdException w:unhideWhenUsed="0" w:uiPriority="0" w:semiHidden="0" w:name="Table Classic 3"/>
+    <w:lsdException w:unhideWhenUsed="0" w:uiPriority="0" w:semiHidden="0" w:name="Table Classic 4"/>
+    <w:lsdException w:unhideWhenUsed="0" w:uiPriority="0" w:semiHidden="0" w:name="Table Colorful 1"/>
+    <w:lsdException w:unhideWhenUsed="0" w:uiPriority="0" w:semiHidden="0" w:name="Table Colorful 2"/>
+    <w:lsdException w:unhideWhenUsed="0" w:uiPriority="0" w:semiHidden="0" w:name="Table Colorful 3"/>
+    <w:lsdException w:unhideWhenUsed="0" w:uiPriority="0" w:semiHidden="0" w:name="Table Columns 1"/>
+    <w:lsdException w:unhideWhenUsed="0" w:uiPriority="0" w:semiHidden="0" w:name="Table Columns 2"/>
+    <w:lsdException w:unhideWhenUsed="0" w:uiPriority="0" w:semiHidden="0" w:name="Table Columns 3"/>
+    <w:lsdException w:unhideWhenUsed="0" w:uiPriority="0" w:semiHidden="0" w:name="Table Columns 4"/>
+    <w:lsdException w:unhideWhenUsed="0" w:uiPriority="0" w:semiHidden="0" w:name="Table Columns 5"/>
+    <w:lsdException w:unhideWhenUsed="0" w:uiPriority="0" w:semiHidden="0" w:name="Table Grid 1"/>
+    <w:lsdException w:unhideWhenUsed="0" w:uiPriority="0" w:semiHidden="0" w:name="Table Grid 2"/>
+    <w:lsdException w:unhideWhenUsed="0" w:uiPriority="0" w:semiHidden="0" w:name="Table Grid 3"/>
+    <w:lsdException w:unhideWhenUsed="0" w:uiPriority="0" w:semiHidden="0" w:name="Table Grid 4"/>
+    <w:lsdException w:unhideWhenUsed="0" w:uiPriority="0" w:semiHidden="0" w:name="Table Grid 5"/>
+    <w:lsdException w:unhideWhenUsed="0" w:uiPriority="0" w:semiHidden="0" w:name="Table Grid 6"/>
+    <w:lsdException w:unhideWhenUsed="0" w:uiPriority="0" w:semiHidden="0" w:name="Table Grid 7"/>
+    <w:lsdException w:unhideWhenUsed="0" w:uiPriority="0" w:semiHidden="0" w:name="Table Grid 8"/>
+    <w:lsdException w:unhideWhenUsed="0" w:uiPriority="0" w:semiHidden="0" w:name="Table List 1"/>
+    <w:lsdException w:unhideWhenUsed="0" w:uiPriority="0" w:semiHidden="0" w:name="Table List 2"/>
+    <w:lsdException w:unhideWhenUsed="0" w:uiPriority="0" w:semiHidden="0" w:name="Table List 3"/>
+    <w:lsdException w:unhideWhenUsed="0" w:uiPriority="0" w:semiHidden="0" w:name="Table List 4"/>
+    <w:lsdException w:unhideWhenUsed="0" w:uiPriority="0" w:semiHidden="0" w:name="Table List 5"/>
+    <w:lsdException w:unhideWhenUsed="0" w:uiPriority="0" w:semiHidden="0" w:name="Table List 6"/>
+    <w:lsdException w:unhideWhenUsed="0" w:uiPriority="0" w:semiHidden="0" w:name="Table List 7"/>
+    <w:lsdException w:unhideWhenUsed="0" w:uiPriority="0" w:semiHidden="0" w:name="Table List 8"/>
+    <w:lsdException w:unhideWhenUsed="0" w:uiPriority="0" w:semiHidden="0" w:name="Table 3D effects 1"/>
+    <w:lsdException w:unhideWhenUsed="0" w:uiPriority="0" w:semiHidden="0" w:name="Table 3D effects 2"/>
+    <w:lsdException w:unhideWhenUsed="0" w:uiPriority="0" w:semiHidden="0" w:name="Table 3D effects 3"/>
+    <w:lsdException w:unhideWhenUsed="0" w:uiPriority="0" w:semiHidden="0" w:name="Table Contemporary"/>
+    <w:lsdException w:unhideWhenUsed="0" w:uiPriority="0" w:semiHidden="0" w:name="Table Elegant"/>
+    <w:lsdException w:unhideWhenUsed="0" w:uiPriority="0" w:semiHidden="0" w:name="Table Professional"/>
+    <w:lsdException w:unhideWhenUsed="0" w:uiPriority="0" w:semiHidden="0" w:name="Table Subtle 1"/>
+    <w:lsdException w:unhideWhenUsed="0" w:uiPriority="0" w:semiHidden="0" w:name="Table Subtle 2"/>
+    <w:lsdException w:unhideWhenUsed="0" w:uiPriority="0" w:semiHidden="0" w:name="Table Web 1"/>
+    <w:lsdException w:unhideWhenUsed="0" w:uiPriority="0" w:semiHidden="0" w:name="Table Web 2"/>
+    <w:lsdException w:unhideWhenUsed="0" w:uiPriority="0" w:semiHidden="0" w:name="Table Web 3"/>
+    <w:lsdException w:unhideWhenUsed="0" w:uiPriority="0" w:semiHidden="0" w:name="Balloon Text"/>
+    <w:lsdException w:qFormat="1" w:unhideWhenUsed="0" w:uiPriority="0" w:semiHidden="0" w:name="Table Grid"/>
+    <w:lsdException w:unhideWhenUsed="0" w:uiPriority="0" w:semiHidden="0" w:name="Table Theme"/>
+    <w:lsdException w:unhideWhenUsed="0" w:uiPriority="60" w:semiHidden="0" w:name="Light Shading"/>
+    <w:lsdException w:unhideWhenUsed="0" w:uiPriority="61" w:semiHidden="0" w:name="Light List"/>
+    <w:lsdException w:unhideWhenUsed="0" w:uiPriority="62" w:semiHidden="0" w:name="Light Grid"/>
+    <w:lsdException w:unhideWhenUsed="0" w:uiPriority="63" w:semiHidden="0" w:name="Medium Shading 1"/>
+    <w:lsdException w:unhideWhenUsed="0" w:uiPriority="64" w:semiHidden="0" w:name="Medium Shading 2"/>
+    <w:lsdException w:unhideWhenUsed="0" w:uiPriority="65" w:semiHidden="0" w:name="Medium List 1"/>
+    <w:lsdException w:unhideWhenUsed="0" w:uiPriority="66" w:semiHidden="0" w:name="Medium List 2"/>
+    <w:lsdException w:unhideWhenUsed="0" w:uiPriority="67" w:semiHidden="0" w:name="Medium Grid 1"/>
+    <w:lsdException w:unhideWhenUsed="0" w:uiPriority="68" w:semiHidden="0" w:name="Medium Grid 2"/>
+    <w:lsdException w:unhideWhenUsed="0" w:uiPriority="69" w:semiHidden="0" w:name="Medium Grid 3"/>
+    <w:lsdException w:unhideWhenUsed="0" w:uiPriority="70" w:semiHidden="0" w:name="Dark List"/>
+    <w:lsdException w:unhideWhenUsed="0" w:uiPriority="71" w:semiHidden="0" w:name="Colorful Shading"/>
+    <w:lsdException w:unhideWhenUsed="0" w:uiPriority="72" w:semiHidden="0" w:name="Colorful List"/>
+    <w:lsdException w:unhideWhenUsed="0" w:uiPriority="73" w:semiHidden="0" w:name="Colorful Grid"/>
+    <w:lsdException w:unhideWhenUsed="0" w:uiPriority="60" w:semiHidden="0" w:name="Light Shading Accent 1"/>
+    <w:lsdException w:unhideWhenUsed="0" w:uiPriority="61" w:semiHidden="0" w:name="Light List Accent 1"/>
+    <w:lsdException w:unhideWhenUsed="0" w:uiPriority="62" w:semiHidden="0" w:name="Light Grid Accent 1"/>
+    <w:lsdException w:unhideWhenUsed="0" w:uiPriority="63" w:semiHidden="0" w:name="Medium Shading 1 Accent 1"/>
+    <w:lsdException w:unhideWhenUsed="0" w:uiPriority="64" w:semiHidden="0" w:name="Medium Shading 2 Accent 1"/>
+    <w:lsdException w:unhideWhenUsed="0" w:uiPriority="65" w:semiHidden="0" w:name="Medium List 1 Accent 1"/>
+    <w:lsdException w:unhideWhenUsed="0" w:uiPriority="66" w:semiHidden="0" w:name="Medium List 2 Accent 1"/>
+    <w:lsdException w:unhideWhenUsed="0" w:uiPriority="67" w:semiHidden="0" w:name="Medium Grid 1 Accent 1"/>
+    <w:lsdException w:unhideWhenUsed="0" w:uiPriority="68" w:semiHidden="0" w:name="Medium Grid 2 Accent 1"/>
+    <w:lsdException w:unhideWhenUsed="0" w:uiPriority="69" w:semiHidden="0" w:name="Medium Grid 3 Accent 1"/>
+    <w:lsdException w:unhideWhenUsed="0" w:uiPriority="70" w:semiHidden="0" w:name="Dark List Accent 1"/>
+    <w:lsdException w:unhideWhenUsed="0" w:uiPriority="71" w:semiHidden="0" w:name="Colorful Shading Accent 1"/>
+    <w:lsdException w:unhideWhenUsed="0" w:uiPriority="72" w:semiHidden="0" w:name="Colorful List Accent 1"/>
+    <w:lsdException w:unhideWhenUsed="0" w:uiPriority="73" w:semiHidden="0" w:name="Colorful Grid Accent 1"/>
+    <w:lsdException w:unhideWhenUsed="0" w:uiPriority="60" w:semiHidden="0" w:name="Light Shading Accent 2"/>
+    <w:lsdException w:unhideWhenUsed="0" w:uiPriority="61" w:semiHidden="0" w:name="Light List Accent 2"/>
+    <w:lsdException w:unhideWhenUsed="0" w:uiPriority="62" w:semiHidden="0" w:name="Light Grid Accent 2"/>
+    <w:lsdException w:unhideWhenUsed="0" w:uiPriority="63" w:semiHidden="0" w:name="Medium Shading 1 Accent 2"/>
+    <w:lsdException w:unhideWhenUsed="0" w:uiPriority="64" w:semiHidden="0" w:name="Medium Shading 2 Accent 2"/>
+    <w:lsdException w:unhideWhenUsed="0" w:uiPriority="65" w:semiHidden="0" w:name="Medium List 1 Accent 2"/>
+    <w:lsdException w:unhideWhenUsed="0" w:uiPriority="66" w:semiHidden="0" w:name="Medium List 2 Accent 2"/>
+    <w:lsdException w:unhideWhenUsed="0" w:uiPriority="67" w:semiHidden="0" w:name="Medium Grid 1 Accent 2"/>
+    <w:lsdException w:unhideWhenUsed="0" w:uiPriority="68" w:semiHidden="0" w:name="Medium Grid 2 Accent 2"/>
+    <w:lsdException w:unhideWhenUsed="0" w:uiPriority="69" w:semiHidden="0" w:name="Medium Grid 3 Accent 2"/>
+    <w:lsdException w:unhideWhenUsed="0" w:uiPriority="70" w:semiHidden="0" w:name="Dark List Accent 2"/>
+    <w:lsdException w:unhideWhenUsed="0" w:uiPriority="71" w:semiHidden="0" w:name="Colorful Shading Accent 2"/>
+    <w:lsdException w:unhideWhenUsed="0" w:uiPriority="72" w:semiHidden="0" w:name="Colorful List Accent 2"/>
+    <w:lsdException w:unhideWhenUsed="0" w:uiPriority="73" w:semiHidden="0" w:name="Colorful Grid Accent 2"/>
+    <w:lsdException w:unhideWhenUsed="0" w:uiPriority="60" w:semiHidden="0" w:name="Light Shading Accent 3"/>
+    <w:lsdException w:unhideWhenUsed="0" w:uiPriority="61" w:semiHidden="0" w:name="Light List Accent 3"/>
+    <w:lsdException w:unhideWhenUsed="0" w:uiPriority="62" w:semiHidden="0" w:name="Light Grid Accent 3"/>
+    <w:lsdException w:unhideWhenUsed="0" w:uiPriority="63" w:semiHidden="0" w:name="Medium Shading 1 Accent 3"/>
+    <w:lsdException w:unhideWhenUsed="0" w:uiPriority="64" w:semiHidden="0" w:name="Medium Shading 2 Accent 3"/>
+    <w:lsdException w:unhideWhenUsed="0" w:uiPriority="65" w:semiHidden="0" w:name="Medium List 1 Accent 3"/>
+    <w:lsdException w:unhideWhenUsed="0" w:uiPriority="66" w:semiHidden="0" w:name="Medium List 2 Accent 3"/>
+    <w:lsdException w:unhideWhenUsed="0" w:uiPriority="67" w:semiHidden="0" w:name="Medium Grid 1 Accent 3"/>
+    <w:lsdException w:unhideWhenUsed="0" w:uiPriority="68" w:semiHidden="0" w:name="Medium Grid 2 Accent 3"/>
+    <w:lsdException w:unhideWhenUsed="0" w:uiPriority="69" w:semiHidden="0" w:name="Medium Grid 3 Accent 3"/>
+    <w:lsdException w:unhideWhenUsed="0" w:uiPriority="70" w:semiHidden="0" w:name="Dark List Accent 3"/>
+    <w:lsdException w:unhideWhenUsed="0" w:uiPriority="71" w:semiHidden="0" w:name="Colorful Shading Accent 3"/>
+    <w:lsdException w:unhideWhenUsed="0" w:uiPriority="72" w:semiHidden="0" w:name="Colorful List Accent 3"/>
+    <w:lsdException w:unhideWhenUsed="0" w:uiPriority="73" w:semiHidden="0" w:name="Colorful Grid Accent 3"/>
+    <w:lsdException w:unhideWhenUsed="0" w:uiPriority="60" w:semiHidden="0" w:name="Light Shading Accent 4"/>
+    <w:lsdException w:unhideWhenUsed="0" w:uiPriority="61" w:semiHidden="0" w:name="Light List Accent 4"/>
+    <w:lsdException w:unhideWhenUsed="0" w:uiPriority="62" w:semiHidden="0" w:name="Light Grid Accent 4"/>
+    <w:lsdException w:unhideWhenUsed="0" w:uiPriority="63" w:semiHidden="0" w:name="Medium Shading 1 Accent 4"/>
+    <w:lsdException w:unhideWhenUsed="0" w:uiPriority="64" w:semiHidden="0" w:name="Medium Shading 2 Accent 4"/>
+    <w:lsdException w:unhideWhenUsed="0" w:uiPriority="65" w:semiHidden="0" w:name="Medium List 1 Accent 4"/>
+    <w:lsdException w:unhideWhenUsed="0" w:uiPriority="66" w:semiHidden="0" w:name="Medium List 2 Accent 4"/>
+    <w:lsdException w:unhideWhenUsed="0" w:uiPriority="67" w:semiHidden="0" w:name="Medium Grid 1 Accent 4"/>
+    <w:lsdException w:unhideWhenUsed="0" w:uiPriority="68" w:semiHidden="0" w:name="Medium Grid 2 Accent 4"/>
+    <w:lsdException w:unhideWhenUsed="0" w:uiPriority="69" w:semiHidden="0" w:name="Medium Grid 3 Accent 4"/>
+    <w:lsdException w:unhideWhenUsed="0" w:uiPriority="70" w:semiHidden="0" w:name="Dark List Accent 4"/>
+    <w:lsdException w:unhideWhenUsed="0" w:uiPriority="71" w:semiHidden="0" w:name="Colorful Shading Accent 4"/>
+    <w:lsdException w:unhideWhenUsed="0" w:uiPriority="72" w:semiHidden="0" w:name="Colorful List Accent 4"/>
+    <w:lsdException w:unhideWhenUsed="0" w:uiPriority="73" w:semiHidden="0" w:name="Colorful Grid Accent 4"/>
+    <w:lsdException w:unhideWhenUsed="0" w:uiPriority="60" w:semiHidden="0" w:name="Light Shading Accent 5"/>
+    <w:lsdException w:unhideWhenUsed="0" w:uiPriority="61" w:semiHidden="0" w:name="Light List Accent 5"/>
+    <w:lsdException w:unhideWhenUsed="0" w:uiPriority="62" w:semiHidden="0" w:name="Light Grid Accent 5"/>
+    <w:lsdException w:unhideWhenUsed="0" w:uiPriority="63" w:semiHidden="0" w:name="Medium Shading 1 Accent 5"/>
+    <w:lsdException w:unhideWhenUsed="0" w:uiPriority="64" w:semiHidden="0" w:name="Medium Shading 2 Accent 5"/>
+    <w:lsdException w:unhideWhenUsed="0" w:uiPriority="65" w:semiHidden="0" w:name="Medium List 1 Accent 5"/>
+    <w:lsdException w:unhideWhenUsed="0" w:uiPriority="66" w:semiHidden="0" w:name="Medium List 2 Accent 5"/>
+    <w:lsdException w:unhideWhenUsed="0" w:uiPriority="67" w:semiHidden="0" w:name="Medium Grid 1 Accent 5"/>
+    <w:lsdException w:unhideWhenUsed="0" w:uiPriority="68" w:semiHidden="0" w:name="Medium Grid 2 Accent 5"/>
+    <w:lsdException w:unhideWhenUsed="0" w:uiPriority="69" w:semiHidden="0" w:name="Medium Grid 3 Accent 5"/>
+    <w:lsdException w:unhideWhenUsed="0" w:uiPriority="70" w:semiHidden="0" w:name="Dark List Accent 5"/>
+    <w:lsdException w:unhideWhenUsed="0" w:uiPriority="71" w:semiHidden="0" w:name="Colorful Shading Accent 5"/>
+    <w:lsdException w:unhideWhenUsed="0" w:uiPriority="72" w:semiHidden="0" w:name="Colorful List Accent 5"/>
+    <w:lsdException w:unhideWhenUsed="0" w:uiPriority="73" w:semiHidden="0" w:name="Colorful Grid Accent 5"/>
+    <w:lsdException w:unhideWhenUsed="0" w:uiPriority="60" w:semiHidden="0" w:name="Light Shading Accent 6"/>
+    <w:lsdException w:unhideWhenUsed="0" w:uiPriority="61" w:semiHidden="0" w:name="Light List Accent 6"/>
+    <w:lsdException w:unhideWhenUsed="0" w:uiPriority="62" w:semiHidden="0" w:name="Light Grid Accent 6"/>
+    <w:lsdException w:unhideWhenUsed="0" w:uiPriority="63" w:semiHidden="0" w:name="Medium Shading 1 Accent 6"/>
+    <w:lsdException w:unhideWhenUsed="0" w:uiPriority="64" w:semiHidden="0" w:name="Medium Shading 2 Accent 6"/>
+    <w:lsdException w:unhideWhenUsed="0" w:uiPriority="65" w:semiHidden="0" w:name="Medium List 1 Accent 6"/>
+    <w:lsdException w:unhideWhenUsed="0" w:uiPriority="66" w:semiHidden="0" w:name="Medium List 2 Accent 6"/>
+    <w:lsdException w:unhideWhenUsed="0" w:uiPriority="67" w:semiHidden="0" w:name="Medium Grid 1 Accent 6"/>
+    <w:lsdException w:unhideWhenUsed="0" w:uiPriority="68" w:semiHidden="0" w:name="Medium Grid 2 Accent 6"/>
+    <w:lsdException w:unhideWhenUsed="0" w:uiPriority="69" w:semiHidden="0" w:name="Medium Grid 3 Accent 6"/>
+    <w:lsdException w:unhideWhenUsed="0" w:uiPriority="70" w:semiHidden="0" w:name="Dark List Accent 6"/>
+    <w:lsdException w:unhideWhenUsed="0" w:uiPriority="71" w:semiHidden="0" w:name="Colorful Shading Accent 6"/>
+    <w:lsdException w:unhideWhenUsed="0" w:uiPriority="72" w:semiHidden="0" w:name="Colorful List Accent 6"/>
+    <w:lsdException w:unhideWhenUsed="0" w:uiPriority="73" w:semiHidden="0" w:name="Colorful Grid Accent 6"/>
   </w:latentStyles>
-  <w:style w:type="paragraph" w:default="1" w:styleId="Normal">
+  <w:style w:type="paragraph" w:default="1" w:styleId="1">
     <w:name w:val="Normal"/>
     <w:qFormat/>
+    <w:uiPriority w:val="0"/>
     <w:pPr>
       <w:kinsoku w:val="0"/>
       <w:autoSpaceDE w:val="0"/>
@@ -5187,7 +5267,7 @@
       <w:textAlignment w:val="baseline"/>
     </w:pPr>
     <w:rPr>
-      <w:rFonts w:ascii="Arial" w:eastAsia="宋体" w:hAnsi="Arial" w:cs="Arial"/>
+      <w:rFonts w:ascii="Arial" w:hAnsi="Arial" w:eastAsia="宋体" w:cs="Arial"/>
       <w:snapToGrid w:val="0"/>
       <w:color w:val="000000"/>
       <w:kern w:val="0"/>
@@ -5196,11 +5276,12 @@
       <w:lang w:val="en-US" w:eastAsia="en-US" w:bidi="ar-SA"/>
     </w:rPr>
   </w:style>
-  <w:style w:type="paragraph" w:styleId="Heading1">
+  <w:style w:type="paragraph" w:styleId="2">
     <w:name w:val="heading 1"/>
-    <w:basedOn w:val="Normal"/>
-    <w:next w:val="Normal"/>
+    <w:basedOn w:val="1"/>
+    <w:next w:val="1"/>
     <w:qFormat/>
+    <w:uiPriority w:val="0"/>
     <w:pPr>
       <w:keepNext/>
       <w:keepLines/>
@@ -5218,12 +5299,13 @@
       <w:sz w:val="44"/>
     </w:rPr>
   </w:style>
-  <w:style w:type="paragraph" w:styleId="Heading2">
+  <w:style w:type="paragraph" w:styleId="3">
     <w:name w:val="heading 2"/>
-    <w:basedOn w:val="Normal"/>
-    <w:next w:val="Normal"/>
+    <w:basedOn w:val="1"/>
+    <w:next w:val="1"/>
     <w:unhideWhenUsed/>
     <w:qFormat/>
+    <w:uiPriority w:val="0"/>
     <w:pPr>
       <w:keepNext/>
       <w:keepLines/>
@@ -5236,18 +5318,19 @@
       <w:outlineLvl w:val="1"/>
     </w:pPr>
     <w:rPr>
-      <w:rFonts w:ascii="Arial" w:eastAsia="黑体" w:hAnsi="Arial"/>
+      <w:rFonts w:ascii="Arial" w:hAnsi="Arial" w:eastAsia="黑体"/>
       <w:b/>
       <w:sz w:val="32"/>
     </w:rPr>
   </w:style>
-  <w:style w:type="paragraph" w:styleId="Heading3">
+  <w:style w:type="paragraph" w:styleId="4">
     <w:name w:val="heading 3"/>
-    <w:basedOn w:val="Normal"/>
-    <w:next w:val="Normal"/>
+    <w:basedOn w:val="1"/>
+    <w:next w:val="1"/>
     <w:semiHidden/>
     <w:unhideWhenUsed/>
     <w:qFormat/>
+    <w:uiPriority w:val="0"/>
     <w:pPr>
       <w:keepNext/>
       <w:keepLines/>
@@ -5264,12 +5347,13 @@
       <w:sz w:val="32"/>
     </w:rPr>
   </w:style>
-  <w:style w:type="paragraph" w:styleId="Heading4">
+  <w:style w:type="paragraph" w:styleId="5">
     <w:name w:val="heading 4"/>
-    <w:basedOn w:val="Normal"/>
-    <w:next w:val="Normal"/>
+    <w:basedOn w:val="1"/>
+    <w:next w:val="1"/>
     <w:unhideWhenUsed/>
     <w:qFormat/>
+    <w:uiPriority w:val="0"/>
     <w:pPr>
       <w:keepNext/>
       <w:keepLines/>
@@ -5282,18 +5366,19 @@
       <w:outlineLvl w:val="3"/>
     </w:pPr>
     <w:rPr>
-      <w:rFonts w:ascii="Arial" w:eastAsia="黑体" w:hAnsi="Arial"/>
+      <w:rFonts w:ascii="Arial" w:hAnsi="Arial" w:eastAsia="黑体"/>
       <w:b/>
       <w:sz w:val="28"/>
     </w:rPr>
   </w:style>
-  <w:style w:type="paragraph" w:styleId="Heading5">
+  <w:style w:type="paragraph" w:styleId="6">
     <w:name w:val="heading 5"/>
-    <w:basedOn w:val="Normal"/>
-    <w:next w:val="Normal"/>
+    <w:basedOn w:val="1"/>
+    <w:next w:val="1"/>
     <w:semiHidden/>
     <w:unhideWhenUsed/>
     <w:qFormat/>
+    <w:uiPriority w:val="0"/>
     <w:pPr>
       <w:keepNext/>
       <w:keepLines/>
@@ -5310,13 +5395,14 @@
       <w:sz w:val="28"/>
     </w:rPr>
   </w:style>
-  <w:style w:type="paragraph" w:styleId="Heading6">
+  <w:style w:type="paragraph" w:styleId="7">
     <w:name w:val="heading 6"/>
-    <w:basedOn w:val="Normal"/>
-    <w:next w:val="Normal"/>
+    <w:basedOn w:val="1"/>
+    <w:next w:val="1"/>
     <w:semiHidden/>
     <w:unhideWhenUsed/>
     <w:qFormat/>
+    <w:uiPriority w:val="0"/>
     <w:pPr>
       <w:keepNext/>
       <w:keepLines/>
@@ -5329,18 +5415,19 @@
       <w:outlineLvl w:val="5"/>
     </w:pPr>
     <w:rPr>
-      <w:rFonts w:ascii="Arial" w:eastAsia="黑体" w:hAnsi="Arial"/>
+      <w:rFonts w:ascii="Arial" w:hAnsi="Arial" w:eastAsia="黑体"/>
       <w:b/>
       <w:sz w:val="24"/>
     </w:rPr>
   </w:style>
-  <w:style w:type="paragraph" w:styleId="Heading7">
+  <w:style w:type="paragraph" w:styleId="8">
     <w:name w:val="heading 7"/>
-    <w:basedOn w:val="Normal"/>
-    <w:next w:val="Normal"/>
+    <w:basedOn w:val="1"/>
+    <w:next w:val="1"/>
     <w:semiHidden/>
     <w:unhideWhenUsed/>
     <w:qFormat/>
+    <w:uiPriority w:val="0"/>
     <w:pPr>
       <w:keepNext/>
       <w:keepLines/>
@@ -5357,13 +5444,14 @@
       <w:sz w:val="24"/>
     </w:rPr>
   </w:style>
-  <w:style w:type="paragraph" w:styleId="Heading8">
+  <w:style w:type="paragraph" w:styleId="9">
     <w:name w:val="heading 8"/>
-    <w:basedOn w:val="Normal"/>
-    <w:next w:val="Normal"/>
+    <w:basedOn w:val="1"/>
+    <w:next w:val="1"/>
     <w:semiHidden/>
     <w:unhideWhenUsed/>
     <w:qFormat/>
+    <w:uiPriority w:val="0"/>
     <w:pPr>
       <w:keepNext/>
       <w:keepLines/>
@@ -5376,17 +5464,18 @@
       <w:outlineLvl w:val="7"/>
     </w:pPr>
     <w:rPr>
-      <w:rFonts w:ascii="Arial" w:eastAsia="黑体" w:hAnsi="Arial"/>
+      <w:rFonts w:ascii="Arial" w:hAnsi="Arial" w:eastAsia="黑体"/>
       <w:sz w:val="24"/>
     </w:rPr>
   </w:style>
-  <w:style w:type="paragraph" w:styleId="Heading9">
+  <w:style w:type="paragraph" w:styleId="10">
     <w:name w:val="heading 9"/>
-    <w:basedOn w:val="Normal"/>
-    <w:next w:val="Normal"/>
+    <w:basedOn w:val="1"/>
+    <w:next w:val="1"/>
     <w:semiHidden/>
     <w:unhideWhenUsed/>
     <w:qFormat/>
+    <w:uiPriority w:val="0"/>
     <w:pPr>
       <w:keepNext/>
       <w:keepLines/>
@@ -5399,19 +5488,21 @@
       <w:outlineLvl w:val="8"/>
     </w:pPr>
     <w:rPr>
-      <w:rFonts w:ascii="Arial" w:eastAsia="黑体" w:hAnsi="Arial"/>
+      <w:rFonts w:ascii="Arial" w:hAnsi="Arial" w:eastAsia="黑体"/>
       <w:sz w:val="21"/>
     </w:rPr>
   </w:style>
-  <w:style w:type="character" w:default="1" w:styleId="DefaultParagraphFont">
+  <w:style w:type="character" w:default="1" w:styleId="22">
     <w:name w:val="Default Paragraph Font"/>
     <w:semiHidden/>
     <w:qFormat/>
+    <w:uiPriority w:val="0"/>
   </w:style>
-  <w:style w:type="table" w:default="1" w:styleId="TableNormal">
+  <w:style w:type="table" w:default="1" w:styleId="20">
     <w:name w:val="Normal Table"/>
     <w:semiHidden/>
     <w:qFormat/>
+    <w:uiPriority w:val="0"/>
     <w:tblPr>
       <w:tblCellMar>
         <w:top w:w="0" w:type="dxa"/>
@@ -5421,39 +5512,43 @@
       </w:tblCellMar>
     </w:tblPr>
   </w:style>
-  <w:style w:type="paragraph" w:styleId="CommentText">
+  <w:style w:type="paragraph" w:styleId="11">
     <w:name w:val="annotation text"/>
-    <w:basedOn w:val="Normal"/>
+    <w:basedOn w:val="1"/>
     <w:qFormat/>
+    <w:uiPriority w:val="0"/>
     <w:pPr>
       <w:jc w:val="left"/>
     </w:pPr>
   </w:style>
-  <w:style w:type="paragraph" w:styleId="BodyText">
+  <w:style w:type="paragraph" w:styleId="12">
     <w:name w:val="Body Text"/>
-    <w:basedOn w:val="Normal"/>
+    <w:basedOn w:val="1"/>
     <w:semiHidden/>
     <w:qFormat/>
+    <w:uiPriority w:val="0"/>
     <w:rPr>
-      <w:rFonts w:ascii="Arial" w:eastAsia="Arial" w:hAnsi="Arial" w:cs="Arial"/>
+      <w:rFonts w:ascii="Arial" w:hAnsi="Arial" w:eastAsia="Arial" w:cs="Arial"/>
       <w:sz w:val="21"/>
       <w:szCs w:val="21"/>
       <w:lang w:val="en-US" w:eastAsia="en-US" w:bidi="ar-SA"/>
     </w:rPr>
   </w:style>
-  <w:style w:type="paragraph" w:styleId="TOC3">
+  <w:style w:type="paragraph" w:styleId="13">
     <w:name w:val="toc 3"/>
-    <w:basedOn w:val="Normal"/>
-    <w:next w:val="Normal"/>
+    <w:basedOn w:val="1"/>
+    <w:next w:val="1"/>
     <w:qFormat/>
+    <w:uiPriority w:val="0"/>
     <w:pPr>
       <w:ind w:left="840" w:leftChars="400"/>
     </w:pPr>
   </w:style>
-  <w:style w:type="paragraph" w:styleId="Footer">
+  <w:style w:type="paragraph" w:styleId="14">
     <w:name w:val="footer"/>
-    <w:basedOn w:val="Normal"/>
+    <w:basedOn w:val="1"/>
     <w:qFormat/>
+    <w:uiPriority w:val="0"/>
     <w:pPr>
       <w:tabs>
         <w:tab w:val="center" w:pos="4153"/>
@@ -5466,16 +5561,17 @@
       <w:sz w:val="18"/>
     </w:rPr>
   </w:style>
-  <w:style w:type="paragraph" w:styleId="Header">
+  <w:style w:type="paragraph" w:styleId="15">
     <w:name w:val="header"/>
-    <w:basedOn w:val="Normal"/>
+    <w:basedOn w:val="1"/>
     <w:qFormat/>
+    <w:uiPriority w:val="0"/>
     <w:pPr>
       <w:pBdr>
-        <w:top w:val="nil"/>
-        <w:left w:val="nil"/>
-        <w:bottom w:val="nil"/>
-        <w:right w:val="nil"/>
+        <w:top w:val="none" w:color="auto" w:sz="0" w:space="0"/>
+        <w:left w:val="none" w:color="auto" w:sz="0" w:space="0"/>
+        <w:bottom w:val="none" w:color="auto" w:sz="0" w:space="0"/>
+        <w:right w:val="none" w:color="auto" w:sz="0" w:space="0"/>
       </w:pBdr>
       <w:tabs>
         <w:tab w:val="center" w:pos="4153"/>
@@ -5490,37 +5586,41 @@
       <w:sz w:val="18"/>
     </w:rPr>
   </w:style>
-  <w:style w:type="paragraph" w:styleId="TOC1">
+  <w:style w:type="paragraph" w:styleId="16">
     <w:name w:val="toc 1"/>
-    <w:basedOn w:val="Normal"/>
-    <w:next w:val="Normal"/>
+    <w:basedOn w:val="1"/>
+    <w:next w:val="1"/>
     <w:qFormat/>
+    <w:uiPriority w:val="0"/>
     <w:rPr>
-      <w:rFonts w:ascii="Arial" w:eastAsia="Microsoft JhengHei" w:hAnsi="Arial"/>
+      <w:rFonts w:ascii="Arial" w:hAnsi="Arial" w:eastAsia="Microsoft JhengHei"/>
       <w:sz w:val="24"/>
     </w:rPr>
   </w:style>
-  <w:style w:type="paragraph" w:styleId="TOC2">
+  <w:style w:type="paragraph" w:styleId="17">
     <w:name w:val="toc 2"/>
-    <w:basedOn w:val="Normal"/>
-    <w:next w:val="Normal"/>
+    <w:basedOn w:val="1"/>
+    <w:next w:val="1"/>
     <w:qFormat/>
+    <w:uiPriority w:val="0"/>
     <w:pPr>
       <w:ind w:left="420" w:leftChars="200"/>
     </w:pPr>
   </w:style>
-  <w:style w:type="paragraph" w:styleId="NormalWeb">
+  <w:style w:type="paragraph" w:styleId="18">
     <w:name w:val="Normal (Web)"/>
-    <w:basedOn w:val="Normal"/>
+    <w:basedOn w:val="1"/>
     <w:qFormat/>
+    <w:uiPriority w:val="0"/>
     <w:rPr>
       <w:sz w:val="24"/>
     </w:rPr>
   </w:style>
-  <w:style w:type="paragraph" w:styleId="Title">
+  <w:style w:type="paragraph" w:styleId="19">
     <w:name w:val="Title"/>
-    <w:basedOn w:val="Normal"/>
+    <w:basedOn w:val="1"/>
     <w:qFormat/>
+    <w:uiPriority w:val="0"/>
     <w:pPr>
       <w:spacing w:before="240" w:beforeLines="0" w:beforeAutospacing="0" w:after="60" w:afterLines="0" w:afterAutospacing="0"/>
       <w:jc w:val="center"/>
@@ -5532,68 +5632,73 @@
       <w:sz w:val="32"/>
     </w:rPr>
   </w:style>
-  <w:style w:type="table" w:styleId="TableGrid">
+  <w:style w:type="table" w:styleId="21">
     <w:name w:val="Table Grid"/>
-    <w:basedOn w:val="TableNormal"/>
+    <w:basedOn w:val="20"/>
     <w:qFormat/>
+    <w:uiPriority w:val="0"/>
     <w:pPr>
       <w:widowControl w:val="0"/>
       <w:jc w:val="both"/>
     </w:pPr>
     <w:tblPr>
       <w:tblBorders>
-        <w:top w:val="single" w:sz="4" w:space="0" w:color="auto"/>
-        <w:left w:val="single" w:sz="4" w:space="0" w:color="auto"/>
-        <w:bottom w:val="single" w:sz="4" w:space="0" w:color="auto"/>
-        <w:right w:val="single" w:sz="4" w:space="0" w:color="auto"/>
-        <w:insideH w:val="single" w:sz="4" w:space="0" w:color="auto"/>
-        <w:insideV w:val="single" w:sz="4" w:space="0" w:color="auto"/>
+        <w:top w:val="single" w:color="auto" w:sz="4" w:space="0"/>
+        <w:left w:val="single" w:color="auto" w:sz="4" w:space="0"/>
+        <w:bottom w:val="single" w:color="auto" w:sz="4" w:space="0"/>
+        <w:right w:val="single" w:color="auto" w:sz="4" w:space="0"/>
+        <w:insideH w:val="single" w:color="auto" w:sz="4" w:space="0"/>
+        <w:insideV w:val="single" w:color="auto" w:sz="4" w:space="0"/>
       </w:tblBorders>
     </w:tblPr>
   </w:style>
-  <w:style w:type="character" w:styleId="Strong">
+  <w:style w:type="character" w:styleId="23">
     <w:name w:val="Strong"/>
-    <w:basedOn w:val="DefaultParagraphFont"/>
+    <w:basedOn w:val="22"/>
     <w:qFormat/>
+    <w:uiPriority w:val="0"/>
     <w:rPr>
       <w:b/>
     </w:rPr>
   </w:style>
-  <w:style w:type="paragraph" w:customStyle="1" w:styleId="a">
+  <w:style w:type="paragraph" w:customStyle="1" w:styleId="24">
     <w:name w:val="柴_公司名"/>
-    <w:basedOn w:val="Title"/>
+    <w:basedOn w:val="19"/>
     <w:qFormat/>
+    <w:uiPriority w:val="0"/>
     <w:pPr>
       <w:spacing w:after="600" w:afterLines="600"/>
     </w:pPr>
     <w:rPr>
-      <w:rFonts w:ascii="宋体" w:eastAsia="宋体" w:hAnsi="宋体" w:cs="宋体" w:hint="eastAsia"/>
+      <w:rFonts w:hint="eastAsia" w:ascii="宋体" w:hAnsi="宋体" w:eastAsia="宋体" w:cs="宋体"/>
       <w:bCs/>
       <w:spacing w:val="-6"/>
       <w:sz w:val="52"/>
       <w:szCs w:val="52"/>
     </w:rPr>
   </w:style>
-  <w:style w:type="paragraph" w:customStyle="1" w:styleId="a0">
+  <w:style w:type="paragraph" w:customStyle="1" w:styleId="25">
     <w:name w:val="柴_文档名"/>
-    <w:basedOn w:val="Title"/>
+    <w:basedOn w:val="19"/>
     <w:qFormat/>
+    <w:uiPriority w:val="0"/>
     <w:pPr>
       <w:spacing w:after="900" w:afterLines="900"/>
     </w:pPr>
     <w:rPr>
-      <w:rFonts w:ascii="黑体" w:eastAsia="黑体" w:hAnsi="黑体" w:cs="黑体"/>
+      <w:rFonts w:ascii="黑体" w:hAnsi="黑体" w:eastAsia="黑体" w:cs="黑体"/>
       <w:bCs/>
       <w:spacing w:val="-7"/>
       <w:sz w:val="52"/>
       <w:szCs w:val="52"/>
     </w:rPr>
   </w:style>
-  <w:style w:type="table" w:customStyle="1" w:styleId="TableNormal0">
+  <w:style w:type="table" w:customStyle="1" w:styleId="26">
     <w:name w:val="Table Normal_0"/>
     <w:semiHidden/>
     <w:unhideWhenUsed/>
     <w:qFormat/>
+    <w:uiPriority w:val="0"/>
     <w:tblPr>
       <w:tblCellMar>
         <w:top w:w="0" w:type="dxa"/>
@@ -5603,81 +5708,87 @@
       </w:tblCellMar>
     </w:tblPr>
   </w:style>
-  <w:style w:type="paragraph" w:customStyle="1" w:styleId="TableText">
+  <w:style w:type="paragraph" w:customStyle="1" w:styleId="27">
     <w:name w:val="Table Text"/>
-    <w:basedOn w:val="Normal"/>
+    <w:basedOn w:val="1"/>
     <w:semiHidden/>
     <w:qFormat/>
+    <w:uiPriority w:val="0"/>
     <w:rPr>
-      <w:rFonts w:ascii="宋体" w:eastAsia="宋体" w:hAnsi="宋体" w:cs="宋体"/>
+      <w:rFonts w:ascii="宋体" w:hAnsi="宋体" w:eastAsia="宋体" w:cs="宋体"/>
       <w:sz w:val="21"/>
       <w:szCs w:val="21"/>
       <w:lang w:val="en-US" w:eastAsia="en-US" w:bidi="ar-SA"/>
     </w:rPr>
   </w:style>
-  <w:style w:type="paragraph" w:customStyle="1" w:styleId="1">
+  <w:style w:type="paragraph" w:customStyle="1" w:styleId="28">
     <w:name w:val="柴_标题1"/>
-    <w:basedOn w:val="Heading1"/>
-    <w:next w:val="a1"/>
-    <w:link w:val="1Char"/>
+    <w:basedOn w:val="2"/>
+    <w:next w:val="29"/>
+    <w:link w:val="38"/>
     <w:qFormat/>
+    <w:uiPriority w:val="0"/>
     <w:pPr>
       <w:spacing w:before="100" w:after="90" w:line="360" w:lineRule="auto"/>
     </w:pPr>
     <w:rPr>
-      <w:rFonts w:ascii="Arial" w:eastAsia="宋体" w:hAnsi="Arial"/>
+      <w:rFonts w:ascii="Arial" w:hAnsi="Arial" w:eastAsia="宋体"/>
       <w:sz w:val="32"/>
     </w:rPr>
   </w:style>
-  <w:style w:type="paragraph" w:customStyle="1" w:styleId="a1">
+  <w:style w:type="paragraph" w:customStyle="1" w:styleId="29">
     <w:name w:val="柴_正文"/>
-    <w:basedOn w:val="BodyText"/>
-    <w:link w:val="Char"/>
+    <w:basedOn w:val="12"/>
+    <w:link w:val="41"/>
     <w:qFormat/>
+    <w:uiPriority w:val="0"/>
     <w:pPr>
       <w:spacing w:line="360" w:lineRule="auto"/>
       <w:ind w:firstLine="470" w:firstLineChars="200"/>
     </w:pPr>
     <w:rPr>
-      <w:rFonts w:ascii="Arial" w:eastAsia="宋体" w:hAnsi="Arial"/>
+      <w:rFonts w:ascii="Arial" w:hAnsi="Arial" w:eastAsia="宋体"/>
       <w:sz w:val="24"/>
       <w:lang w:eastAsia="zh-CN"/>
     </w:rPr>
   </w:style>
-  <w:style w:type="paragraph" w:customStyle="1" w:styleId="2">
+  <w:style w:type="paragraph" w:customStyle="1" w:styleId="30">
     <w:name w:val="柴_标题2"/>
-    <w:basedOn w:val="Heading2"/>
-    <w:next w:val="a1"/>
+    <w:basedOn w:val="3"/>
+    <w:next w:val="29"/>
     <w:qFormat/>
+    <w:uiPriority w:val="0"/>
     <w:pPr>
       <w:spacing w:line="360" w:lineRule="auto"/>
     </w:pPr>
     <w:rPr>
-      <w:rFonts w:ascii="Arial" w:eastAsia="宋体" w:hAnsi="Arial"/>
+      <w:rFonts w:ascii="Arial" w:hAnsi="Arial" w:eastAsia="宋体"/>
       <w:sz w:val="28"/>
     </w:rPr>
   </w:style>
-  <w:style w:type="paragraph" w:customStyle="1" w:styleId="3">
+  <w:style w:type="paragraph" w:customStyle="1" w:styleId="31">
     <w:name w:val="柴_标题3"/>
-    <w:basedOn w:val="Heading3"/>
-    <w:next w:val="a1"/>
+    <w:basedOn w:val="4"/>
+    <w:next w:val="29"/>
     <w:qFormat/>
+    <w:uiPriority w:val="0"/>
     <w:pPr>
       <w:spacing w:line="360" w:lineRule="auto"/>
       <w:ind w:left="0" w:firstLine="472" w:firstLineChars="200"/>
     </w:pPr>
     <w:rPr>
-      <w:rFonts w:ascii="宋体" w:eastAsia="宋体" w:hAnsi="宋体" w:cs="宋体"/>
+      <w:rFonts w:ascii="宋体" w:hAnsi="宋体" w:eastAsia="宋体" w:cs="宋体"/>
       <w:spacing w:val="-2"/>
       <w:sz w:val="24"/>
       <w:szCs w:val="24"/>
     </w:rPr>
   </w:style>
-  <w:style w:type="paragraph" w:customStyle="1" w:styleId="a2">
+  <w:style w:type="paragraph" w:customStyle="1" w:styleId="32">
     <w:name w:val="柴_目录"/>
-    <w:basedOn w:val="Normal"/>
-    <w:next w:val="BodyText"/>
+    <w:basedOn w:val="1"/>
+    <w:next w:val="12"/>
     <w:qFormat/>
+    <w:uiPriority w:val="0"/>
     <w:pPr>
       <w:tabs>
         <w:tab w:val="right" w:leader="dot" w:pos="8442"/>
@@ -5685,59 +5796,64 @@
       <w:ind w:left="0" w:leftChars="0"/>
     </w:pPr>
     <w:rPr>
-      <w:rFonts w:ascii="Arial" w:eastAsia="Microsoft JhengHei" w:hAnsi="Arial"/>
+      <w:rFonts w:ascii="Arial" w:hAnsi="Arial" w:eastAsia="Microsoft JhengHei"/>
       <w:sz w:val="24"/>
     </w:rPr>
   </w:style>
-  <w:style w:type="paragraph" w:customStyle="1" w:styleId="WPSOffice1">
+  <w:style w:type="paragraph" w:customStyle="1" w:styleId="33">
     <w:name w:val="WPSOffice手动目录 1"/>
     <w:qFormat/>
+    <w:uiPriority w:val="0"/>
     <w:pPr>
       <w:ind w:leftChars="0"/>
     </w:pPr>
     <w:rPr>
-      <w:rFonts w:ascii="Times New Roman" w:eastAsia="宋体" w:hAnsi="Times New Roman" w:cs="Times New Roman"/>
+      <w:rFonts w:ascii="Times New Roman" w:hAnsi="Times New Roman" w:eastAsia="宋体" w:cs="Times New Roman"/>
       <w:sz w:val="20"/>
       <w:szCs w:val="20"/>
     </w:rPr>
   </w:style>
-  <w:style w:type="paragraph" w:customStyle="1" w:styleId="WPSOffice2">
+  <w:style w:type="paragraph" w:customStyle="1" w:styleId="34">
     <w:name w:val="WPSOffice手动目录 2"/>
     <w:qFormat/>
+    <w:uiPriority w:val="0"/>
     <w:pPr>
       <w:ind w:leftChars="200"/>
     </w:pPr>
     <w:rPr>
-      <w:rFonts w:ascii="Times New Roman" w:eastAsia="宋体" w:hAnsi="Times New Roman" w:cs="Times New Roman"/>
+      <w:rFonts w:ascii="Times New Roman" w:hAnsi="Times New Roman" w:eastAsia="宋体" w:cs="Times New Roman"/>
       <w:sz w:val="20"/>
       <w:szCs w:val="20"/>
     </w:rPr>
   </w:style>
-  <w:style w:type="paragraph" w:customStyle="1" w:styleId="WPSOffice3">
+  <w:style w:type="paragraph" w:customStyle="1" w:styleId="35">
     <w:name w:val="WPSOffice手动目录 3"/>
     <w:qFormat/>
+    <w:uiPriority w:val="0"/>
     <w:pPr>
       <w:ind w:leftChars="400"/>
     </w:pPr>
     <w:rPr>
-      <w:rFonts w:ascii="Times New Roman" w:eastAsia="宋体" w:hAnsi="Times New Roman" w:cs="Times New Roman"/>
+      <w:rFonts w:ascii="Times New Roman" w:hAnsi="Times New Roman" w:eastAsia="宋体" w:cs="Times New Roman"/>
       <w:sz w:val="20"/>
       <w:szCs w:val="20"/>
     </w:rPr>
   </w:style>
-  <w:style w:type="paragraph" w:customStyle="1" w:styleId="Compact">
+  <w:style w:type="paragraph" w:customStyle="1" w:styleId="36">
     <w:name w:val="Compact"/>
-    <w:basedOn w:val="BodyText"/>
+    <w:basedOn w:val="12"/>
     <w:qFormat/>
+    <w:uiPriority w:val="0"/>
     <w:pPr>
       <w:spacing w:before="36" w:after="36"/>
     </w:pPr>
   </w:style>
-  <w:style w:type="table" w:customStyle="1" w:styleId="Table">
+  <w:style w:type="table" w:customStyle="1" w:styleId="37">
     <w:name w:val="Table"/>
     <w:semiHidden/>
     <w:unhideWhenUsed/>
     <w:qFormat/>
+    <w:uiPriority w:val="0"/>
     <w:tblPr>
       <w:tblCellMar>
         <w:top w:w="0" w:type="dxa"/>
@@ -5749,25 +5865,27 @@
     <w:tblStylePr w:type="firstRow">
       <w:tcPr>
         <w:tcBorders>
-          <w:bottom w:val="single" w:sz="0" w:space="0" w:color="auto"/>
+          <w:bottom w:val="single" w:color="auto" w:sz="0" w:space="0"/>
         </w:tcBorders>
         <w:vAlign w:val="bottom"/>
       </w:tcPr>
     </w:tblStylePr>
   </w:style>
-  <w:style w:type="character" w:customStyle="1" w:styleId="1Char">
+  <w:style w:type="character" w:customStyle="1" w:styleId="38">
     <w:name w:val="柴_标题1 Char"/>
-    <w:link w:val="1"/>
+    <w:link w:val="28"/>
     <w:qFormat/>
+    <w:uiPriority w:val="0"/>
     <w:rPr>
-      <w:rFonts w:ascii="Arial" w:eastAsia="宋体" w:hAnsi="Arial"/>
+      <w:rFonts w:ascii="Arial" w:hAnsi="Arial" w:eastAsia="宋体"/>
       <w:sz w:val="32"/>
     </w:rPr>
   </w:style>
-  <w:style w:type="paragraph" w:customStyle="1" w:styleId="a3">
+  <w:style w:type="paragraph" w:customStyle="1" w:styleId="39">
     <w:name w:val="柴_正文_无缩进"/>
-    <w:basedOn w:val="Normal"/>
+    <w:basedOn w:val="1"/>
     <w:qFormat/>
+    <w:uiPriority w:val="0"/>
     <w:pPr>
       <w:ind w:firstLine="0" w:firstLineChars="0"/>
     </w:pPr>
@@ -5777,38 +5895,41 @@
       <w:lang w:eastAsia="zh-CN"/>
     </w:rPr>
   </w:style>
-  <w:style w:type="paragraph" w:customStyle="1" w:styleId="4">
+  <w:style w:type="paragraph" w:customStyle="1" w:styleId="40">
     <w:name w:val="柴_标题4"/>
-    <w:basedOn w:val="Heading4"/>
-    <w:next w:val="Normal"/>
+    <w:basedOn w:val="5"/>
+    <w:next w:val="1"/>
     <w:qFormat/>
+    <w:uiPriority w:val="0"/>
     <w:pPr>
       <w:widowControl w:val="0"/>
       <w:spacing w:before="160" w:line="360" w:lineRule="auto"/>
-      <w:ind w:left="981" w:hanging="862" w:leftChars="300"/>
+      <w:ind w:left="981" w:leftChars="300" w:hanging="862"/>
     </w:pPr>
     <w:rPr>
-      <w:rFonts w:ascii="Calibri" w:eastAsia="宋体" w:hAnsi="Calibri" w:cs="宋体" w:hint="eastAsia"/>
+      <w:rFonts w:hint="eastAsia" w:ascii="Calibri" w:hAnsi="Calibri" w:eastAsia="宋体" w:cs="宋体"/>
       <w:sz w:val="24"/>
       <w:szCs w:val="24"/>
       <w:lang w:eastAsia="zh-CN" w:bidi="zh-CN"/>
     </w:rPr>
   </w:style>
-  <w:style w:type="character" w:customStyle="1" w:styleId="Char">
+  <w:style w:type="character" w:customStyle="1" w:styleId="41">
     <w:name w:val="柴_正文 Char"/>
-    <w:link w:val="a1"/>
+    <w:link w:val="29"/>
     <w:qFormat/>
+    <w:uiPriority w:val="0"/>
     <w:rPr>
-      <w:rFonts w:ascii="Arial" w:eastAsia="宋体" w:hAnsi="Arial"/>
+      <w:rFonts w:ascii="Arial" w:hAnsi="Arial" w:eastAsia="宋体"/>
       <w:sz w:val="24"/>
       <w:lang w:eastAsia="zh-CN"/>
     </w:rPr>
   </w:style>
-  <w:style w:type="table" w:customStyle="1" w:styleId="TableNormal00">
+  <w:style w:type="table" w:customStyle="1" w:styleId="42">
     <w:name w:val="Table Normal_0_0"/>
     <w:semiHidden/>
     <w:unhideWhenUsed/>
     <w:qFormat/>
+    <w:uiPriority w:val="0"/>
     <w:tblPr>
       <w:tblCellMar>
         <w:top w:w="0" w:type="dxa"/>
@@ -5818,11 +5939,12 @@
       </w:tblCellMar>
     </w:tblPr>
   </w:style>
-  <w:style w:type="table" w:customStyle="1" w:styleId="TableNormal1">
+  <w:style w:type="table" w:customStyle="1" w:styleId="43">
     <w:name w:val="Table Normal_1"/>
     <w:semiHidden/>
     <w:unhideWhenUsed/>
     <w:qFormat/>
+    <w:uiPriority w:val="0"/>
     <w:tblPr>
       <w:tblCellMar>
         <w:top w:w="0" w:type="dxa"/>
